--- a/CAPSTONE/bus311-capstone-cfo-decision-menu.docx
+++ b/CAPSTONE/bus311-capstone-cfo-decision-menu.docx
@@ -4,597 +4,71 @@
   <w:body>
     <w:p>
       <w:pPr>
-        <w:keepNext/>
-        <w:spacing w:before="200" w:after="80"/>
+        <w:spacing w:after="40"/>
       </w:pPr>
       <w:r>
         <w:rPr>
-          <w:rFonts w:ascii="Calibri" w:hAnsi="Calibri"/>
+          <w:rFonts w:ascii="Aptos" w:hAnsi="Aptos"/>
           <w:b/>
           <w:i w:val="0"/>
-          <w:color w:val="17365D"/>
-          <w:sz w:val="48"/>
+          <w:color w:val="9C4A2B"/>
+          <w:sz w:val="19"/>
         </w:rPr>
-        <w:t>BUS311 Capstone Milestone 1</w:t>
+        <w:t>BUS311 CAPSTONE STAGE 1</w:t>
       </w:r>
     </w:p>
     <w:p>
       <w:pPr>
-        <w:pStyle w:val="Subtitle"/>
+        <w:keepNext/>
+        <w:spacing w:after="100"/>
       </w:pPr>
       <w:r>
         <w:rPr>
-          <w:rFonts w:ascii="Calibri" w:hAnsi="Calibri"/>
-          <w:b w:val="0"/>
+          <w:rFonts w:ascii="Aptos Display" w:hAnsi="Aptos Display"/>
+          <w:b/>
           <w:i w:val="0"/>
-          <w:color w:val="5B6573"/>
-          <w:sz w:val="26"/>
+          <w:color w:val="152536"/>
+          <w:sz w:val="44"/>
         </w:rPr>
-        <w:t>CFO Decision Menu and Student Guide | 5 points</w:t>
+        <w:t>Company Research and Potential CFO Decision Starter</w:t>
       </w:r>
     </w:p>
     <w:p>
       <w:pPr>
-        <w:spacing w:after="40" w:line="240" w:lineRule="auto"/>
+        <w:spacing w:after="200"/>
       </w:pPr>
       <w:r>
         <w:rPr>
-          <w:rFonts w:ascii="Calibri" w:hAnsi="Calibri"/>
-          <w:b/>
-          <w:i w:val="0"/>
-          <w:color w:val="17365D"/>
-          <w:sz w:val="21"/>
-        </w:rPr>
-        <w:t xml:space="preserve">Project: </w:t>
-      </w:r>
-      <w:r>
-        <w:rPr>
-          <w:rFonts w:ascii="Calibri" w:hAnsi="Calibri"/>
+          <w:rFonts w:ascii="Aptos" w:hAnsi="Aptos"/>
           <w:b w:val="0"/>
           <w:i w:val="0"/>
-          <w:color w:val="1F2937"/>
-          <w:sz w:val="21"/>
+          <w:color w:val="5B6472"/>
+          <w:sz w:val="18"/>
         </w:rPr>
-        <w:t>Individual analysis of one publicly traded U.S. company</w:t>
+        <w:t>5 points  |  Fall 2026  |  Approved student release  |  Source v1.3.0</w:t>
       </w:r>
     </w:p>
     <w:p>
       <w:pPr>
-        <w:spacing w:after="40" w:line="240" w:lineRule="auto"/>
+        <w:pBdr>
+          <w:bottom w:val="single" w:sz="14" w:space="1" w:color="C18A42"/>
+        </w:pBdr>
+        <w:spacing w:after="160"/>
+      </w:pPr>
+    </w:p>
+    <w:p>
+      <w:pPr>
+        <w:spacing w:after="100"/>
       </w:pPr>
       <w:r>
         <w:rPr>
-          <w:rFonts w:ascii="Calibri" w:hAnsi="Calibri"/>
-          <w:b/>
+          <w:rFonts w:ascii="Aptos" w:hAnsi="Aptos"/>
+          <w:b w:val="0"/>
           <w:i w:val="0"/>
-          <w:color w:val="17365D"/>
+          <w:color w:val="1A1F2C"/>
           <w:sz w:val="21"/>
         </w:rPr>
-        <w:t xml:space="preserve">Audience: </w:t>
-      </w:r>
-      <w:r>
-        <w:rPr>
-          <w:rFonts w:ascii="Calibri" w:hAnsi="Calibri"/>
-          <w:b w:val="0"/>
-          <w:i w:val="0"/>
-          <w:color w:val="1F2937"/>
-          <w:sz w:val="21"/>
-        </w:rPr>
-        <w:t>The selected company's CFO and Board</w:t>
-      </w:r>
-    </w:p>
-    <w:p>
-      <w:pPr>
-        <w:spacing w:after="40" w:line="240" w:lineRule="auto"/>
-      </w:pPr>
-      <w:r>
-        <w:rPr>
-          <w:rFonts w:ascii="Calibri" w:hAnsi="Calibri"/>
-          <w:b/>
-          <w:i w:val="0"/>
-          <w:color w:val="17365D"/>
-          <w:sz w:val="21"/>
-        </w:rPr>
-        <w:t xml:space="preserve">Term: </w:t>
-      </w:r>
-      <w:r>
-        <w:rPr>
-          <w:rFonts w:ascii="Calibri" w:hAnsi="Calibri"/>
-          <w:b w:val="0"/>
-          <w:i w:val="0"/>
-          <w:color w:val="1F2937"/>
-          <w:sz w:val="21"/>
-        </w:rPr>
-        <w:t>Fall 2026</w:t>
-      </w:r>
-    </w:p>
-    <w:p>
-      <w:pPr>
-        <w:spacing w:after="40" w:line="240" w:lineRule="auto"/>
-      </w:pPr>
-      <w:r>
-        <w:rPr>
-          <w:rFonts w:ascii="Calibri" w:hAnsi="Calibri"/>
-          <w:b/>
-          <w:i w:val="0"/>
-          <w:color w:val="17365D"/>
-          <w:sz w:val="21"/>
-        </w:rPr>
-        <w:t xml:space="preserve">Status: </w:t>
-      </w:r>
-      <w:r>
-        <w:rPr>
-          <w:rFonts w:ascii="Calibri" w:hAnsi="Calibri"/>
-          <w:b w:val="0"/>
-          <w:i w:val="0"/>
-          <w:color w:val="1F2937"/>
-          <w:sz w:val="21"/>
-        </w:rPr>
-        <w:t>Instructor-review draft | Student-facing | Updated: July 29, 2026</w:t>
-      </w:r>
-    </w:p>
-    <w:p>
-      <w:pPr>
-        <w:spacing w:before="80" w:after="200"/>
-        <w:pBdr>
-          <w:bottom w:val="single" w:sz="14" w:space="6" w:color="2E74B5"/>
-        </w:pBdr>
-      </w:pPr>
-    </w:p>
-    <w:p>
-      <w:r>
-        <w:rPr>
-          <w:rFonts w:ascii="Calibri" w:hAnsi="Calibri"/>
-          <w:b w:val="0"/>
-          <w:i w:val="0"/>
-          <w:color w:val="1F2937"/>
-          <w:sz w:val="22"/>
-        </w:rPr>
-        <w:t>Milestone 1 launches your individual analysis of one publicly traded U.S. company. You will propose one material decision that the company's CFO and Board could act on, identify two or three supporting actions, and show that SEC, FactSet, financial-statement, and ratio evidence can support the work. Market valuation is supporting evidence rather than the primary decision. Your packet must state the expected quantitative analysis.</w:t>
-      </w:r>
-    </w:p>
-    <w:p>
-      <w:pPr>
-        <w:pStyle w:val="Quote"/>
-        <w:shd w:fill="E8EEF5"/>
-        <w:pBdr>
-          <w:left w:val="single" w:sz="18" w:space="8" w:color="2E74B5"/>
-        </w:pBdr>
-      </w:pPr>
-      <w:r>
-        <w:rPr>
-          <w:rFonts w:ascii="Calibri" w:hAnsi="Calibri"/>
-          <w:b w:val="0"/>
-          <w:i/>
-          <w:color w:val="17365D"/>
-          <w:sz w:val="23"/>
-        </w:rPr>
-        <w:t>Your goal is not to describe the company or issue a Buy/Hold/Sell rating. Your goal is to frame one decision the CFO and Board could act on. Market valuation may support the decision by showing expectations or financing consequences, but it is not the decision itself.</w:t>
-      </w:r>
-    </w:p>
-    <w:p>
-      <w:pPr>
-        <w:pStyle w:val="Heading1"/>
-      </w:pPr>
-      <w:r>
-        <w:rPr>
-          <w:rFonts w:ascii="Calibri" w:hAnsi="Calibri"/>
-          <w:b/>
-          <w:i w:val="0"/>
-          <w:color w:val="2E74B5"/>
-          <w:sz w:val="32"/>
-        </w:rPr>
-        <w:t>What you submit</w:t>
-      </w:r>
-    </w:p>
-    <w:p>
-      <w:r>
-        <w:rPr>
-          <w:rFonts w:ascii="Calibri" w:hAnsi="Calibri"/>
-          <w:b w:val="0"/>
-          <w:i w:val="0"/>
-          <w:color w:val="1F2937"/>
-          <w:sz w:val="22"/>
-        </w:rPr>
-        <w:t xml:space="preserve">Submit the completed </w:t>
-      </w:r>
-      <w:r>
-        <w:rPr>
-          <w:rFonts w:ascii="Calibri" w:hAnsi="Calibri"/>
-          <w:b/>
-          <w:i w:val="0"/>
-          <w:color w:val="1F2937"/>
-          <w:sz w:val="22"/>
-        </w:rPr>
-        <w:t>Milestone 1 Company and CFO Decision Approval Form</w:t>
-      </w:r>
-      <w:r>
-        <w:rPr>
-          <w:rFonts w:ascii="Calibri" w:hAnsi="Calibri"/>
-          <w:b w:val="0"/>
-          <w:i w:val="0"/>
-          <w:color w:val="1F2937"/>
-          <w:sz w:val="22"/>
-        </w:rPr>
-        <w:t>. The packet must contain:</w:t>
-      </w:r>
-    </w:p>
-    <w:p>
-      <w:pPr>
-        <w:numPr>
-          <w:ilvl w:val="0"/>
-          <w:numId w:val="12"/>
-        </w:numPr>
-      </w:pPr>
-      <w:r>
-        <w:rPr>
-          <w:rFonts w:ascii="Calibri" w:hAnsi="Calibri"/>
-          <w:b w:val="0"/>
-          <w:i w:val="0"/>
-          <w:color w:val="1F2937"/>
-          <w:sz w:val="22"/>
-        </w:rPr>
-        <w:t>Your eligible company and a concise company-fit rationale.</w:t>
-      </w:r>
-    </w:p>
-    <w:p>
-      <w:pPr>
-        <w:numPr>
-          <w:ilvl w:val="0"/>
-          <w:numId w:val="12"/>
-        </w:numPr>
-      </w:pPr>
-      <w:r>
-        <w:rPr>
-          <w:rFonts w:ascii="Calibri" w:hAnsi="Calibri"/>
-          <w:b w:val="0"/>
-          <w:i w:val="0"/>
-          <w:color w:val="1F2937"/>
-          <w:sz w:val="22"/>
-        </w:rPr>
-        <w:t>One primary CFO decision written as an actionable question.</w:t>
-      </w:r>
-    </w:p>
-    <w:p>
-      <w:pPr>
-        <w:numPr>
-          <w:ilvl w:val="0"/>
-          <w:numId w:val="12"/>
-        </w:numPr>
-      </w:pPr>
-      <w:r>
-        <w:rPr>
-          <w:rFonts w:ascii="Calibri" w:hAnsi="Calibri"/>
-          <w:b w:val="0"/>
-          <w:i w:val="0"/>
-          <w:color w:val="1F2937"/>
-          <w:sz w:val="22"/>
-        </w:rPr>
-        <w:t>Two or three supporting actions that could implement the decision.</w:t>
-      </w:r>
-    </w:p>
-    <w:p>
-      <w:pPr>
-        <w:numPr>
-          <w:ilvl w:val="0"/>
-          <w:numId w:val="12"/>
-        </w:numPr>
-      </w:pPr>
-      <w:r>
-        <w:rPr>
-          <w:rFonts w:ascii="Calibri" w:hAnsi="Calibri"/>
-          <w:b w:val="0"/>
-          <w:i w:val="0"/>
-          <w:color w:val="1F2937"/>
-          <w:sz w:val="22"/>
-        </w:rPr>
-        <w:t>At least two genuine decision alternatives, normally including the status quo.</w:t>
-      </w:r>
-    </w:p>
-    <w:p>
-      <w:pPr>
-        <w:numPr>
-          <w:ilvl w:val="0"/>
-          <w:numId w:val="12"/>
-        </w:numPr>
-      </w:pPr>
-      <w:r>
-        <w:rPr>
-          <w:rFonts w:ascii="Calibri" w:hAnsi="Calibri"/>
-          <w:b w:val="0"/>
-          <w:i w:val="0"/>
-          <w:color w:val="1F2937"/>
-          <w:sz w:val="22"/>
-        </w:rPr>
-        <w:t>A materiality explanation tied to revenue, cash flow, assets, capital, financing, risk, or value.</w:t>
-      </w:r>
-    </w:p>
-    <w:p>
-      <w:pPr>
-        <w:numPr>
-          <w:ilvl w:val="0"/>
-          <w:numId w:val="12"/>
-        </w:numPr>
-      </w:pPr>
-      <w:r>
-        <w:rPr>
-          <w:rFonts w:ascii="Calibri" w:hAnsi="Calibri"/>
-          <w:b w:val="0"/>
-          <w:i w:val="0"/>
-          <w:color w:val="1F2937"/>
-          <w:sz w:val="22"/>
-        </w:rPr>
-        <w:t>Preliminary evidence: at least one SEC filing, one FactSet item, and two additional credible research leads.</w:t>
-      </w:r>
-    </w:p>
-    <w:p>
-      <w:pPr>
-        <w:numPr>
-          <w:ilvl w:val="0"/>
-          <w:numId w:val="12"/>
-        </w:numPr>
-      </w:pPr>
-      <w:r>
-        <w:rPr>
-          <w:rFonts w:ascii="Calibri" w:hAnsi="Calibri"/>
-          <w:b w:val="0"/>
-          <w:i w:val="0"/>
-          <w:color w:val="1F2937"/>
-          <w:sz w:val="22"/>
-        </w:rPr>
-        <w:t>The BUS311 concepts and quantitative analysis you expect to use, including an LO2 financial-statement plan and an LO3 ratio-analysis plan.</w:t>
-      </w:r>
-    </w:p>
-    <w:p>
-      <w:pPr>
-        <w:numPr>
-          <w:ilvl w:val="0"/>
-          <w:numId w:val="12"/>
-        </w:numPr>
-      </w:pPr>
-      <w:r>
-        <w:rPr>
-          <w:rFonts w:ascii="Calibri" w:hAnsi="Calibri"/>
-          <w:b w:val="0"/>
-          <w:i w:val="0"/>
-          <w:color w:val="1F2937"/>
-          <w:sz w:val="22"/>
-        </w:rPr>
-        <w:t>A question-generation record completed with either a free AI tool or the non-AI option in the form. You—not AI—must select and justify the final decision.</w:t>
-      </w:r>
-    </w:p>
-    <w:p>
-      <w:r>
-        <w:rPr>
-          <w:rFonts w:ascii="Calibri" w:hAnsi="Calibri"/>
-          <w:b w:val="0"/>
-          <w:i w:val="0"/>
-          <w:color w:val="1F2937"/>
-          <w:sz w:val="22"/>
-        </w:rPr>
-        <w:t>Do not proceed with a final project thesis until the instructor approves the company and decision scope.</w:t>
-      </w:r>
-    </w:p>
-    <w:p>
-      <w:pPr>
-        <w:pStyle w:val="Heading1"/>
-      </w:pPr>
-      <w:r>
-        <w:rPr>
-          <w:rFonts w:ascii="Calibri" w:hAnsi="Calibri"/>
-          <w:b/>
-          <w:i w:val="0"/>
-          <w:color w:val="2E74B5"/>
-          <w:sz w:val="32"/>
-        </w:rPr>
-        <w:t>The decision-quality test</w:t>
-      </w:r>
-    </w:p>
-    <w:p>
-      <w:r>
-        <w:rPr>
-          <w:rFonts w:ascii="Calibri" w:hAnsi="Calibri"/>
-          <w:b w:val="0"/>
-          <w:i w:val="0"/>
-          <w:color w:val="1F2937"/>
-          <w:sz w:val="22"/>
-        </w:rPr>
-        <w:t>A strong proposed decision passes all six tests:</w:t>
-      </w:r>
-    </w:p>
-    <w:p>
-      <w:pPr>
-        <w:numPr>
-          <w:ilvl w:val="0"/>
-          <w:numId w:val="10"/>
-        </w:numPr>
-      </w:pPr>
-      <w:r>
-        <w:rPr>
-          <w:rFonts w:ascii="Calibri" w:hAnsi="Calibri"/>
-          <w:b/>
-          <w:i w:val="0"/>
-          <w:color w:val="1F2937"/>
-          <w:sz w:val="22"/>
-        </w:rPr>
-        <w:t>Authority:</w:t>
-      </w:r>
-      <w:r>
-        <w:rPr>
-          <w:rFonts w:ascii="Calibri" w:hAnsi="Calibri"/>
-          <w:b w:val="0"/>
-          <w:i w:val="0"/>
-          <w:color w:val="1F2937"/>
-          <w:sz w:val="22"/>
-        </w:rPr>
-        <w:t xml:space="preserve"> The CFO could recommend, fund, structure, monitor, or help execute it with the Board.</w:t>
-      </w:r>
-    </w:p>
-    <w:p>
-      <w:pPr>
-        <w:numPr>
-          <w:ilvl w:val="0"/>
-          <w:numId w:val="10"/>
-        </w:numPr>
-      </w:pPr>
-      <w:r>
-        <w:rPr>
-          <w:rFonts w:ascii="Calibri" w:hAnsi="Calibri"/>
-          <w:b/>
-          <w:i w:val="0"/>
-          <w:color w:val="1F2937"/>
-          <w:sz w:val="22"/>
-        </w:rPr>
-        <w:t>Specificity:</w:t>
-      </w:r>
-      <w:r>
-        <w:rPr>
-          <w:rFonts w:ascii="Calibri" w:hAnsi="Calibri"/>
-          <w:b w:val="0"/>
-          <w:i w:val="0"/>
-          <w:color w:val="1F2937"/>
-          <w:sz w:val="22"/>
-        </w:rPr>
-        <w:t xml:space="preserve"> The question names a decision, not a general goal such as “grow” or “improve profitability.”</w:t>
-      </w:r>
-    </w:p>
-    <w:p>
-      <w:pPr>
-        <w:numPr>
-          <w:ilvl w:val="0"/>
-          <w:numId w:val="10"/>
-        </w:numPr>
-      </w:pPr>
-      <w:r>
-        <w:rPr>
-          <w:rFonts w:ascii="Calibri" w:hAnsi="Calibri"/>
-          <w:b/>
-          <w:i w:val="0"/>
-          <w:color w:val="1F2937"/>
-          <w:sz w:val="22"/>
-        </w:rPr>
-        <w:t>Materiality:</w:t>
-      </w:r>
-      <w:r>
-        <w:rPr>
-          <w:rFonts w:ascii="Calibri" w:hAnsi="Calibri"/>
-          <w:b w:val="0"/>
-          <w:i w:val="0"/>
-          <w:color w:val="1F2937"/>
-          <w:sz w:val="22"/>
-        </w:rPr>
-        <w:t xml:space="preserve"> The outcome could meaningfully affect revenue, cash flow, capital needs, risk, financing, or value.</w:t>
-      </w:r>
-    </w:p>
-    <w:p>
-      <w:pPr>
-        <w:numPr>
-          <w:ilvl w:val="0"/>
-          <w:numId w:val="10"/>
-        </w:numPr>
-      </w:pPr>
-      <w:r>
-        <w:rPr>
-          <w:rFonts w:ascii="Calibri" w:hAnsi="Calibri"/>
-          <w:b/>
-          <w:i w:val="0"/>
-          <w:color w:val="1F2937"/>
-          <w:sz w:val="22"/>
-        </w:rPr>
-        <w:t>Alternatives:</w:t>
-      </w:r>
-      <w:r>
-        <w:rPr>
-          <w:rFonts w:ascii="Calibri" w:hAnsi="Calibri"/>
-          <w:b w:val="0"/>
-          <w:i w:val="0"/>
-          <w:color w:val="1F2937"/>
-          <w:sz w:val="22"/>
-        </w:rPr>
-        <w:t xml:space="preserve"> At least two credible paths can be compared; the answer is not predetermined.</w:t>
-      </w:r>
-    </w:p>
-    <w:p>
-      <w:pPr>
-        <w:numPr>
-          <w:ilvl w:val="0"/>
-          <w:numId w:val="10"/>
-        </w:numPr>
-      </w:pPr>
-      <w:r>
-        <w:rPr>
-          <w:rFonts w:ascii="Calibri" w:hAnsi="Calibri"/>
-          <w:b/>
-          <w:i w:val="0"/>
-          <w:color w:val="1F2937"/>
-          <w:sz w:val="22"/>
-        </w:rPr>
-        <w:t>Evidence:</w:t>
-      </w:r>
-      <w:r>
-        <w:rPr>
-          <w:rFonts w:ascii="Calibri" w:hAnsi="Calibri"/>
-          <w:b w:val="0"/>
-          <w:i w:val="0"/>
-          <w:color w:val="1F2937"/>
-          <w:sz w:val="22"/>
-        </w:rPr>
-        <w:t xml:space="preserve"> SEC, FactSet, financial statements, ratios, and other credible sources can inform the choice.</w:t>
-      </w:r>
-    </w:p>
-    <w:p>
-      <w:pPr>
-        <w:numPr>
-          <w:ilvl w:val="0"/>
-          <w:numId w:val="10"/>
-        </w:numPr>
-      </w:pPr>
-      <w:r>
-        <w:rPr>
-          <w:rFonts w:ascii="Calibri" w:hAnsi="Calibri"/>
-          <w:b/>
-          <w:i w:val="0"/>
-          <w:color w:val="1F2937"/>
-          <w:sz w:val="22"/>
-        </w:rPr>
-        <w:t>Analysis:</w:t>
-      </w:r>
-      <w:r>
-        <w:rPr>
-          <w:rFonts w:ascii="Calibri" w:hAnsi="Calibri"/>
-          <w:b w:val="0"/>
-          <w:i w:val="0"/>
-          <w:color w:val="1F2937"/>
-          <w:sz w:val="22"/>
-        </w:rPr>
-        <w:t xml:space="preserve"> The question requires interpretation and quantitative analysis, not only description.</w:t>
-      </w:r>
-    </w:p>
-    <w:p>
-      <w:pPr>
-        <w:pStyle w:val="Heading1"/>
-      </w:pPr>
-      <w:r>
-        <w:rPr>
-          <w:rFonts w:ascii="Calibri" w:hAnsi="Calibri"/>
-          <w:b/>
-          <w:i w:val="0"/>
-          <w:color w:val="2E74B5"/>
-          <w:sz w:val="32"/>
-        </w:rPr>
-        <w:t>Strong CFO decision directions</w:t>
-      </w:r>
-    </w:p>
-    <w:p>
-      <w:r>
-        <w:rPr>
-          <w:rFonts w:ascii="Calibri" w:hAnsi="Calibri"/>
-          <w:b w:val="0"/>
-          <w:i w:val="0"/>
-          <w:color w:val="1F2937"/>
-          <w:sz w:val="22"/>
-        </w:rPr>
-        <w:t>Choose the direction that best fits the company's disclosed facts, then rewrite it as a company-specific question. The examples below are question stems, not ready-made answers. You may propose another direction if it passes the decision-quality test.</w:t>
+        <w:t>Select an approved public company, learn the basics through AI and/or ordinary web search plus required FactSet research, and propose one potential CFO decision.</w:t>
       </w:r>
     </w:p>
     <w:tbl>
@@ -604,1271 +78,50 @@
         <w:jc w:val="left"/>
         <w:tblLayout w:type="fixed"/>
         <w:tblLook w:firstColumn="1" w:firstRow="1" w:lastColumn="0" w:lastRow="0" w:noHBand="0" w:noVBand="1" w:val="04A0"/>
-        <w:tblInd w:type="dxa" w:w="120"/>
+        <w:tblInd w:w="120" w:type="dxa"/>
       </w:tblPr>
       <w:tblGrid>
-        <w:gridCol w:w="1584"/>
-        <w:gridCol w:w="3672"/>
-        <w:gridCol w:w="4104"/>
+        <w:gridCol w:w="9360"/>
       </w:tblGrid>
       <w:tr>
         <w:trPr>
-          <w:cantSplit w:val="true"/>
-          <w:tblHeader w:val="true"/>
+          <w:cantSplit/>
         </w:trPr>
         <w:tc>
           <w:tcPr>
-            <w:tcW w:type="dxa" w:w="1584"/>
-            <w:vAlign w:val="center"/>
-            <w:tcBorders>
-              <w:top w:val="single" w:sz="6" w:color="B8C2CC"/>
-              <w:left w:val="single" w:sz="6" w:color="B8C2CC"/>
-              <w:bottom w:val="single" w:sz="6" w:color="B8C2CC"/>
-              <w:right w:val="single" w:sz="6" w:color="B8C2CC"/>
-              <w:insideH w:val="single" w:sz="6" w:color="B8C2CC"/>
-              <w:insideV w:val="single" w:sz="6" w:color="B8C2CC"/>
-            </w:tcBorders>
-            <w:shd w:fill="F2F4F7"/>
+            <w:tcW w:type="dxa" w:w="9360"/>
+            <w:shd w:fill="FFF4DF"/>
             <w:tcMar>
-              <w:top w:w="80" w:type="dxa"/>
-              <w:bottom w:w="80" w:type="dxa"/>
+              <w:top w:w="100" w:type="dxa"/>
               <w:start w:w="120" w:type="dxa"/>
+              <w:bottom w:w="100" w:type="dxa"/>
               <w:end w:w="120" w:type="dxa"/>
             </w:tcMar>
+            <w:vAlign w:val="center"/>
           </w:tcPr>
           <w:p>
             <w:pPr>
-              <w:spacing w:before="0" w:after="40" w:line="252" w:lineRule="auto"/>
-              <w:jc w:val="left"/>
+              <w:spacing w:after="40"/>
             </w:pPr>
             <w:r>
               <w:rPr>
-                <w:rFonts w:ascii="Calibri" w:hAnsi="Calibri"/>
+                <w:rFonts w:ascii="Aptos" w:hAnsi="Aptos"/>
                 <w:b/>
                 <w:i w:val="0"/>
-                <w:color w:val="17365D"/>
-                <w:sz w:val="18"/>
+                <w:color w:val="9C4A2B"/>
+                <w:sz w:val="19"/>
               </w:rPr>
-              <w:t>Decision area</w:t>
+              <w:t xml:space="preserve">STAGE 1 IS A GUIDED FIRST LOOK  </w:t>
             </w:r>
-          </w:p>
-        </w:tc>
-        <w:tc>
-          <w:tcPr>
-            <w:tcW w:type="dxa" w:w="3672"/>
-            <w:vAlign w:val="center"/>
-            <w:tcBorders>
-              <w:top w:val="single" w:sz="6" w:color="B8C2CC"/>
-              <w:left w:val="single" w:sz="6" w:color="B8C2CC"/>
-              <w:bottom w:val="single" w:sz="6" w:color="B8C2CC"/>
-              <w:right w:val="single" w:sz="6" w:color="B8C2CC"/>
-              <w:insideH w:val="single" w:sz="6" w:color="B8C2CC"/>
-              <w:insideV w:val="single" w:sz="6" w:color="B8C2CC"/>
-            </w:tcBorders>
-            <w:shd w:fill="F2F4F7"/>
-            <w:tcMar>
-              <w:top w:w="80" w:type="dxa"/>
-              <w:bottom w:w="80" w:type="dxa"/>
-              <w:start w:w="120" w:type="dxa"/>
-              <w:end w:w="120" w:type="dxa"/>
-            </w:tcMar>
-          </w:tcPr>
-          <w:p>
-            <w:pPr>
-              <w:spacing w:before="0" w:after="40" w:line="252" w:lineRule="auto"/>
-              <w:jc w:val="left"/>
-            </w:pPr>
             <w:r>
               <w:rPr>
-                <w:rFonts w:ascii="Calibri" w:hAnsi="Calibri"/>
-                <w:b/>
-                <w:i w:val="0"/>
-                <w:color w:val="17365D"/>
-                <w:sz w:val="18"/>
-              </w:rPr>
-              <w:t>Company-specific question stem</w:t>
-            </w:r>
-          </w:p>
-        </w:tc>
-        <w:tc>
-          <w:tcPr>
-            <w:tcW w:type="dxa" w:w="4104"/>
-            <w:vAlign w:val="center"/>
-            <w:tcBorders>
-              <w:top w:val="single" w:sz="6" w:color="B8C2CC"/>
-              <w:left w:val="single" w:sz="6" w:color="B8C2CC"/>
-              <w:bottom w:val="single" w:sz="6" w:color="B8C2CC"/>
-              <w:right w:val="single" w:sz="6" w:color="B8C2CC"/>
-              <w:insideH w:val="single" w:sz="6" w:color="B8C2CC"/>
-              <w:insideV w:val="single" w:sz="6" w:color="B8C2CC"/>
-            </w:tcBorders>
-            <w:shd w:fill="F2F4F7"/>
-            <w:tcMar>
-              <w:top w:w="80" w:type="dxa"/>
-              <w:bottom w:w="80" w:type="dxa"/>
-              <w:start w:w="120" w:type="dxa"/>
-              <w:end w:w="120" w:type="dxa"/>
-            </w:tcMar>
-          </w:tcPr>
-          <w:p>
-            <w:pPr>
-              <w:spacing w:before="0" w:after="40" w:line="252" w:lineRule="auto"/>
-              <w:jc w:val="left"/>
-            </w:pPr>
-            <w:r>
-              <w:rPr>
-                <w:rFonts w:ascii="Calibri" w:hAnsi="Calibri"/>
-                <w:b/>
-                <w:i w:val="0"/>
-                <w:color w:val="17365D"/>
-                <w:sz w:val="18"/>
-              </w:rPr>
-              <w:t>Likely quantitative evidence and analysis</w:t>
-            </w:r>
-          </w:p>
-        </w:tc>
-      </w:tr>
-      <w:tr>
-        <w:trPr>
-          <w:cantSplit w:val="true"/>
-        </w:trPr>
-        <w:tc>
-          <w:tcPr>
-            <w:tcW w:type="dxa" w:w="1584"/>
-            <w:vAlign w:val="center"/>
-            <w:tcBorders>
-              <w:top w:val="single" w:sz="6" w:color="B8C2CC"/>
-              <w:left w:val="single" w:sz="6" w:color="B8C2CC"/>
-              <w:bottom w:val="single" w:sz="6" w:color="B8C2CC"/>
-              <w:right w:val="single" w:sz="6" w:color="B8C2CC"/>
-              <w:insideH w:val="single" w:sz="6" w:color="B8C2CC"/>
-              <w:insideV w:val="single" w:sz="6" w:color="B8C2CC"/>
-            </w:tcBorders>
-            <w:tcMar>
-              <w:top w:w="80" w:type="dxa"/>
-              <w:bottom w:w="80" w:type="dxa"/>
-              <w:start w:w="120" w:type="dxa"/>
-              <w:end w:w="120" w:type="dxa"/>
-            </w:tcMar>
-          </w:tcPr>
-          <w:p>
-            <w:pPr>
-              <w:spacing w:before="0" w:after="40" w:line="252" w:lineRule="auto"/>
-              <w:jc w:val="left"/>
-            </w:pPr>
-            <w:r>
-              <w:rPr>
-                <w:rFonts w:ascii="Calibri" w:hAnsi="Calibri"/>
+                <w:rFonts w:ascii="Aptos" w:hAnsi="Aptos"/>
                 <w:b w:val="0"/>
                 <w:i w:val="0"/>
-                <w:color w:val="1F2937"/>
-                <w:sz w:val="18"/>
+                <w:color w:val="152536"/>
+                <w:sz w:val="21"/>
               </w:rPr>
-              <w:t>Capital allocation</w:t>
-            </w:r>
-          </w:p>
-        </w:tc>
-        <w:tc>
-          <w:tcPr>
-            <w:tcW w:type="dxa" w:w="3672"/>
-            <w:vAlign w:val="center"/>
-            <w:tcBorders>
-              <w:top w:val="single" w:sz="6" w:color="B8C2CC"/>
-              <w:left w:val="single" w:sz="6" w:color="B8C2CC"/>
-              <w:bottom w:val="single" w:sz="6" w:color="B8C2CC"/>
-              <w:right w:val="single" w:sz="6" w:color="B8C2CC"/>
-              <w:insideH w:val="single" w:sz="6" w:color="B8C2CC"/>
-              <w:insideV w:val="single" w:sz="6" w:color="B8C2CC"/>
-            </w:tcBorders>
-            <w:tcMar>
-              <w:top w:w="80" w:type="dxa"/>
-              <w:bottom w:w="80" w:type="dxa"/>
-              <w:start w:w="120" w:type="dxa"/>
-              <w:end w:w="120" w:type="dxa"/>
-            </w:tcMar>
-          </w:tcPr>
-          <w:p>
-            <w:pPr>
-              <w:spacing w:before="0" w:after="40" w:line="252" w:lineRule="auto"/>
-              <w:jc w:val="left"/>
-            </w:pPr>
-            <w:r>
-              <w:rPr>
-                <w:rFonts w:ascii="Calibri" w:hAnsi="Calibri"/>
-                <w:b w:val="0"/>
-                <w:i w:val="0"/>
-                <w:color w:val="1F2937"/>
-                <w:sz w:val="18"/>
-              </w:rPr>
-              <w:t>How should the company allocate its next material dollar among organic investment, acquisitions, debt repayment, dividends, and share repurchases?</w:t>
-            </w:r>
-          </w:p>
-        </w:tc>
-        <w:tc>
-          <w:tcPr>
-            <w:tcW w:type="dxa" w:w="4104"/>
-            <w:vAlign w:val="center"/>
-            <w:tcBorders>
-              <w:top w:val="single" w:sz="6" w:color="B8C2CC"/>
-              <w:left w:val="single" w:sz="6" w:color="B8C2CC"/>
-              <w:bottom w:val="single" w:sz="6" w:color="B8C2CC"/>
-              <w:right w:val="single" w:sz="6" w:color="B8C2CC"/>
-              <w:insideH w:val="single" w:sz="6" w:color="B8C2CC"/>
-              <w:insideV w:val="single" w:sz="6" w:color="B8C2CC"/>
-            </w:tcBorders>
-            <w:tcMar>
-              <w:top w:w="80" w:type="dxa"/>
-              <w:bottom w:w="80" w:type="dxa"/>
-              <w:start w:w="120" w:type="dxa"/>
-              <w:end w:w="120" w:type="dxa"/>
-            </w:tcMar>
-          </w:tcPr>
-          <w:p>
-            <w:pPr>
-              <w:spacing w:before="0" w:after="40" w:line="252" w:lineRule="auto"/>
-              <w:jc w:val="left"/>
-            </w:pPr>
-            <w:r>
-              <w:rPr>
-                <w:rFonts w:ascii="Calibri" w:hAnsi="Calibri"/>
-                <w:b w:val="0"/>
-                <w:i w:val="0"/>
-                <w:color w:val="1F2937"/>
-                <w:sz w:val="18"/>
-              </w:rPr>
-              <w:t>Operating cash flow and free cash flow; historical uses of cash; ROIC; leverage; investment pipeline; payout capacity; scenario and valuation implications</w:t>
-            </w:r>
-          </w:p>
-        </w:tc>
-      </w:tr>
-      <w:tr>
-        <w:trPr>
-          <w:cantSplit w:val="true"/>
-        </w:trPr>
-        <w:tc>
-          <w:tcPr>
-            <w:tcW w:type="dxa" w:w="1584"/>
-            <w:vAlign w:val="center"/>
-            <w:tcBorders>
-              <w:top w:val="single" w:sz="6" w:color="B8C2CC"/>
-              <w:left w:val="single" w:sz="6" w:color="B8C2CC"/>
-              <w:bottom w:val="single" w:sz="6" w:color="B8C2CC"/>
-              <w:right w:val="single" w:sz="6" w:color="B8C2CC"/>
-              <w:insideH w:val="single" w:sz="6" w:color="B8C2CC"/>
-              <w:insideV w:val="single" w:sz="6" w:color="B8C2CC"/>
-            </w:tcBorders>
-            <w:shd w:fill="FAFBFC"/>
-            <w:tcMar>
-              <w:top w:w="80" w:type="dxa"/>
-              <w:bottom w:w="80" w:type="dxa"/>
-              <w:start w:w="120" w:type="dxa"/>
-              <w:end w:w="120" w:type="dxa"/>
-            </w:tcMar>
-          </w:tcPr>
-          <w:p>
-            <w:pPr>
-              <w:spacing w:before="0" w:after="40" w:line="252" w:lineRule="auto"/>
-              <w:jc w:val="left"/>
-            </w:pPr>
-            <w:r>
-              <w:rPr>
-                <w:rFonts w:ascii="Calibri" w:hAnsi="Calibri"/>
-                <w:b w:val="0"/>
-                <w:i w:val="0"/>
-                <w:color w:val="1F2937"/>
-                <w:sz w:val="18"/>
-              </w:rPr>
-              <w:t>Capital structure</w:t>
-            </w:r>
-          </w:p>
-        </w:tc>
-        <w:tc>
-          <w:tcPr>
-            <w:tcW w:type="dxa" w:w="3672"/>
-            <w:vAlign w:val="center"/>
-            <w:tcBorders>
-              <w:top w:val="single" w:sz="6" w:color="B8C2CC"/>
-              <w:left w:val="single" w:sz="6" w:color="B8C2CC"/>
-              <w:bottom w:val="single" w:sz="6" w:color="B8C2CC"/>
-              <w:right w:val="single" w:sz="6" w:color="B8C2CC"/>
-              <w:insideH w:val="single" w:sz="6" w:color="B8C2CC"/>
-              <w:insideV w:val="single" w:sz="6" w:color="B8C2CC"/>
-            </w:tcBorders>
-            <w:shd w:fill="FAFBFC"/>
-            <w:tcMar>
-              <w:top w:w="80" w:type="dxa"/>
-              <w:bottom w:w="80" w:type="dxa"/>
-              <w:start w:w="120" w:type="dxa"/>
-              <w:end w:w="120" w:type="dxa"/>
-            </w:tcMar>
-          </w:tcPr>
-          <w:p>
-            <w:pPr>
-              <w:spacing w:before="0" w:after="40" w:line="252" w:lineRule="auto"/>
-              <w:jc w:val="left"/>
-            </w:pPr>
-            <w:r>
-              <w:rPr>
-                <w:rFonts w:ascii="Calibri" w:hAnsi="Calibri"/>
-                <w:b w:val="0"/>
-                <w:i w:val="0"/>
-                <w:color w:val="1F2937"/>
-                <w:sz w:val="18"/>
-              </w:rPr>
-              <w:t>Should the company increase, reduce, refinance, or restructure debt, and on what timing and terms?</w:t>
-            </w:r>
-          </w:p>
-        </w:tc>
-        <w:tc>
-          <w:tcPr>
-            <w:tcW w:type="dxa" w:w="4104"/>
-            <w:vAlign w:val="center"/>
-            <w:tcBorders>
-              <w:top w:val="single" w:sz="6" w:color="B8C2CC"/>
-              <w:left w:val="single" w:sz="6" w:color="B8C2CC"/>
-              <w:bottom w:val="single" w:sz="6" w:color="B8C2CC"/>
-              <w:right w:val="single" w:sz="6" w:color="B8C2CC"/>
-              <w:insideH w:val="single" w:sz="6" w:color="B8C2CC"/>
-              <w:insideV w:val="single" w:sz="6" w:color="B8C2CC"/>
-            </w:tcBorders>
-            <w:shd w:fill="FAFBFC"/>
-            <w:tcMar>
-              <w:top w:w="80" w:type="dxa"/>
-              <w:bottom w:w="80" w:type="dxa"/>
-              <w:start w:w="120" w:type="dxa"/>
-              <w:end w:w="120" w:type="dxa"/>
-            </w:tcMar>
-          </w:tcPr>
-          <w:p>
-            <w:pPr>
-              <w:spacing w:before="0" w:after="40" w:line="252" w:lineRule="auto"/>
-              <w:jc w:val="left"/>
-            </w:pPr>
-            <w:r>
-              <w:rPr>
-                <w:rFonts w:ascii="Calibri" w:hAnsi="Calibri"/>
-                <w:b w:val="0"/>
-                <w:i w:val="0"/>
-                <w:color w:val="1F2937"/>
-                <w:sz w:val="18"/>
-              </w:rPr>
-              <w:t>Debt schedule and maturities; interest expense; coverage; liquidity; credit risk; peer leverage; rate scenarios; WACC and refinancing capacity</w:t>
-            </w:r>
-          </w:p>
-        </w:tc>
-      </w:tr>
-      <w:tr>
-        <w:trPr>
-          <w:cantSplit w:val="true"/>
-        </w:trPr>
-        <w:tc>
-          <w:tcPr>
-            <w:tcW w:type="dxa" w:w="1584"/>
-            <w:vAlign w:val="center"/>
-            <w:tcBorders>
-              <w:top w:val="single" w:sz="6" w:color="B8C2CC"/>
-              <w:left w:val="single" w:sz="6" w:color="B8C2CC"/>
-              <w:bottom w:val="single" w:sz="6" w:color="B8C2CC"/>
-              <w:right w:val="single" w:sz="6" w:color="B8C2CC"/>
-              <w:insideH w:val="single" w:sz="6" w:color="B8C2CC"/>
-              <w:insideV w:val="single" w:sz="6" w:color="B8C2CC"/>
-            </w:tcBorders>
-            <w:tcMar>
-              <w:top w:w="80" w:type="dxa"/>
-              <w:bottom w:w="80" w:type="dxa"/>
-              <w:start w:w="120" w:type="dxa"/>
-              <w:end w:w="120" w:type="dxa"/>
-            </w:tcMar>
-          </w:tcPr>
-          <w:p>
-            <w:pPr>
-              <w:spacing w:before="0" w:after="40" w:line="252" w:lineRule="auto"/>
-              <w:jc w:val="left"/>
-            </w:pPr>
-            <w:r>
-              <w:rPr>
-                <w:rFonts w:ascii="Calibri" w:hAnsi="Calibri"/>
-                <w:b w:val="0"/>
-                <w:i w:val="0"/>
-                <w:color w:val="1F2937"/>
-                <w:sz w:val="18"/>
-              </w:rPr>
-              <w:t>Growth investment</w:t>
-            </w:r>
-          </w:p>
-        </w:tc>
-        <w:tc>
-          <w:tcPr>
-            <w:tcW w:type="dxa" w:w="3672"/>
-            <w:vAlign w:val="center"/>
-            <w:tcBorders>
-              <w:top w:val="single" w:sz="6" w:color="B8C2CC"/>
-              <w:left w:val="single" w:sz="6" w:color="B8C2CC"/>
-              <w:bottom w:val="single" w:sz="6" w:color="B8C2CC"/>
-              <w:right w:val="single" w:sz="6" w:color="B8C2CC"/>
-              <w:insideH w:val="single" w:sz="6" w:color="B8C2CC"/>
-              <w:insideV w:val="single" w:sz="6" w:color="B8C2CC"/>
-            </w:tcBorders>
-            <w:tcMar>
-              <w:top w:w="80" w:type="dxa"/>
-              <w:bottom w:w="80" w:type="dxa"/>
-              <w:start w:w="120" w:type="dxa"/>
-              <w:end w:w="120" w:type="dxa"/>
-            </w:tcMar>
-          </w:tcPr>
-          <w:p>
-            <w:pPr>
-              <w:spacing w:before="0" w:after="40" w:line="252" w:lineRule="auto"/>
-              <w:jc w:val="left"/>
-            </w:pPr>
-            <w:r>
-              <w:rPr>
-                <w:rFonts w:ascii="Calibri" w:hAnsi="Calibri"/>
-                <w:b w:val="0"/>
-                <w:i w:val="0"/>
-                <w:color w:val="1F2937"/>
-                <w:sz w:val="18"/>
-              </w:rPr>
-              <w:t>Which major product, market, geographic, capacity, or technology investment should receive funding—and which alternative should wait?</w:t>
-            </w:r>
-          </w:p>
-        </w:tc>
-        <w:tc>
-          <w:tcPr>
-            <w:tcW w:type="dxa" w:w="4104"/>
-            <w:vAlign w:val="center"/>
-            <w:tcBorders>
-              <w:top w:val="single" w:sz="6" w:color="B8C2CC"/>
-              <w:left w:val="single" w:sz="6" w:color="B8C2CC"/>
-              <w:bottom w:val="single" w:sz="6" w:color="B8C2CC"/>
-              <w:right w:val="single" w:sz="6" w:color="B8C2CC"/>
-              <w:insideH w:val="single" w:sz="6" w:color="B8C2CC"/>
-              <w:insideV w:val="single" w:sz="6" w:color="B8C2CC"/>
-            </w:tcBorders>
-            <w:tcMar>
-              <w:top w:w="80" w:type="dxa"/>
-              <w:bottom w:w="80" w:type="dxa"/>
-              <w:start w:w="120" w:type="dxa"/>
-              <w:end w:w="120" w:type="dxa"/>
-            </w:tcMar>
-          </w:tcPr>
-          <w:p>
-            <w:pPr>
-              <w:spacing w:before="0" w:after="40" w:line="252" w:lineRule="auto"/>
-              <w:jc w:val="left"/>
-            </w:pPr>
-            <w:r>
-              <w:rPr>
-                <w:rFonts w:ascii="Calibri" w:hAnsi="Calibri"/>
-                <w:b w:val="0"/>
-                <w:i w:val="0"/>
-                <w:color w:val="1F2937"/>
-                <w:sz w:val="18"/>
-              </w:rPr>
-              <w:t>Revenue drivers; segment economics; incremental cash flows; NPV/IRR; capital requirements; break-even or sensitivity analysis; execution risk</w:t>
-            </w:r>
-          </w:p>
-        </w:tc>
-      </w:tr>
-      <w:tr>
-        <w:trPr>
-          <w:cantSplit w:val="true"/>
-        </w:trPr>
-        <w:tc>
-          <w:tcPr>
-            <w:tcW w:type="dxa" w:w="1584"/>
-            <w:vAlign w:val="center"/>
-            <w:tcBorders>
-              <w:top w:val="single" w:sz="6" w:color="B8C2CC"/>
-              <w:left w:val="single" w:sz="6" w:color="B8C2CC"/>
-              <w:bottom w:val="single" w:sz="6" w:color="B8C2CC"/>
-              <w:right w:val="single" w:sz="6" w:color="B8C2CC"/>
-              <w:insideH w:val="single" w:sz="6" w:color="B8C2CC"/>
-              <w:insideV w:val="single" w:sz="6" w:color="B8C2CC"/>
-            </w:tcBorders>
-            <w:shd w:fill="FAFBFC"/>
-            <w:tcMar>
-              <w:top w:w="80" w:type="dxa"/>
-              <w:bottom w:w="80" w:type="dxa"/>
-              <w:start w:w="120" w:type="dxa"/>
-              <w:end w:w="120" w:type="dxa"/>
-            </w:tcMar>
-          </w:tcPr>
-          <w:p>
-            <w:pPr>
-              <w:spacing w:before="0" w:after="40" w:line="252" w:lineRule="auto"/>
-              <w:jc w:val="left"/>
-            </w:pPr>
-            <w:r>
-              <w:rPr>
-                <w:rFonts w:ascii="Calibri" w:hAnsi="Calibri"/>
-                <w:b w:val="0"/>
-                <w:i w:val="0"/>
-                <w:color w:val="1F2937"/>
-                <w:sz w:val="18"/>
-              </w:rPr>
-              <w:t>Portfolio strategy</w:t>
-            </w:r>
-          </w:p>
-        </w:tc>
-        <w:tc>
-          <w:tcPr>
-            <w:tcW w:type="dxa" w:w="3672"/>
-            <w:vAlign w:val="center"/>
-            <w:tcBorders>
-              <w:top w:val="single" w:sz="6" w:color="B8C2CC"/>
-              <w:left w:val="single" w:sz="6" w:color="B8C2CC"/>
-              <w:bottom w:val="single" w:sz="6" w:color="B8C2CC"/>
-              <w:right w:val="single" w:sz="6" w:color="B8C2CC"/>
-              <w:insideH w:val="single" w:sz="6" w:color="B8C2CC"/>
-              <w:insideV w:val="single" w:sz="6" w:color="B8C2CC"/>
-            </w:tcBorders>
-            <w:shd w:fill="FAFBFC"/>
-            <w:tcMar>
-              <w:top w:w="80" w:type="dxa"/>
-              <w:bottom w:w="80" w:type="dxa"/>
-              <w:start w:w="120" w:type="dxa"/>
-              <w:end w:w="120" w:type="dxa"/>
-            </w:tcMar>
-          </w:tcPr>
-          <w:p>
-            <w:pPr>
-              <w:spacing w:before="0" w:after="40" w:line="252" w:lineRule="auto"/>
-              <w:jc w:val="left"/>
-            </w:pPr>
-            <w:r>
-              <w:rPr>
-                <w:rFonts w:ascii="Calibri" w:hAnsi="Calibri"/>
-                <w:b w:val="0"/>
-                <w:i w:val="0"/>
-                <w:color w:val="1F2937"/>
-                <w:sz w:val="18"/>
-              </w:rPr>
-              <w:t>Should the company expand, repair, divest, or discontinue a business segment or asset group?</w:t>
-            </w:r>
-          </w:p>
-        </w:tc>
-        <w:tc>
-          <w:tcPr>
-            <w:tcW w:type="dxa" w:w="4104"/>
-            <w:vAlign w:val="center"/>
-            <w:tcBorders>
-              <w:top w:val="single" w:sz="6" w:color="B8C2CC"/>
-              <w:left w:val="single" w:sz="6" w:color="B8C2CC"/>
-              <w:bottom w:val="single" w:sz="6" w:color="B8C2CC"/>
-              <w:right w:val="single" w:sz="6" w:color="B8C2CC"/>
-              <w:insideH w:val="single" w:sz="6" w:color="B8C2CC"/>
-              <w:insideV w:val="single" w:sz="6" w:color="B8C2CC"/>
-            </w:tcBorders>
-            <w:shd w:fill="FAFBFC"/>
-            <w:tcMar>
-              <w:top w:w="80" w:type="dxa"/>
-              <w:bottom w:w="80" w:type="dxa"/>
-              <w:start w:w="120" w:type="dxa"/>
-              <w:end w:w="120" w:type="dxa"/>
-            </w:tcMar>
-          </w:tcPr>
-          <w:p>
-            <w:pPr>
-              <w:spacing w:before="0" w:after="40" w:line="252" w:lineRule="auto"/>
-              <w:jc w:val="left"/>
-            </w:pPr>
-            <w:r>
-              <w:rPr>
-                <w:rFonts w:ascii="Calibri" w:hAnsi="Calibri"/>
-                <w:b w:val="0"/>
-                <w:i w:val="0"/>
-                <w:color w:val="1F2937"/>
-                <w:sz w:val="18"/>
-              </w:rPr>
-              <w:t>Segment revenue, margins, growth, assets, capital intensity, ROIC, cash contribution, strategic fit, separation costs, and valuation contribution</w:t>
-            </w:r>
-          </w:p>
-        </w:tc>
-      </w:tr>
-      <w:tr>
-        <w:trPr>
-          <w:cantSplit w:val="true"/>
-        </w:trPr>
-        <w:tc>
-          <w:tcPr>
-            <w:tcW w:type="dxa" w:w="1584"/>
-            <w:vAlign w:val="center"/>
-            <w:tcBorders>
-              <w:top w:val="single" w:sz="6" w:color="B8C2CC"/>
-              <w:left w:val="single" w:sz="6" w:color="B8C2CC"/>
-              <w:bottom w:val="single" w:sz="6" w:color="B8C2CC"/>
-              <w:right w:val="single" w:sz="6" w:color="B8C2CC"/>
-              <w:insideH w:val="single" w:sz="6" w:color="B8C2CC"/>
-              <w:insideV w:val="single" w:sz="6" w:color="B8C2CC"/>
-            </w:tcBorders>
-            <w:tcMar>
-              <w:top w:w="80" w:type="dxa"/>
-              <w:bottom w:w="80" w:type="dxa"/>
-              <w:start w:w="120" w:type="dxa"/>
-              <w:end w:w="120" w:type="dxa"/>
-            </w:tcMar>
-          </w:tcPr>
-          <w:p>
-            <w:pPr>
-              <w:spacing w:before="0" w:after="40" w:line="252" w:lineRule="auto"/>
-              <w:jc w:val="left"/>
-            </w:pPr>
-            <w:r>
-              <w:rPr>
-                <w:rFonts w:ascii="Calibri" w:hAnsi="Calibri"/>
-                <w:b w:val="0"/>
-                <w:i w:val="0"/>
-                <w:color w:val="1F2937"/>
-                <w:sz w:val="18"/>
-              </w:rPr>
-              <w:t>Working capital</w:t>
-            </w:r>
-          </w:p>
-        </w:tc>
-        <w:tc>
-          <w:tcPr>
-            <w:tcW w:type="dxa" w:w="3672"/>
-            <w:vAlign w:val="center"/>
-            <w:tcBorders>
-              <w:top w:val="single" w:sz="6" w:color="B8C2CC"/>
-              <w:left w:val="single" w:sz="6" w:color="B8C2CC"/>
-              <w:bottom w:val="single" w:sz="6" w:color="B8C2CC"/>
-              <w:right w:val="single" w:sz="6" w:color="B8C2CC"/>
-              <w:insideH w:val="single" w:sz="6" w:color="B8C2CC"/>
-              <w:insideV w:val="single" w:sz="6" w:color="B8C2CC"/>
-            </w:tcBorders>
-            <w:tcMar>
-              <w:top w:w="80" w:type="dxa"/>
-              <w:bottom w:w="80" w:type="dxa"/>
-              <w:start w:w="120" w:type="dxa"/>
-              <w:end w:w="120" w:type="dxa"/>
-            </w:tcMar>
-          </w:tcPr>
-          <w:p>
-            <w:pPr>
-              <w:spacing w:before="0" w:after="40" w:line="252" w:lineRule="auto"/>
-              <w:jc w:val="left"/>
-            </w:pPr>
-            <w:r>
-              <w:rPr>
-                <w:rFonts w:ascii="Calibri" w:hAnsi="Calibri"/>
-                <w:b w:val="0"/>
-                <w:i w:val="0"/>
-                <w:color w:val="1F2937"/>
-                <w:sz w:val="18"/>
-              </w:rPr>
-              <w:t>Which working-capital lever should the company change to release cash without damaging operations or relationships?</w:t>
-            </w:r>
-          </w:p>
-        </w:tc>
-        <w:tc>
-          <w:tcPr>
-            <w:tcW w:type="dxa" w:w="4104"/>
-            <w:vAlign w:val="center"/>
-            <w:tcBorders>
-              <w:top w:val="single" w:sz="6" w:color="B8C2CC"/>
-              <w:left w:val="single" w:sz="6" w:color="B8C2CC"/>
-              <w:bottom w:val="single" w:sz="6" w:color="B8C2CC"/>
-              <w:right w:val="single" w:sz="6" w:color="B8C2CC"/>
-              <w:insideH w:val="single" w:sz="6" w:color="B8C2CC"/>
-              <w:insideV w:val="single" w:sz="6" w:color="B8C2CC"/>
-            </w:tcBorders>
-            <w:tcMar>
-              <w:top w:w="80" w:type="dxa"/>
-              <w:bottom w:w="80" w:type="dxa"/>
-              <w:start w:w="120" w:type="dxa"/>
-              <w:end w:w="120" w:type="dxa"/>
-            </w:tcMar>
-          </w:tcPr>
-          <w:p>
-            <w:pPr>
-              <w:spacing w:before="0" w:after="40" w:line="252" w:lineRule="auto"/>
-              <w:jc w:val="left"/>
-            </w:pPr>
-            <w:r>
-              <w:rPr>
-                <w:rFonts w:ascii="Calibri" w:hAnsi="Calibri"/>
-                <w:b w:val="0"/>
-                <w:i w:val="0"/>
-                <w:color w:val="1F2937"/>
-                <w:sz w:val="18"/>
-              </w:rPr>
-              <w:t>Cash-conversion cycle; DSO, DIO, and DPO; current and quick ratios; seasonality; peer benchmarks; cash impact; customer and supplier consequences</w:t>
-            </w:r>
-          </w:p>
-        </w:tc>
-      </w:tr>
-      <w:tr>
-        <w:trPr>
-          <w:cantSplit w:val="true"/>
-        </w:trPr>
-        <w:tc>
-          <w:tcPr>
-            <w:tcW w:type="dxa" w:w="1584"/>
-            <w:vAlign w:val="center"/>
-            <w:tcBorders>
-              <w:top w:val="single" w:sz="6" w:color="B8C2CC"/>
-              <w:left w:val="single" w:sz="6" w:color="B8C2CC"/>
-              <w:bottom w:val="single" w:sz="6" w:color="B8C2CC"/>
-              <w:right w:val="single" w:sz="6" w:color="B8C2CC"/>
-              <w:insideH w:val="single" w:sz="6" w:color="B8C2CC"/>
-              <w:insideV w:val="single" w:sz="6" w:color="B8C2CC"/>
-            </w:tcBorders>
-            <w:shd w:fill="FAFBFC"/>
-            <w:tcMar>
-              <w:top w:w="80" w:type="dxa"/>
-              <w:bottom w:w="80" w:type="dxa"/>
-              <w:start w:w="120" w:type="dxa"/>
-              <w:end w:w="120" w:type="dxa"/>
-            </w:tcMar>
-          </w:tcPr>
-          <w:p>
-            <w:pPr>
-              <w:spacing w:before="0" w:after="40" w:line="252" w:lineRule="auto"/>
-              <w:jc w:val="left"/>
-            </w:pPr>
-            <w:r>
-              <w:rPr>
-                <w:rFonts w:ascii="Calibri" w:hAnsi="Calibri"/>
-                <w:b w:val="0"/>
-                <w:i w:val="0"/>
-                <w:color w:val="1F2937"/>
-                <w:sz w:val="18"/>
-              </w:rPr>
-              <w:t>Payout policy</w:t>
-            </w:r>
-          </w:p>
-        </w:tc>
-        <w:tc>
-          <w:tcPr>
-            <w:tcW w:type="dxa" w:w="3672"/>
-            <w:vAlign w:val="center"/>
-            <w:tcBorders>
-              <w:top w:val="single" w:sz="6" w:color="B8C2CC"/>
-              <w:left w:val="single" w:sz="6" w:color="B8C2CC"/>
-              <w:bottom w:val="single" w:sz="6" w:color="B8C2CC"/>
-              <w:right w:val="single" w:sz="6" w:color="B8C2CC"/>
-              <w:insideH w:val="single" w:sz="6" w:color="B8C2CC"/>
-              <w:insideV w:val="single" w:sz="6" w:color="B8C2CC"/>
-            </w:tcBorders>
-            <w:shd w:fill="FAFBFC"/>
-            <w:tcMar>
-              <w:top w:w="80" w:type="dxa"/>
-              <w:bottom w:w="80" w:type="dxa"/>
-              <w:start w:w="120" w:type="dxa"/>
-              <w:end w:w="120" w:type="dxa"/>
-            </w:tcMar>
-          </w:tcPr>
-          <w:p>
-            <w:pPr>
-              <w:spacing w:before="0" w:after="40" w:line="252" w:lineRule="auto"/>
-              <w:jc w:val="left"/>
-            </w:pPr>
-            <w:r>
-              <w:rPr>
-                <w:rFonts w:ascii="Calibri" w:hAnsi="Calibri"/>
-                <w:b w:val="0"/>
-                <w:i w:val="0"/>
-                <w:color w:val="1F2937"/>
-                <w:sz w:val="18"/>
-              </w:rPr>
-              <w:t>Should the company change its dividend or share-repurchase policy relative to reinvestment and debt needs?</w:t>
-            </w:r>
-          </w:p>
-        </w:tc>
-        <w:tc>
-          <w:tcPr>
-            <w:tcW w:type="dxa" w:w="4104"/>
-            <w:vAlign w:val="center"/>
-            <w:tcBorders>
-              <w:top w:val="single" w:sz="6" w:color="B8C2CC"/>
-              <w:left w:val="single" w:sz="6" w:color="B8C2CC"/>
-              <w:bottom w:val="single" w:sz="6" w:color="B8C2CC"/>
-              <w:right w:val="single" w:sz="6" w:color="B8C2CC"/>
-              <w:insideH w:val="single" w:sz="6" w:color="B8C2CC"/>
-              <w:insideV w:val="single" w:sz="6" w:color="B8C2CC"/>
-            </w:tcBorders>
-            <w:shd w:fill="FAFBFC"/>
-            <w:tcMar>
-              <w:top w:w="80" w:type="dxa"/>
-              <w:bottom w:w="80" w:type="dxa"/>
-              <w:start w:w="120" w:type="dxa"/>
-              <w:end w:w="120" w:type="dxa"/>
-            </w:tcMar>
-          </w:tcPr>
-          <w:p>
-            <w:pPr>
-              <w:spacing w:before="0" w:after="40" w:line="252" w:lineRule="auto"/>
-              <w:jc w:val="left"/>
-            </w:pPr>
-            <w:r>
-              <w:rPr>
-                <w:rFonts w:ascii="Calibri" w:hAnsi="Calibri"/>
-                <w:b w:val="0"/>
-                <w:i w:val="0"/>
-                <w:color w:val="1F2937"/>
-                <w:sz w:val="18"/>
-              </w:rPr>
-              <w:t>Free-cash-flow durability; payout history; leverage; reinvestment returns; dilution; liquidity; downside capacity; valuation and market-expectation evidence</w:t>
-            </w:r>
-          </w:p>
-        </w:tc>
-      </w:tr>
-      <w:tr>
-        <w:trPr>
-          <w:cantSplit w:val="true"/>
-        </w:trPr>
-        <w:tc>
-          <w:tcPr>
-            <w:tcW w:type="dxa" w:w="1584"/>
-            <w:vAlign w:val="center"/>
-            <w:tcBorders>
-              <w:top w:val="single" w:sz="6" w:color="B8C2CC"/>
-              <w:left w:val="single" w:sz="6" w:color="B8C2CC"/>
-              <w:bottom w:val="single" w:sz="6" w:color="B8C2CC"/>
-              <w:right w:val="single" w:sz="6" w:color="B8C2CC"/>
-              <w:insideH w:val="single" w:sz="6" w:color="B8C2CC"/>
-              <w:insideV w:val="single" w:sz="6" w:color="B8C2CC"/>
-            </w:tcBorders>
-            <w:tcMar>
-              <w:top w:w="80" w:type="dxa"/>
-              <w:bottom w:w="80" w:type="dxa"/>
-              <w:start w:w="120" w:type="dxa"/>
-              <w:end w:w="120" w:type="dxa"/>
-            </w:tcMar>
-          </w:tcPr>
-          <w:p>
-            <w:pPr>
-              <w:spacing w:before="0" w:after="40" w:line="252" w:lineRule="auto"/>
-              <w:jc w:val="left"/>
-            </w:pPr>
-            <w:r>
-              <w:rPr>
-                <w:rFonts w:ascii="Calibri" w:hAnsi="Calibri"/>
-                <w:b w:val="0"/>
-                <w:i w:val="0"/>
-                <w:color w:val="1F2937"/>
-                <w:sz w:val="18"/>
-              </w:rPr>
-              <w:t>Risk management</w:t>
-            </w:r>
-          </w:p>
-        </w:tc>
-        <w:tc>
-          <w:tcPr>
-            <w:tcW w:type="dxa" w:w="3672"/>
-            <w:vAlign w:val="center"/>
-            <w:tcBorders>
-              <w:top w:val="single" w:sz="6" w:color="B8C2CC"/>
-              <w:left w:val="single" w:sz="6" w:color="B8C2CC"/>
-              <w:bottom w:val="single" w:sz="6" w:color="B8C2CC"/>
-              <w:right w:val="single" w:sz="6" w:color="B8C2CC"/>
-              <w:insideH w:val="single" w:sz="6" w:color="B8C2CC"/>
-              <w:insideV w:val="single" w:sz="6" w:color="B8C2CC"/>
-            </w:tcBorders>
-            <w:tcMar>
-              <w:top w:w="80" w:type="dxa"/>
-              <w:bottom w:w="80" w:type="dxa"/>
-              <w:start w:w="120" w:type="dxa"/>
-              <w:end w:w="120" w:type="dxa"/>
-            </w:tcMar>
-          </w:tcPr>
-          <w:p>
-            <w:pPr>
-              <w:spacing w:before="0" w:after="40" w:line="252" w:lineRule="auto"/>
-              <w:jc w:val="left"/>
-            </w:pPr>
-            <w:r>
-              <w:rPr>
-                <w:rFonts w:ascii="Calibri" w:hAnsi="Calibri"/>
-                <w:b w:val="0"/>
-                <w:i w:val="0"/>
-                <w:color w:val="1F2937"/>
-                <w:sz w:val="18"/>
-              </w:rPr>
-              <w:t>Which financial exposure requires action now, and which mitigation creates the best risk-adjusted tradeoff?</w:t>
-            </w:r>
-          </w:p>
-        </w:tc>
-        <w:tc>
-          <w:tcPr>
-            <w:tcW w:type="dxa" w:w="4104"/>
-            <w:vAlign w:val="center"/>
-            <w:tcBorders>
-              <w:top w:val="single" w:sz="6" w:color="B8C2CC"/>
-              <w:left w:val="single" w:sz="6" w:color="B8C2CC"/>
-              <w:bottom w:val="single" w:sz="6" w:color="B8C2CC"/>
-              <w:right w:val="single" w:sz="6" w:color="B8C2CC"/>
-              <w:insideH w:val="single" w:sz="6" w:color="B8C2CC"/>
-              <w:insideV w:val="single" w:sz="6" w:color="B8C2CC"/>
-            </w:tcBorders>
-            <w:tcMar>
-              <w:top w:w="80" w:type="dxa"/>
-              <w:bottom w:w="80" w:type="dxa"/>
-              <w:start w:w="120" w:type="dxa"/>
-              <w:end w:w="120" w:type="dxa"/>
-            </w:tcMar>
-          </w:tcPr>
-          <w:p>
-            <w:pPr>
-              <w:spacing w:before="0" w:after="40" w:line="252" w:lineRule="auto"/>
-              <w:jc w:val="left"/>
-            </w:pPr>
-            <w:r>
-              <w:rPr>
-                <w:rFonts w:ascii="Calibri" w:hAnsi="Calibri"/>
-                <w:b w:val="0"/>
-                <w:i w:val="0"/>
-                <w:color w:val="1F2937"/>
-                <w:sz w:val="18"/>
-              </w:rPr>
-              <w:t>Interest-rate, foreign-exchange, commodity, refinancing, customer, supplier, or concentration exposure; sensitivities; mitigation cost; downside scenarios; triggers</w:t>
-            </w:r>
-          </w:p>
-        </w:tc>
-      </w:tr>
-      <w:tr>
-        <w:trPr>
-          <w:cantSplit w:val="true"/>
-        </w:trPr>
-        <w:tc>
-          <w:tcPr>
-            <w:tcW w:type="dxa" w:w="1584"/>
-            <w:vAlign w:val="center"/>
-            <w:tcBorders>
-              <w:top w:val="single" w:sz="6" w:color="B8C2CC"/>
-              <w:left w:val="single" w:sz="6" w:color="B8C2CC"/>
-              <w:bottom w:val="single" w:sz="6" w:color="B8C2CC"/>
-              <w:right w:val="single" w:sz="6" w:color="B8C2CC"/>
-              <w:insideH w:val="single" w:sz="6" w:color="B8C2CC"/>
-              <w:insideV w:val="single" w:sz="6" w:color="B8C2CC"/>
-            </w:tcBorders>
-            <w:shd w:fill="FAFBFC"/>
-            <w:tcMar>
-              <w:top w:w="80" w:type="dxa"/>
-              <w:bottom w:w="80" w:type="dxa"/>
-              <w:start w:w="120" w:type="dxa"/>
-              <w:end w:w="120" w:type="dxa"/>
-            </w:tcMar>
-          </w:tcPr>
-          <w:p>
-            <w:pPr>
-              <w:spacing w:before="0" w:after="40" w:line="252" w:lineRule="auto"/>
-              <w:jc w:val="left"/>
-            </w:pPr>
-            <w:r>
-              <w:rPr>
-                <w:rFonts w:ascii="Calibri" w:hAnsi="Calibri"/>
-                <w:b w:val="0"/>
-                <w:i w:val="0"/>
-                <w:color w:val="1F2937"/>
-                <w:sz w:val="18"/>
-              </w:rPr>
-              <w:t>Operating performance</w:t>
-            </w:r>
-          </w:p>
-        </w:tc>
-        <w:tc>
-          <w:tcPr>
-            <w:tcW w:type="dxa" w:w="3672"/>
-            <w:vAlign w:val="center"/>
-            <w:tcBorders>
-              <w:top w:val="single" w:sz="6" w:color="B8C2CC"/>
-              <w:left w:val="single" w:sz="6" w:color="B8C2CC"/>
-              <w:bottom w:val="single" w:sz="6" w:color="B8C2CC"/>
-              <w:right w:val="single" w:sz="6" w:color="B8C2CC"/>
-              <w:insideH w:val="single" w:sz="6" w:color="B8C2CC"/>
-              <w:insideV w:val="single" w:sz="6" w:color="B8C2CC"/>
-            </w:tcBorders>
-            <w:shd w:fill="FAFBFC"/>
-            <w:tcMar>
-              <w:top w:w="80" w:type="dxa"/>
-              <w:bottom w:w="80" w:type="dxa"/>
-              <w:start w:w="120" w:type="dxa"/>
-              <w:end w:w="120" w:type="dxa"/>
-            </w:tcMar>
-          </w:tcPr>
-          <w:p>
-            <w:pPr>
-              <w:spacing w:before="0" w:after="40" w:line="252" w:lineRule="auto"/>
-              <w:jc w:val="left"/>
-            </w:pPr>
-            <w:r>
-              <w:rPr>
-                <w:rFonts w:ascii="Calibri" w:hAnsi="Calibri"/>
-                <w:b w:val="0"/>
-                <w:i w:val="0"/>
-                <w:color w:val="1F2937"/>
-                <w:sz w:val="18"/>
-              </w:rPr>
-              <w:t>Which operating and capital actions should the company prioritize to improve ROIC, margins, or free cash flow?</w:t>
-            </w:r>
-          </w:p>
-        </w:tc>
-        <w:tc>
-          <w:tcPr>
-            <w:tcW w:type="dxa" w:w="4104"/>
-            <w:vAlign w:val="center"/>
-            <w:tcBorders>
-              <w:top w:val="single" w:sz="6" w:color="B8C2CC"/>
-              <w:left w:val="single" w:sz="6" w:color="B8C2CC"/>
-              <w:bottom w:val="single" w:sz="6" w:color="B8C2CC"/>
-              <w:right w:val="single" w:sz="6" w:color="B8C2CC"/>
-              <w:insideH w:val="single" w:sz="6" w:color="B8C2CC"/>
-              <w:insideV w:val="single" w:sz="6" w:color="B8C2CC"/>
-            </w:tcBorders>
-            <w:shd w:fill="FAFBFC"/>
-            <w:tcMar>
-              <w:top w:w="80" w:type="dxa"/>
-              <w:bottom w:w="80" w:type="dxa"/>
-              <w:start w:w="120" w:type="dxa"/>
-              <w:end w:w="120" w:type="dxa"/>
-            </w:tcMar>
-          </w:tcPr>
-          <w:p>
-            <w:pPr>
-              <w:spacing w:before="0" w:after="40" w:line="252" w:lineRule="auto"/>
-              <w:jc w:val="left"/>
-            </w:pPr>
-            <w:r>
-              <w:rPr>
-                <w:rFonts w:ascii="Calibri" w:hAnsi="Calibri"/>
-                <w:b w:val="0"/>
-                <w:i w:val="0"/>
-                <w:color w:val="1F2937"/>
-                <w:sz w:val="18"/>
-              </w:rPr>
-              <w:t>Revenue bridge; margins; asset turnover; ROA/ROE/ROIC; fixed versus variable costs; peer ratios; capital base; cash conversion; KPI targets</w:t>
-            </w:r>
-          </w:p>
-        </w:tc>
-      </w:tr>
-      <w:tr>
-        <w:trPr>
-          <w:cantSplit w:val="true"/>
-        </w:trPr>
-        <w:tc>
-          <w:tcPr>
-            <w:tcW w:type="dxa" w:w="1584"/>
-            <w:vAlign w:val="center"/>
-            <w:tcBorders>
-              <w:top w:val="single" w:sz="6" w:color="B8C2CC"/>
-              <w:left w:val="single" w:sz="6" w:color="B8C2CC"/>
-              <w:bottom w:val="single" w:sz="6" w:color="B8C2CC"/>
-              <w:right w:val="single" w:sz="6" w:color="B8C2CC"/>
-              <w:insideH w:val="single" w:sz="6" w:color="B8C2CC"/>
-              <w:insideV w:val="single" w:sz="6" w:color="B8C2CC"/>
-            </w:tcBorders>
-            <w:tcMar>
-              <w:top w:w="80" w:type="dxa"/>
-              <w:bottom w:w="80" w:type="dxa"/>
-              <w:start w:w="120" w:type="dxa"/>
-              <w:end w:w="120" w:type="dxa"/>
-            </w:tcMar>
-          </w:tcPr>
-          <w:p>
-            <w:pPr>
-              <w:spacing w:before="0" w:after="40" w:line="252" w:lineRule="auto"/>
-              <w:jc w:val="left"/>
-            </w:pPr>
-            <w:r>
-              <w:rPr>
-                <w:rFonts w:ascii="Calibri" w:hAnsi="Calibri"/>
-                <w:b w:val="0"/>
-                <w:i w:val="0"/>
-                <w:color w:val="1F2937"/>
-                <w:sz w:val="18"/>
-              </w:rPr>
-              <w:t>Corporate development</w:t>
-            </w:r>
-          </w:p>
-        </w:tc>
-        <w:tc>
-          <w:tcPr>
-            <w:tcW w:type="dxa" w:w="3672"/>
-            <w:vAlign w:val="center"/>
-            <w:tcBorders>
-              <w:top w:val="single" w:sz="6" w:color="B8C2CC"/>
-              <w:left w:val="single" w:sz="6" w:color="B8C2CC"/>
-              <w:bottom w:val="single" w:sz="6" w:color="B8C2CC"/>
-              <w:right w:val="single" w:sz="6" w:color="B8C2CC"/>
-              <w:insideH w:val="single" w:sz="6" w:color="B8C2CC"/>
-              <w:insideV w:val="single" w:sz="6" w:color="B8C2CC"/>
-            </w:tcBorders>
-            <w:tcMar>
-              <w:top w:w="80" w:type="dxa"/>
-              <w:bottom w:w="80" w:type="dxa"/>
-              <w:start w:w="120" w:type="dxa"/>
-              <w:end w:w="120" w:type="dxa"/>
-            </w:tcMar>
-          </w:tcPr>
-          <w:p>
-            <w:pPr>
-              <w:spacing w:before="0" w:after="40" w:line="252" w:lineRule="auto"/>
-              <w:jc w:val="left"/>
-            </w:pPr>
-            <w:r>
-              <w:rPr>
-                <w:rFonts w:ascii="Calibri" w:hAnsi="Calibri"/>
-                <w:b w:val="0"/>
-                <w:i w:val="0"/>
-                <w:color w:val="1F2937"/>
-                <w:sz w:val="18"/>
-              </w:rPr>
-              <w:t>Should the company pursue an acquisition, joint venture, partnership, or strategic divestiture rather than build, hold, or exit?</w:t>
-            </w:r>
-          </w:p>
-        </w:tc>
-        <w:tc>
-          <w:tcPr>
-            <w:tcW w:type="dxa" w:w="4104"/>
-            <w:vAlign w:val="center"/>
-            <w:tcBorders>
-              <w:top w:val="single" w:sz="6" w:color="B8C2CC"/>
-              <w:left w:val="single" w:sz="6" w:color="B8C2CC"/>
-              <w:bottom w:val="single" w:sz="6" w:color="B8C2CC"/>
-              <w:right w:val="single" w:sz="6" w:color="B8C2CC"/>
-              <w:insideH w:val="single" w:sz="6" w:color="B8C2CC"/>
-              <w:insideV w:val="single" w:sz="6" w:color="B8C2CC"/>
-            </w:tcBorders>
-            <w:tcMar>
-              <w:top w:w="80" w:type="dxa"/>
-              <w:bottom w:w="80" w:type="dxa"/>
-              <w:start w:w="120" w:type="dxa"/>
-              <w:end w:w="120" w:type="dxa"/>
-            </w:tcMar>
-          </w:tcPr>
-          <w:p>
-            <w:pPr>
-              <w:spacing w:before="0" w:after="40" w:line="252" w:lineRule="auto"/>
-              <w:jc w:val="left"/>
-            </w:pPr>
-            <w:r>
-              <w:rPr>
-                <w:rFonts w:ascii="Calibri" w:hAnsi="Calibri"/>
-                <w:b w:val="0"/>
-                <w:i w:val="0"/>
-                <w:color w:val="1F2937"/>
-                <w:sz w:val="18"/>
-              </w:rPr>
-              <w:t>Strategic rationale; transaction or project valuation; financing; return thresholds; synergies; integration/separation cost; scenario risk; credible alternatives</w:t>
-            </w:r>
-          </w:p>
-        </w:tc>
-      </w:tr>
-      <w:tr>
-        <w:trPr>
-          <w:cantSplit w:val="true"/>
-        </w:trPr>
-        <w:tc>
-          <w:tcPr>
-            <w:tcW w:type="dxa" w:w="1584"/>
-            <w:vAlign w:val="center"/>
-            <w:tcBorders>
-              <w:top w:val="single" w:sz="6" w:color="B8C2CC"/>
-              <w:left w:val="single" w:sz="6" w:color="B8C2CC"/>
-              <w:bottom w:val="single" w:sz="6" w:color="B8C2CC"/>
-              <w:right w:val="single" w:sz="6" w:color="B8C2CC"/>
-              <w:insideH w:val="single" w:sz="6" w:color="B8C2CC"/>
-              <w:insideV w:val="single" w:sz="6" w:color="B8C2CC"/>
-            </w:tcBorders>
-            <w:shd w:fill="FAFBFC"/>
-            <w:tcMar>
-              <w:top w:w="80" w:type="dxa"/>
-              <w:bottom w:w="80" w:type="dxa"/>
-              <w:start w:w="120" w:type="dxa"/>
-              <w:end w:w="120" w:type="dxa"/>
-            </w:tcMar>
-          </w:tcPr>
-          <w:p>
-            <w:pPr>
-              <w:spacing w:before="0" w:after="40" w:line="252" w:lineRule="auto"/>
-              <w:jc w:val="left"/>
-            </w:pPr>
-            <w:r>
-              <w:rPr>
-                <w:rFonts w:ascii="Calibri" w:hAnsi="Calibri"/>
-                <w:b w:val="0"/>
-                <w:i w:val="0"/>
-                <w:color w:val="1F2937"/>
-                <w:sz w:val="18"/>
-              </w:rPr>
-              <w:t>Market-implied expectations</w:t>
-            </w:r>
-          </w:p>
-        </w:tc>
-        <w:tc>
-          <w:tcPr>
-            <w:tcW w:type="dxa" w:w="3672"/>
-            <w:vAlign w:val="center"/>
-            <w:tcBorders>
-              <w:top w:val="single" w:sz="6" w:color="B8C2CC"/>
-              <w:left w:val="single" w:sz="6" w:color="B8C2CC"/>
-              <w:bottom w:val="single" w:sz="6" w:color="B8C2CC"/>
-              <w:right w:val="single" w:sz="6" w:color="B8C2CC"/>
-              <w:insideH w:val="single" w:sz="6" w:color="B8C2CC"/>
-              <w:insideV w:val="single" w:sz="6" w:color="B8C2CC"/>
-            </w:tcBorders>
-            <w:shd w:fill="FAFBFC"/>
-            <w:tcMar>
-              <w:top w:w="80" w:type="dxa"/>
-              <w:bottom w:w="80" w:type="dxa"/>
-              <w:start w:w="120" w:type="dxa"/>
-              <w:end w:w="120" w:type="dxa"/>
-            </w:tcMar>
-          </w:tcPr>
-          <w:p>
-            <w:pPr>
-              <w:spacing w:before="0" w:after="40" w:line="252" w:lineRule="auto"/>
-              <w:jc w:val="left"/>
-            </w:pPr>
-            <w:r>
-              <w:rPr>
-                <w:rFonts w:ascii="Calibri" w:hAnsi="Calibri"/>
-                <w:b w:val="0"/>
-                <w:i w:val="0"/>
-                <w:color w:val="1F2937"/>
-                <w:sz w:val="18"/>
-              </w:rPr>
-              <w:t>What operating or capital action should the CFO recommend if the growth, margin, or return expectations embedded in market valuation appear demanding or conservative?</w:t>
-            </w:r>
-          </w:p>
-        </w:tc>
-        <w:tc>
-          <w:tcPr>
-            <w:tcW w:type="dxa" w:w="4104"/>
-            <w:vAlign w:val="center"/>
-            <w:tcBorders>
-              <w:top w:val="single" w:sz="6" w:color="B8C2CC"/>
-              <w:left w:val="single" w:sz="6" w:color="B8C2CC"/>
-              <w:bottom w:val="single" w:sz="6" w:color="B8C2CC"/>
-              <w:right w:val="single" w:sz="6" w:color="B8C2CC"/>
-              <w:insideH w:val="single" w:sz="6" w:color="B8C2CC"/>
-              <w:insideV w:val="single" w:sz="6" w:color="B8C2CC"/>
-            </w:tcBorders>
-            <w:shd w:fill="FAFBFC"/>
-            <w:tcMar>
-              <w:top w:w="80" w:type="dxa"/>
-              <w:bottom w:w="80" w:type="dxa"/>
-              <w:start w:w="120" w:type="dxa"/>
-              <w:end w:w="120" w:type="dxa"/>
-            </w:tcMar>
-          </w:tcPr>
-          <w:p>
-            <w:pPr>
-              <w:spacing w:before="0" w:after="40" w:line="252" w:lineRule="auto"/>
-              <w:jc w:val="left"/>
-            </w:pPr>
-            <w:r>
-              <w:rPr>
-                <w:rFonts w:ascii="Calibri" w:hAnsi="Calibri"/>
-                <w:b w:val="0"/>
-                <w:i w:val="0"/>
-                <w:color w:val="1F2937"/>
-                <w:sz w:val="18"/>
-              </w:rPr>
-              <w:t>Market-implied growth, margins, or returns; consensus estimates; historical and peer performance; statement and ratio trends; scenarios; operational feasibility</w:t>
+              <w:t>You are choosing a company, noticing what may matter, and proposing one possible direction. FactSet is required. You do not need to prove the idea or make a final recommendation yet.</w:t>
             </w:r>
           </w:p>
         </w:tc>
@@ -1876,7 +129,7 @@
     </w:tbl>
     <w:p>
       <w:pPr>
-        <w:spacing w:after="40"/>
+        <w:spacing w:after="20"/>
       </w:pPr>
     </w:p>
     <w:p>
@@ -1884,169 +137,82 @@
         <w:pStyle w:val="Heading1"/>
       </w:pPr>
       <w:r>
-        <w:rPr>
-          <w:rFonts w:ascii="Calibri" w:hAnsi="Calibri"/>
-          <w:b/>
-          <w:i w:val="0"/>
-          <w:color w:val="2E74B5"/>
-          <w:sz w:val="32"/>
-        </w:rPr>
-        <w:t>From direction to decision</w:t>
-      </w:r>
-    </w:p>
-    <w:p>
-      <w:r>
-        <w:rPr>
-          <w:rFonts w:ascii="Calibri" w:hAnsi="Calibri"/>
-          <w:b w:val="0"/>
-          <w:i w:val="0"/>
-          <w:color w:val="1F2937"/>
-          <w:sz w:val="22"/>
-        </w:rPr>
-        <w:t>Use this structure:</w:t>
+        <w:t>What you submit</w:t>
       </w:r>
     </w:p>
     <w:p>
       <w:pPr>
-        <w:pStyle w:val="Quote"/>
-        <w:shd w:fill="E8EEF5"/>
-        <w:pBdr>
-          <w:left w:val="single" w:sz="18" w:space="8" w:color="2E74B5"/>
-        </w:pBdr>
+        <w:ind w:left="317" w:hanging="317"/>
       </w:pPr>
       <w:r>
         <w:rPr>
-          <w:rFonts w:ascii="Calibri" w:hAnsi="Calibri"/>
-          <w:b/>
-          <w:i/>
-          <w:color w:val="17365D"/>
-          <w:sz w:val="23"/>
-        </w:rPr>
-        <w:t>Should [company] take [specific action] rather than [credible alternative] over [time horizon], given [material operating or financial issue]?</w:t>
-      </w:r>
-    </w:p>
-    <w:p>
-      <w:r>
-        <w:rPr>
-          <w:rFonts w:ascii="Calibri" w:hAnsi="Calibri"/>
+          <w:rFonts w:ascii="Aptos" w:hAnsi="Aptos"/>
           <w:b w:val="0"/>
           <w:i w:val="0"/>
-          <w:color w:val="1F2937"/>
-          <w:sz w:val="22"/>
+          <w:color w:val="1A1F2C"/>
+          <w:sz w:val="21"/>
         </w:rPr>
-        <w:t>A complete proposal also identifies:</w:t>
+        <w:t>• The approved public company's name, ticker, and U.S. exchange.</w:t>
       </w:r>
     </w:p>
     <w:p>
       <w:pPr>
-        <w:numPr>
-          <w:ilvl w:val="0"/>
-          <w:numId w:val="10"/>
-        </w:numPr>
+        <w:ind w:left="317" w:hanging="317"/>
       </w:pPr>
       <w:r>
         <w:rPr>
-          <w:rFonts w:ascii="Calibri" w:hAnsi="Calibri"/>
-          <w:b/>
-          <w:i w:val="0"/>
-          <w:color w:val="1F2937"/>
-          <w:sz w:val="22"/>
-        </w:rPr>
-        <w:t>Two or three supporting actions:</w:t>
-      </w:r>
-      <w:r>
-        <w:rPr>
-          <w:rFonts w:ascii="Calibri" w:hAnsi="Calibri"/>
+          <w:rFonts w:ascii="Aptos" w:hAnsi="Aptos"/>
           <w:b w:val="0"/>
           <w:i w:val="0"/>
-          <w:color w:val="1F2937"/>
-          <w:sz w:val="22"/>
+          <w:color w:val="1A1F2C"/>
+          <w:sz w:val="21"/>
         </w:rPr>
-        <w:t xml:space="preserve"> practical steps that make the primary decision implementable. They are not three unrelated recommendations.</w:t>
+        <w:t>• A short beginner-friendly company snapshot based on AI and/or ordinary web search.</w:t>
       </w:r>
     </w:p>
     <w:p>
       <w:pPr>
-        <w:numPr>
-          <w:ilvl w:val="0"/>
-          <w:numId w:val="10"/>
-        </w:numPr>
+        <w:ind w:left="317" w:hanging="317"/>
       </w:pPr>
       <w:r>
         <w:rPr>
-          <w:rFonts w:ascii="Calibri" w:hAnsi="Calibri"/>
-          <w:b/>
-          <w:i w:val="0"/>
-          <w:color w:val="1F2937"/>
-          <w:sz w:val="22"/>
-        </w:rPr>
-        <w:t>Alternatives:</w:t>
-      </w:r>
-      <w:r>
-        <w:rPr>
-          <w:rFonts w:ascii="Calibri" w:hAnsi="Calibri"/>
+          <w:rFonts w:ascii="Aptos" w:hAnsi="Aptos"/>
           <w:b w:val="0"/>
           <w:i w:val="0"/>
-          <w:color w:val="1F2937"/>
-          <w:sz w:val="22"/>
+          <w:color w:val="1A1F2C"/>
+          <w:sz w:val="21"/>
         </w:rPr>
-        <w:t xml:space="preserve"> at least two credible choices, normally including “continue the current approach.”</w:t>
+        <w:t>• One concrete thing learned from FactSet, plus the screen, report, or feature used.</w:t>
       </w:r>
     </w:p>
     <w:p>
       <w:pPr>
-        <w:numPr>
-          <w:ilvl w:val="0"/>
-          <w:numId w:val="10"/>
-        </w:numPr>
+        <w:ind w:left="317" w:hanging="317"/>
       </w:pPr>
       <w:r>
         <w:rPr>
-          <w:rFonts w:ascii="Calibri" w:hAnsi="Calibri"/>
-          <w:b/>
-          <w:i w:val="0"/>
-          <w:color w:val="1F2937"/>
-          <w:sz w:val="22"/>
-        </w:rPr>
-        <w:t>Decision criteria:</w:t>
-      </w:r>
-      <w:r>
-        <w:rPr>
-          <w:rFonts w:ascii="Calibri" w:hAnsi="Calibri"/>
+          <w:rFonts w:ascii="Aptos" w:hAnsi="Aptos"/>
           <w:b w:val="0"/>
           <w:i w:val="0"/>
-          <w:color w:val="1F2937"/>
-          <w:sz w:val="22"/>
+          <w:color w:val="1A1F2C"/>
+          <w:sz w:val="21"/>
         </w:rPr>
-        <w:t xml:space="preserve"> the measures that will determine which alternative is strongest, such as NPV, cash released, leverage, coverage, ROIC, margin, risk reduction, or strategic fit.</w:t>
+        <w:t>• One potential company-specific CFO decision and a short reason it seems worth investigating.</w:t>
       </w:r>
     </w:p>
     <w:p>
       <w:pPr>
-        <w:numPr>
-          <w:ilvl w:val="0"/>
-          <w:numId w:val="10"/>
-        </w:numPr>
+        <w:ind w:left="317" w:hanging="317"/>
       </w:pPr>
       <w:r>
         <w:rPr>
-          <w:rFonts w:ascii="Calibri" w:hAnsi="Calibri"/>
-          <w:b/>
-          <w:i w:val="0"/>
-          <w:color w:val="1F2937"/>
-          <w:sz w:val="22"/>
-        </w:rPr>
-        <w:t>Conditions and triggers:</w:t>
-      </w:r>
-      <w:r>
-        <w:rPr>
-          <w:rFonts w:ascii="Calibri" w:hAnsi="Calibri"/>
+          <w:rFonts w:ascii="Aptos" w:hAnsi="Aptos"/>
           <w:b w:val="0"/>
           <w:i w:val="0"/>
-          <w:color w:val="1F2937"/>
-          <w:sz w:val="22"/>
+          <w:color w:val="1A1F2C"/>
+          <w:sz w:val="21"/>
         </w:rPr>
-        <w:t xml:space="preserve"> evidence that could cause the CFO to pause, change, stage, or reject the recommendation.</w:t>
+        <w:t>• Two questions you want to research in Stage 2.</w:t>
       </w:r>
     </w:p>
     <w:p>
@@ -2054,80 +220,82 @@
         <w:pStyle w:val="Heading1"/>
       </w:pPr>
       <w:r>
-        <w:rPr>
-          <w:rFonts w:ascii="Calibri" w:hAnsi="Calibri"/>
-          <w:b/>
-          <w:i w:val="0"/>
-          <w:color w:val="2E74B5"/>
-          <w:sz w:val="32"/>
-        </w:rPr>
-        <w:t>LO2–LO3 foundation required now</w:t>
-      </w:r>
-    </w:p>
-    <w:p>
-      <w:r>
-        <w:rPr>
-          <w:rFonts w:ascii="Calibri" w:hAnsi="Calibri"/>
-          <w:b w:val="0"/>
-          <w:i w:val="0"/>
-          <w:color w:val="1F2937"/>
-          <w:sz w:val="22"/>
-        </w:rPr>
-        <w:t>Milestone 1 does not require the finished analysis, but it must show that the final question can produce credible BUS311 work.</w:t>
+        <w:t>A five-step start</w:t>
       </w:r>
     </w:p>
     <w:p>
       <w:pPr>
-        <w:pStyle w:val="Heading2"/>
+        <w:pStyle w:val="ListNumber"/>
       </w:pPr>
       <w:r>
         <w:rPr>
-          <w:rFonts w:ascii="Calibri" w:hAnsi="Calibri"/>
-          <w:b/>
-          <w:i w:val="0"/>
-          <w:color w:val="2E74B5"/>
-          <w:sz w:val="26"/>
-        </w:rPr>
-        <w:t>LO2 — Financial statements</w:t>
-      </w:r>
-    </w:p>
-    <w:p>
-      <w:r>
-        <w:rPr>
-          <w:rFonts w:ascii="Calibri" w:hAnsi="Calibri"/>
+          <w:rFonts w:ascii="Aptos" w:hAnsi="Aptos"/>
           <w:b w:val="0"/>
           <w:i w:val="0"/>
-          <w:color w:val="1F2937"/>
-          <w:sz w:val="22"/>
+          <w:color w:val="1A1F2C"/>
+          <w:sz w:val="21"/>
         </w:rPr>
-        <w:t>Identify the income-statement, balance-sheet, cash-flow-statement, and filing-note evidence most relevant to the decision. Name the line items or disclosures you expect to use and explain what each statement contributes. A link to a 10-K without a decision connection is not enough.</w:t>
+        <w:t>Choose one approved public company and record its basic identifying information.</w:t>
       </w:r>
     </w:p>
     <w:p>
       <w:pPr>
-        <w:pStyle w:val="Heading2"/>
+        <w:pStyle w:val="ListNumber"/>
       </w:pPr>
       <w:r>
         <w:rPr>
-          <w:rFonts w:ascii="Calibri" w:hAnsi="Calibri"/>
-          <w:b/>
+          <w:rFonts w:ascii="Aptos" w:hAnsi="Aptos"/>
+          <w:b w:val="0"/>
           <w:i w:val="0"/>
-          <w:color w:val="2E74B5"/>
-          <w:sz w:val="26"/>
+          <w:color w:val="1A1F2C"/>
+          <w:sz w:val="21"/>
         </w:rPr>
-        <w:t>LO3 — Ratio analysis</w:t>
+        <w:t>Use ordinary web search, AI, or both to learn what the company sells, who it serves, and what issues or opportunities appear important.</w:t>
       </w:r>
     </w:p>
     <w:p>
+      <w:pPr>
+        <w:pStyle w:val="ListNumber"/>
+      </w:pPr>
       <w:r>
         <w:rPr>
-          <w:rFonts w:ascii="Calibri" w:hAnsi="Calibri"/>
+          <w:rFonts w:ascii="Aptos" w:hAnsi="Aptos"/>
           <w:b w:val="0"/>
           <w:i w:val="0"/>
-          <w:color w:val="1F2937"/>
-          <w:sz w:val="22"/>
+          <w:color w:val="1A1F2C"/>
+          <w:sz w:val="21"/>
         </w:rPr>
-        <w:t>Identify the trend and peer ratios that could distinguish among the alternatives. Explain why each ratio matters and what comparison you expect to make. A list of ratios without a decision use is not enough.</w:t>
+        <w:t>Open FactSet and explore at least one company screen, report, or feature.</w:t>
+      </w:r>
+    </w:p>
+    <w:p>
+      <w:pPr>
+        <w:pStyle w:val="ListNumber"/>
+      </w:pPr>
+      <w:r>
+        <w:rPr>
+          <w:rFonts w:ascii="Aptos" w:hAnsi="Aptos"/>
+          <w:b w:val="0"/>
+          <w:i w:val="0"/>
+          <w:color w:val="1A1F2C"/>
+          <w:sz w:val="21"/>
+        </w:rPr>
+        <w:t>Write one specific FactSet learning in your own words and name where you found it.</w:t>
+      </w:r>
+    </w:p>
+    <w:p>
+      <w:pPr>
+        <w:pStyle w:val="ListNumber"/>
+      </w:pPr>
+      <w:r>
+        <w:rPr>
+          <w:rFonts w:ascii="Aptos" w:hAnsi="Aptos"/>
+          <w:b w:val="0"/>
+          <w:i w:val="0"/>
+          <w:color w:val="1A1F2C"/>
+          <w:sz w:val="21"/>
+        </w:rPr>
+        <w:t>Choose one potential CFO decision from the menu below. Treat it as a starting idea that may change.</w:t>
       </w:r>
     </w:p>
     <w:p>
@@ -2135,26 +303,22 @@
         <w:pStyle w:val="Heading1"/>
       </w:pPr>
       <w:r>
-        <w:rPr>
-          <w:rFonts w:ascii="Calibri" w:hAnsi="Calibri"/>
-          <w:b/>
-          <w:i w:val="0"/>
-          <w:color w:val="2E74B5"/>
-          <w:sz w:val="32"/>
-        </w:rPr>
-        <w:t>Preliminary evidence standard</w:t>
+        <w:t>FactSet is required</w:t>
       </w:r>
     </w:p>
     <w:p>
+      <w:pPr>
+        <w:spacing w:after="100"/>
+      </w:pPr>
       <w:r>
         <w:rPr>
-          <w:rFonts w:ascii="Calibri" w:hAnsi="Calibri"/>
+          <w:rFonts w:ascii="Aptos" w:hAnsi="Aptos"/>
           <w:b w:val="0"/>
           <w:i w:val="0"/>
-          <w:color w:val="1F2937"/>
-          <w:sz w:val="22"/>
+          <w:color w:val="1A1F2C"/>
+          <w:sz w:val="21"/>
         </w:rPr>
-        <w:t>Your approval packet must identify at least four research leads:</w:t>
+        <w:t>State one specific thing you learned from FactSet and identify the screen, report, or feature used. A company or segment metric, ownership or market item, peer observation, estimate, or relevant news/data discovery all work. Formal citation and validation are not required in Stage 1.</w:t>
       </w:r>
     </w:p>
     <w:tbl>
@@ -2164,400 +328,381 @@
         <w:jc w:val="left"/>
         <w:tblLayout w:type="fixed"/>
         <w:tblLook w:firstColumn="1" w:firstRow="1" w:lastColumn="0" w:lastRow="0" w:noHBand="0" w:noVBand="1" w:val="04A0"/>
-        <w:tblInd w:type="dxa" w:w="120"/>
+        <w:tblInd w:w="120" w:type="dxa"/>
       </w:tblPr>
       <w:tblGrid>
-        <w:gridCol w:w="2736"/>
-        <w:gridCol w:w="6624"/>
+        <w:gridCol w:w="2700"/>
+        <w:gridCol w:w="6660"/>
       </w:tblGrid>
       <w:tr>
         <w:trPr>
-          <w:cantSplit w:val="true"/>
           <w:tblHeader w:val="true"/>
+          <w:cantSplit/>
         </w:trPr>
         <w:tc>
           <w:tcPr>
-            <w:tcW w:type="dxa" w:w="2736"/>
-            <w:vAlign w:val="center"/>
-            <w:tcBorders>
-              <w:top w:val="single" w:sz="6" w:color="B8C2CC"/>
-              <w:left w:val="single" w:sz="6" w:color="B8C2CC"/>
-              <w:bottom w:val="single" w:sz="6" w:color="B8C2CC"/>
-              <w:right w:val="single" w:sz="6" w:color="B8C2CC"/>
-              <w:insideH w:val="single" w:sz="6" w:color="B8C2CC"/>
-              <w:insideV w:val="single" w:sz="6" w:color="B8C2CC"/>
-            </w:tcBorders>
-            <w:shd w:fill="F2F4F7"/>
+            <w:tcW w:type="dxa" w:w="2700"/>
+            <w:shd w:fill="EDF3F7"/>
             <w:tcMar>
-              <w:top w:w="80" w:type="dxa"/>
-              <w:bottom w:w="80" w:type="dxa"/>
+              <w:top w:w="100" w:type="dxa"/>
               <w:start w:w="120" w:type="dxa"/>
+              <w:bottom w:w="100" w:type="dxa"/>
               <w:end w:w="120" w:type="dxa"/>
             </w:tcMar>
+            <w:vAlign w:val="center"/>
           </w:tcPr>
           <w:p>
             <w:pPr>
-              <w:spacing w:before="0" w:after="40" w:line="252" w:lineRule="auto"/>
-              <w:jc w:val="left"/>
+              <w:spacing w:after="20" w:line="247" w:lineRule="auto"/>
             </w:pPr>
+            <w:r/>
             <w:r>
               <w:rPr>
-                <w:rFonts w:ascii="Calibri" w:hAnsi="Calibri"/>
+                <w:rFonts w:ascii="Aptos" w:hAnsi="Aptos"/>
                 <w:b/>
                 <w:i w:val="0"/>
-                <w:color w:val="17365D"/>
+                <w:color w:val="152536"/>
                 <w:sz w:val="18"/>
               </w:rPr>
-              <w:t>Required source</w:t>
+              <w:t>A beginner-appropriate FactSet discovery</w:t>
             </w:r>
           </w:p>
         </w:tc>
         <w:tc>
           <w:tcPr>
-            <w:tcW w:type="dxa" w:w="6624"/>
-            <w:vAlign w:val="center"/>
-            <w:tcBorders>
-              <w:top w:val="single" w:sz="6" w:color="B8C2CC"/>
-              <w:left w:val="single" w:sz="6" w:color="B8C2CC"/>
-              <w:bottom w:val="single" w:sz="6" w:color="B8C2CC"/>
-              <w:right w:val="single" w:sz="6" w:color="B8C2CC"/>
-              <w:insideH w:val="single" w:sz="6" w:color="B8C2CC"/>
-              <w:insideV w:val="single" w:sz="6" w:color="B8C2CC"/>
-            </w:tcBorders>
-            <w:shd w:fill="F2F4F7"/>
+            <w:tcW w:type="dxa" w:w="6660"/>
+            <w:shd w:fill="EDF3F7"/>
             <w:tcMar>
-              <w:top w:w="80" w:type="dxa"/>
-              <w:bottom w:w="80" w:type="dxa"/>
+              <w:top w:w="100" w:type="dxa"/>
               <w:start w:w="120" w:type="dxa"/>
+              <w:bottom w:w="100" w:type="dxa"/>
               <w:end w:w="120" w:type="dxa"/>
             </w:tcMar>
+            <w:vAlign w:val="center"/>
           </w:tcPr>
           <w:p>
             <w:pPr>
-              <w:spacing w:before="0" w:after="40" w:line="252" w:lineRule="auto"/>
-              <w:jc w:val="left"/>
+              <w:spacing w:after="20" w:line="247" w:lineRule="auto"/>
             </w:pPr>
+            <w:r/>
             <w:r>
               <w:rPr>
-                <w:rFonts w:ascii="Calibri" w:hAnsi="Calibri"/>
+                <w:rFonts w:ascii="Aptos" w:hAnsi="Aptos"/>
                 <w:b/>
                 <w:i w:val="0"/>
-                <w:color w:val="17365D"/>
+                <w:color w:val="152536"/>
                 <w:sz w:val="18"/>
               </w:rPr>
-              <w:t>Minimum record</w:t>
+              <w:t>Example of what to record</w:t>
             </w:r>
           </w:p>
         </w:tc>
       </w:tr>
       <w:tr>
         <w:trPr>
-          <w:cantSplit w:val="true"/>
+          <w:cantSplit/>
         </w:trPr>
         <w:tc>
           <w:tcPr>
-            <w:tcW w:type="dxa" w:w="2736"/>
-            <w:vAlign w:val="center"/>
-            <w:tcBorders>
-              <w:top w:val="single" w:sz="6" w:color="B8C2CC"/>
-              <w:left w:val="single" w:sz="6" w:color="B8C2CC"/>
-              <w:bottom w:val="single" w:sz="6" w:color="B8C2CC"/>
-              <w:right w:val="single" w:sz="6" w:color="B8C2CC"/>
-              <w:insideH w:val="single" w:sz="6" w:color="B8C2CC"/>
-              <w:insideV w:val="single" w:sz="6" w:color="B8C2CC"/>
-            </w:tcBorders>
+            <w:tcW w:type="dxa" w:w="2700"/>
             <w:tcMar>
-              <w:top w:w="80" w:type="dxa"/>
-              <w:bottom w:w="80" w:type="dxa"/>
+              <w:top w:w="100" w:type="dxa"/>
               <w:start w:w="120" w:type="dxa"/>
+              <w:bottom w:w="100" w:type="dxa"/>
               <w:end w:w="120" w:type="dxa"/>
             </w:tcMar>
+            <w:vAlign w:val="center"/>
           </w:tcPr>
           <w:p>
             <w:pPr>
-              <w:spacing w:before="0" w:after="40" w:line="252" w:lineRule="auto"/>
-              <w:jc w:val="left"/>
+              <w:spacing w:after="20" w:line="247" w:lineRule="auto"/>
             </w:pPr>
+            <w:r/>
             <w:r>
               <w:rPr>
-                <w:rFonts w:ascii="Calibri" w:hAnsi="Calibri"/>
+                <w:rFonts w:ascii="Aptos" w:hAnsi="Aptos"/>
                 <w:b w:val="0"/>
                 <w:i w:val="0"/>
-                <w:color w:val="1F2937"/>
+                <w:color w:val="1A1F2C"/>
                 <w:sz w:val="18"/>
               </w:rPr>
-              <w:t>SEC filing</w:t>
+              <w:t>Company or segment metric</w:t>
             </w:r>
           </w:p>
         </w:tc>
         <w:tc>
           <w:tcPr>
-            <w:tcW w:type="dxa" w:w="6624"/>
-            <w:vAlign w:val="center"/>
-            <w:tcBorders>
-              <w:top w:val="single" w:sz="6" w:color="B8C2CC"/>
-              <w:left w:val="single" w:sz="6" w:color="B8C2CC"/>
-              <w:bottom w:val="single" w:sz="6" w:color="B8C2CC"/>
-              <w:right w:val="single" w:sz="6" w:color="B8C2CC"/>
-              <w:insideH w:val="single" w:sz="6" w:color="B8C2CC"/>
-              <w:insideV w:val="single" w:sz="6" w:color="B8C2CC"/>
-            </w:tcBorders>
+            <w:tcW w:type="dxa" w:w="6660"/>
             <w:tcMar>
-              <w:top w:w="80" w:type="dxa"/>
-              <w:bottom w:w="80" w:type="dxa"/>
+              <w:top w:w="100" w:type="dxa"/>
               <w:start w:w="120" w:type="dxa"/>
+              <w:bottom w:w="100" w:type="dxa"/>
               <w:end w:w="120" w:type="dxa"/>
             </w:tcMar>
+            <w:vAlign w:val="center"/>
           </w:tcPr>
           <w:p>
             <w:pPr>
-              <w:spacing w:before="0" w:after="40" w:line="252" w:lineRule="auto"/>
-              <w:jc w:val="left"/>
+              <w:spacing w:after="20" w:line="247" w:lineRule="auto"/>
             </w:pPr>
+            <w:r/>
             <w:r>
               <w:rPr>
-                <w:rFonts w:ascii="Calibri" w:hAnsi="Calibri"/>
+                <w:rFonts w:ascii="Aptos" w:hAnsi="Aptos"/>
                 <w:b w:val="0"/>
                 <w:i w:val="0"/>
-                <w:color w:val="1F2937"/>
+                <w:color w:val="1A1F2C"/>
                 <w:sz w:val="18"/>
               </w:rPr>
-              <w:t>Form type, filing date, fiscal period, specific item/page/table or disclosure, and intended decision use</w:t>
+              <w:t>A metric or segment result that helped you understand the business.</w:t>
             </w:r>
           </w:p>
         </w:tc>
       </w:tr>
       <w:tr>
         <w:trPr>
-          <w:cantSplit w:val="true"/>
+          <w:cantSplit/>
         </w:trPr>
         <w:tc>
           <w:tcPr>
-            <w:tcW w:type="dxa" w:w="2736"/>
-            <w:vAlign w:val="center"/>
-            <w:tcBorders>
-              <w:top w:val="single" w:sz="6" w:color="B8C2CC"/>
-              <w:left w:val="single" w:sz="6" w:color="B8C2CC"/>
-              <w:bottom w:val="single" w:sz="6" w:color="B8C2CC"/>
-              <w:right w:val="single" w:sz="6" w:color="B8C2CC"/>
-              <w:insideH w:val="single" w:sz="6" w:color="B8C2CC"/>
-              <w:insideV w:val="single" w:sz="6" w:color="B8C2CC"/>
-            </w:tcBorders>
-            <w:shd w:fill="FAFBFC"/>
+            <w:tcW w:type="dxa" w:w="2700"/>
+            <w:shd w:fill="FAF8F3"/>
             <w:tcMar>
-              <w:top w:w="80" w:type="dxa"/>
-              <w:bottom w:w="80" w:type="dxa"/>
+              <w:top w:w="100" w:type="dxa"/>
               <w:start w:w="120" w:type="dxa"/>
+              <w:bottom w:w="100" w:type="dxa"/>
               <w:end w:w="120" w:type="dxa"/>
             </w:tcMar>
+            <w:vAlign w:val="center"/>
           </w:tcPr>
           <w:p>
             <w:pPr>
-              <w:spacing w:before="0" w:after="40" w:line="252" w:lineRule="auto"/>
-              <w:jc w:val="left"/>
+              <w:spacing w:after="20" w:line="247" w:lineRule="auto"/>
             </w:pPr>
+            <w:r/>
             <w:r>
               <w:rPr>
-                <w:rFonts w:ascii="Calibri" w:hAnsi="Calibri"/>
+                <w:rFonts w:ascii="Aptos" w:hAnsi="Aptos"/>
                 <w:b w:val="0"/>
                 <w:i w:val="0"/>
-                <w:color w:val="1F2937"/>
+                <w:color w:val="1A1F2C"/>
                 <w:sz w:val="18"/>
               </w:rPr>
-              <w:t>FactSet</w:t>
+              <w:t>Ownership or market item</w:t>
             </w:r>
           </w:p>
         </w:tc>
         <w:tc>
           <w:tcPr>
-            <w:tcW w:type="dxa" w:w="6624"/>
-            <w:vAlign w:val="center"/>
-            <w:tcBorders>
-              <w:top w:val="single" w:sz="6" w:color="B8C2CC"/>
-              <w:left w:val="single" w:sz="6" w:color="B8C2CC"/>
-              <w:bottom w:val="single" w:sz="6" w:color="B8C2CC"/>
-              <w:right w:val="single" w:sz="6" w:color="B8C2CC"/>
-              <w:insideH w:val="single" w:sz="6" w:color="B8C2CC"/>
-              <w:insideV w:val="single" w:sz="6" w:color="B8C2CC"/>
-            </w:tcBorders>
-            <w:shd w:fill="FAFBFC"/>
+            <w:tcW w:type="dxa" w:w="6660"/>
+            <w:shd w:fill="FAF8F3"/>
             <w:tcMar>
-              <w:top w:w="80" w:type="dxa"/>
-              <w:bottom w:w="80" w:type="dxa"/>
+              <w:top w:w="100" w:type="dxa"/>
               <w:start w:w="120" w:type="dxa"/>
+              <w:bottom w:w="100" w:type="dxa"/>
               <w:end w:w="120" w:type="dxa"/>
             </w:tcMar>
+            <w:vAlign w:val="center"/>
           </w:tcPr>
           <w:p>
             <w:pPr>
-              <w:spacing w:before="0" w:after="40" w:line="252" w:lineRule="auto"/>
-              <w:jc w:val="left"/>
+              <w:spacing w:after="20" w:line="247" w:lineRule="auto"/>
             </w:pPr>
+            <w:r/>
             <w:r>
               <w:rPr>
-                <w:rFonts w:ascii="Calibri" w:hAnsi="Calibri"/>
+                <w:rFonts w:ascii="Aptos" w:hAnsi="Aptos"/>
                 <w:b w:val="0"/>
                 <w:i w:val="0"/>
-                <w:color w:val="1F2937"/>
+                <w:color w:val="1A1F2C"/>
                 <w:sz w:val="18"/>
               </w:rPr>
-              <w:t>Report/screen/metric name, data-through or retrieval date, units/period, and intended decision use</w:t>
+              <w:t>An ownership, trading, capital-markets, or security detail that caught your attention.</w:t>
             </w:r>
           </w:p>
         </w:tc>
       </w:tr>
       <w:tr>
         <w:trPr>
-          <w:cantSplit w:val="true"/>
+          <w:cantSplit/>
         </w:trPr>
         <w:tc>
           <w:tcPr>
-            <w:tcW w:type="dxa" w:w="2736"/>
-            <w:vAlign w:val="center"/>
-            <w:tcBorders>
-              <w:top w:val="single" w:sz="6" w:color="B8C2CC"/>
-              <w:left w:val="single" w:sz="6" w:color="B8C2CC"/>
-              <w:bottom w:val="single" w:sz="6" w:color="B8C2CC"/>
-              <w:right w:val="single" w:sz="6" w:color="B8C2CC"/>
-              <w:insideH w:val="single" w:sz="6" w:color="B8C2CC"/>
-              <w:insideV w:val="single" w:sz="6" w:color="B8C2CC"/>
-            </w:tcBorders>
+            <w:tcW w:type="dxa" w:w="2700"/>
             <w:tcMar>
-              <w:top w:w="80" w:type="dxa"/>
-              <w:bottom w:w="80" w:type="dxa"/>
+              <w:top w:w="100" w:type="dxa"/>
               <w:start w:w="120" w:type="dxa"/>
+              <w:bottom w:w="100" w:type="dxa"/>
               <w:end w:w="120" w:type="dxa"/>
             </w:tcMar>
+            <w:vAlign w:val="center"/>
           </w:tcPr>
           <w:p>
             <w:pPr>
-              <w:spacing w:before="0" w:after="40" w:line="252" w:lineRule="auto"/>
-              <w:jc w:val="left"/>
+              <w:spacing w:after="20" w:line="247" w:lineRule="auto"/>
             </w:pPr>
+            <w:r/>
             <w:r>
               <w:rPr>
-                <w:rFonts w:ascii="Calibri" w:hAnsi="Calibri"/>
+                <w:rFonts w:ascii="Aptos" w:hAnsi="Aptos"/>
                 <w:b w:val="0"/>
                 <w:i w:val="0"/>
-                <w:color w:val="1F2937"/>
+                <w:color w:val="1A1F2C"/>
                 <w:sz w:val="18"/>
               </w:rPr>
-              <w:t>Credible source 3</w:t>
+              <w:t>Peer or comparison observation</w:t>
             </w:r>
           </w:p>
         </w:tc>
         <w:tc>
           <w:tcPr>
-            <w:tcW w:type="dxa" w:w="6624"/>
-            <w:vAlign w:val="center"/>
-            <w:tcBorders>
-              <w:top w:val="single" w:sz="6" w:color="B8C2CC"/>
-              <w:left w:val="single" w:sz="6" w:color="B8C2CC"/>
-              <w:bottom w:val="single" w:sz="6" w:color="B8C2CC"/>
-              <w:right w:val="single" w:sz="6" w:color="B8C2CC"/>
-              <w:insideH w:val="single" w:sz="6" w:color="B8C2CC"/>
-              <w:insideV w:val="single" w:sz="6" w:color="B8C2CC"/>
-            </w:tcBorders>
+            <w:tcW w:type="dxa" w:w="6660"/>
             <w:tcMar>
-              <w:top w:w="80" w:type="dxa"/>
-              <w:bottom w:w="80" w:type="dxa"/>
+              <w:top w:w="100" w:type="dxa"/>
               <w:start w:w="120" w:type="dxa"/>
+              <w:bottom w:w="100" w:type="dxa"/>
               <w:end w:w="120" w:type="dxa"/>
             </w:tcMar>
+            <w:vAlign w:val="center"/>
           </w:tcPr>
           <w:p>
             <w:pPr>
-              <w:spacing w:before="0" w:after="40" w:line="252" w:lineRule="auto"/>
-              <w:jc w:val="left"/>
+              <w:spacing w:after="20" w:line="247" w:lineRule="auto"/>
             </w:pPr>
+            <w:r/>
             <w:r>
               <w:rPr>
-                <w:rFonts w:ascii="Calibri" w:hAnsi="Calibri"/>
+                <w:rFonts w:ascii="Aptos" w:hAnsi="Aptos"/>
                 <w:b w:val="0"/>
                 <w:i w:val="0"/>
-                <w:color w:val="1F2937"/>
+                <w:color w:val="1A1F2C"/>
                 <w:sz w:val="18"/>
               </w:rPr>
-              <w:t>Named organization/document, date, stable link or location, supported claim, and limitation</w:t>
+              <w:t>One way the company looked similar to or different from a relevant peer.</w:t>
             </w:r>
           </w:p>
         </w:tc>
       </w:tr>
       <w:tr>
         <w:trPr>
-          <w:cantSplit w:val="true"/>
+          <w:cantSplit/>
         </w:trPr>
         <w:tc>
           <w:tcPr>
-            <w:tcW w:type="dxa" w:w="2736"/>
-            <w:vAlign w:val="center"/>
-            <w:tcBorders>
-              <w:top w:val="single" w:sz="6" w:color="B8C2CC"/>
-              <w:left w:val="single" w:sz="6" w:color="B8C2CC"/>
-              <w:bottom w:val="single" w:sz="6" w:color="B8C2CC"/>
-              <w:right w:val="single" w:sz="6" w:color="B8C2CC"/>
-              <w:insideH w:val="single" w:sz="6" w:color="B8C2CC"/>
-              <w:insideV w:val="single" w:sz="6" w:color="B8C2CC"/>
-            </w:tcBorders>
-            <w:shd w:fill="FAFBFC"/>
+            <w:tcW w:type="dxa" w:w="2700"/>
+            <w:shd w:fill="FAF8F3"/>
             <w:tcMar>
-              <w:top w:w="80" w:type="dxa"/>
-              <w:bottom w:w="80" w:type="dxa"/>
+              <w:top w:w="100" w:type="dxa"/>
               <w:start w:w="120" w:type="dxa"/>
+              <w:bottom w:w="100" w:type="dxa"/>
               <w:end w:w="120" w:type="dxa"/>
             </w:tcMar>
+            <w:vAlign w:val="center"/>
           </w:tcPr>
           <w:p>
             <w:pPr>
-              <w:spacing w:before="0" w:after="40" w:line="252" w:lineRule="auto"/>
-              <w:jc w:val="left"/>
+              <w:spacing w:after="20" w:line="247" w:lineRule="auto"/>
             </w:pPr>
+            <w:r/>
             <w:r>
               <w:rPr>
-                <w:rFonts w:ascii="Calibri" w:hAnsi="Calibri"/>
+                <w:rFonts w:ascii="Aptos" w:hAnsi="Aptos"/>
                 <w:b w:val="0"/>
                 <w:i w:val="0"/>
-                <w:color w:val="1F2937"/>
+                <w:color w:val="1A1F2C"/>
                 <w:sz w:val="18"/>
               </w:rPr>
-              <w:t>Credible source 4</w:t>
+              <w:t>Estimate</w:t>
             </w:r>
           </w:p>
         </w:tc>
         <w:tc>
           <w:tcPr>
-            <w:tcW w:type="dxa" w:w="6624"/>
-            <w:vAlign w:val="center"/>
-            <w:tcBorders>
-              <w:top w:val="single" w:sz="6" w:color="B8C2CC"/>
-              <w:left w:val="single" w:sz="6" w:color="B8C2CC"/>
-              <w:bottom w:val="single" w:sz="6" w:color="B8C2CC"/>
-              <w:right w:val="single" w:sz="6" w:color="B8C2CC"/>
-              <w:insideH w:val="single" w:sz="6" w:color="B8C2CC"/>
-              <w:insideV w:val="single" w:sz="6" w:color="B8C2CC"/>
-            </w:tcBorders>
-            <w:shd w:fill="FAFBFC"/>
+            <w:tcW w:type="dxa" w:w="6660"/>
+            <w:shd w:fill="FAF8F3"/>
             <w:tcMar>
-              <w:top w:w="80" w:type="dxa"/>
-              <w:bottom w:w="80" w:type="dxa"/>
+              <w:top w:w="100" w:type="dxa"/>
               <w:start w:w="120" w:type="dxa"/>
+              <w:bottom w:w="100" w:type="dxa"/>
               <w:end w:w="120" w:type="dxa"/>
             </w:tcMar>
+            <w:vAlign w:val="center"/>
           </w:tcPr>
           <w:p>
             <w:pPr>
-              <w:spacing w:before="0" w:after="40" w:line="252" w:lineRule="auto"/>
-              <w:jc w:val="left"/>
+              <w:spacing w:after="20" w:line="247" w:lineRule="auto"/>
             </w:pPr>
+            <w:r/>
             <w:r>
               <w:rPr>
-                <w:rFonts w:ascii="Calibri" w:hAnsi="Calibri"/>
+                <w:rFonts w:ascii="Aptos" w:hAnsi="Aptos"/>
                 <w:b w:val="0"/>
                 <w:i w:val="0"/>
-                <w:color w:val="1F2937"/>
+                <w:color w:val="1A1F2C"/>
                 <w:sz w:val="18"/>
               </w:rPr>
-              <w:t>Named organization/document, date, stable link or location, supported claim, and limitation</w:t>
+              <w:t>An analyst estimate or expectation that raised a useful question.</w:t>
+            </w:r>
+          </w:p>
+        </w:tc>
+      </w:tr>
+      <w:tr>
+        <w:trPr>
+          <w:cantSplit/>
+        </w:trPr>
+        <w:tc>
+          <w:tcPr>
+            <w:tcW w:type="dxa" w:w="2700"/>
+            <w:tcMar>
+              <w:top w:w="100" w:type="dxa"/>
+              <w:start w:w="120" w:type="dxa"/>
+              <w:bottom w:w="100" w:type="dxa"/>
+              <w:end w:w="120" w:type="dxa"/>
+            </w:tcMar>
+            <w:vAlign w:val="center"/>
+          </w:tcPr>
+          <w:p>
+            <w:pPr>
+              <w:spacing w:after="20" w:line="247" w:lineRule="auto"/>
+            </w:pPr>
+            <w:r/>
+            <w:r>
+              <w:rPr>
+                <w:rFonts w:ascii="Aptos" w:hAnsi="Aptos"/>
+                <w:b w:val="0"/>
+                <w:i w:val="0"/>
+                <w:color w:val="1A1F2C"/>
+                <w:sz w:val="18"/>
+              </w:rPr>
+              <w:t>News or data discovery</w:t>
+            </w:r>
+          </w:p>
+        </w:tc>
+        <w:tc>
+          <w:tcPr>
+            <w:tcW w:type="dxa" w:w="6660"/>
+            <w:tcMar>
+              <w:top w:w="100" w:type="dxa"/>
+              <w:start w:w="120" w:type="dxa"/>
+              <w:bottom w:w="100" w:type="dxa"/>
+              <w:end w:w="120" w:type="dxa"/>
+            </w:tcMar>
+            <w:vAlign w:val="center"/>
+          </w:tcPr>
+          <w:p>
+            <w:pPr>
+              <w:spacing w:after="20" w:line="247" w:lineRule="auto"/>
+            </w:pPr>
+            <w:r/>
+            <w:r>
+              <w:rPr>
+                <w:rFonts w:ascii="Aptos" w:hAnsi="Aptos"/>
+                <w:b w:val="0"/>
+                <w:i w:val="0"/>
+                <w:color w:val="1A1F2C"/>
+                <w:sz w:val="18"/>
+              </w:rPr>
+              <w:t>A relevant FactSet news item, event, chart, or data feature you did not know about before.</w:t>
             </w:r>
           </w:p>
         </w:tc>
@@ -2565,127 +710,91 @@
     </w:tbl>
     <w:p>
       <w:pPr>
-        <w:spacing w:after="40"/>
+        <w:spacing w:after="20"/>
       </w:pPr>
     </w:p>
+    <w:tbl>
+      <w:tblPr>
+        <w:tblStyle w:val="TableGrid"/>
+        <w:tblW w:type="dxa" w:w="9360"/>
+        <w:jc w:val="left"/>
+        <w:tblLayout w:type="fixed"/>
+        <w:tblLook w:firstColumn="1" w:firstRow="1" w:lastColumn="0" w:lastRow="0" w:noHBand="0" w:noVBand="1" w:val="04A0"/>
+        <w:tblInd w:w="120" w:type="dxa"/>
+      </w:tblPr>
+      <w:tblGrid>
+        <w:gridCol w:w="9360"/>
+      </w:tblGrid>
+      <w:tr>
+        <w:trPr>
+          <w:cantSplit/>
+        </w:trPr>
+        <w:tc>
+          <w:tcPr>
+            <w:tcW w:type="dxa" w:w="9360"/>
+            <w:shd w:fill="EDF3F7"/>
+            <w:tcMar>
+              <w:top w:w="100" w:type="dxa"/>
+              <w:start w:w="120" w:type="dxa"/>
+              <w:bottom w:w="100" w:type="dxa"/>
+              <w:end w:w="120" w:type="dxa"/>
+            </w:tcMar>
+            <w:vAlign w:val="center"/>
+          </w:tcPr>
+          <w:p>
+            <w:pPr>
+              <w:spacing w:after="40"/>
+            </w:pPr>
+            <w:r>
+              <w:rPr>
+                <w:rFonts w:ascii="Aptos" w:hAnsi="Aptos"/>
+                <w:b/>
+                <w:i w:val="0"/>
+                <w:color w:val="355773"/>
+                <w:sz w:val="19"/>
+              </w:rPr>
+              <w:t xml:space="preserve">KEEP IT SIMPLE  </w:t>
+            </w:r>
+            <w:r>
+              <w:rPr>
+                <w:rFonts w:ascii="Aptos" w:hAnsi="Aptos"/>
+                <w:b w:val="0"/>
+                <w:i w:val="0"/>
+                <w:color w:val="152536"/>
+                <w:sz w:val="21"/>
+              </w:rPr>
+              <w:t>For Stage 1, name the FactSet screen, report, or feature and explain what you learned. You do not need a formal citation, definition audit, reconciliation, or independent validation yet.</w:t>
+            </w:r>
+          </w:p>
+        </w:tc>
+      </w:tr>
+    </w:tbl>
     <w:p>
-      <w:r>
-        <w:rPr>
-          <w:rFonts w:ascii="Calibri" w:hAnsi="Calibri"/>
-          <w:b w:val="0"/>
-          <w:i w:val="0"/>
-          <w:color w:val="1F2937"/>
-          <w:sz w:val="22"/>
-        </w:rPr>
-        <w:t>AI output is not evidence. Do not upload a workbook, raw FactSet export, FactSet screenshot, personal information, instructor-only material, or nonpublic company information to a public AI tool.</w:t>
-      </w:r>
+      <w:pPr>
+        <w:spacing w:after="20"/>
+      </w:pPr>
     </w:p>
     <w:p>
       <w:pPr>
         <w:pStyle w:val="Heading1"/>
       </w:pPr>
       <w:r>
-        <w:rPr>
-          <w:rFonts w:ascii="Calibri" w:hAnsi="Calibri"/>
-          <w:b/>
-          <w:i w:val="0"/>
-          <w:color w:val="2E74B5"/>
-          <w:sz w:val="32"/>
-        </w:rPr>
-        <w:t>Question generation without paid AI</w:t>
-      </w:r>
-    </w:p>
-    <w:p>
-      <w:r>
-        <w:rPr>
-          <w:rFonts w:ascii="Calibri" w:hAnsi="Calibri"/>
-          <w:b w:val="0"/>
-          <w:i w:val="0"/>
-          <w:color w:val="1F2937"/>
-          <w:sz w:val="22"/>
-        </w:rPr>
-        <w:t>Choose one path. Both meet the milestone requirement.</w:t>
+        <w:t>Potential CFO decision directions</w:t>
       </w:r>
     </w:p>
     <w:p>
       <w:pPr>
-        <w:pStyle w:val="Heading2"/>
+        <w:spacing w:after="100"/>
       </w:pPr>
       <w:r>
         <w:rPr>
-          <w:rFonts w:ascii="Calibri" w:hAnsi="Calibri"/>
-          <w:b/>
-          <w:i w:val="0"/>
-          <w:color w:val="2E74B5"/>
-          <w:sz w:val="26"/>
-        </w:rPr>
-        <w:t>Path A — Free AI question generation</w:t>
-      </w:r>
-    </w:p>
-    <w:p>
-      <w:r>
-        <w:rPr>
-          <w:rFonts w:ascii="Calibri" w:hAnsi="Calibri"/>
+          <w:rFonts w:ascii="Aptos" w:hAnsi="Aptos"/>
           <w:b w:val="0"/>
           <w:i w:val="0"/>
-          <w:color w:val="1F2937"/>
-          <w:sz w:val="22"/>
+          <w:color w:val="1A1F2C"/>
+          <w:sz w:val="21"/>
         </w:rPr>
-        <w:t>After reviewing the decision menu and initial company evidence, ask a free text-based AI tool to generate possible CFO questions. Provide only a student-written, sanitized company summary. Do not use premium browsing, file upload, spreadsheet analysis, connectors, image generation, or a paid model.</w:t>
-      </w:r>
-    </w:p>
-    <w:p>
-      <w:pPr>
-        <w:pStyle w:val="Heading2"/>
-      </w:pPr>
-      <w:r>
-        <w:rPr>
-          <w:rFonts w:ascii="Calibri" w:hAnsi="Calibri"/>
-          <w:b/>
-          <w:i w:val="0"/>
-          <w:color w:val="2E74B5"/>
-          <w:sz w:val="26"/>
-        </w:rPr>
-        <w:t>Path B — Non-AI question generation</w:t>
-      </w:r>
-    </w:p>
-    <w:p>
-      <w:r>
-        <w:rPr>
-          <w:rFonts w:ascii="Calibri" w:hAnsi="Calibri"/>
-          <w:b w:val="0"/>
-          <w:i w:val="0"/>
-          <w:color w:val="1F2937"/>
-          <w:sz w:val="22"/>
-        </w:rPr>
-        <w:t>Use the ten decision directions, the company's latest 10-K, and the form's candidate-question prompts to create at least three possible questions yourself. No commercial AI account is required.</w:t>
-      </w:r>
-    </w:p>
-    <w:p>
-      <w:r>
-        <w:rPr>
-          <w:rFonts w:ascii="Calibri" w:hAnsi="Calibri"/>
-          <w:b w:val="0"/>
-          <w:i w:val="0"/>
-          <w:color w:val="1F2937"/>
-          <w:sz w:val="22"/>
-        </w:rPr>
-        <w:t>Under either path, record the possible questions considered, select one final question yourself, and justify why it is more material, supportable, and decision-ready than the alternatives.</w:t>
-      </w:r>
-    </w:p>
-    <w:p>
-      <w:pPr>
-        <w:pStyle w:val="Heading1"/>
-      </w:pPr>
-      <w:r>
-        <w:rPr>
-          <w:rFonts w:ascii="Calibri" w:hAnsi="Calibri"/>
-          <w:b/>
-          <w:i w:val="0"/>
-          <w:color w:val="2E74B5"/>
-          <w:sz w:val="32"/>
-        </w:rPr>
-        <w:t>Five-point milestone score</w:t>
+        <w:t>Browse the ten directions and choose one that seems connected to your initial research. You are not comparing or defending alternatives in Stage 1.</w:t>
       </w:r>
     </w:p>
     <w:tbl>
@@ -2695,813 +804,692 @@
         <w:jc w:val="left"/>
         <w:tblLayout w:type="fixed"/>
         <w:tblLook w:firstColumn="1" w:firstRow="1" w:lastColumn="0" w:lastRow="0" w:noHBand="0" w:noVBand="1" w:val="04A0"/>
-        <w:tblInd w:type="dxa" w:w="120"/>
+        <w:tblInd w:w="120" w:type="dxa"/>
       </w:tblPr>
       <w:tblGrid>
-        <w:gridCol w:w="3384"/>
-        <w:gridCol w:w="936"/>
-        <w:gridCol w:w="5040"/>
+        <w:gridCol w:w="2200"/>
+        <w:gridCol w:w="7160"/>
       </w:tblGrid>
       <w:tr>
         <w:trPr>
-          <w:cantSplit w:val="true"/>
           <w:tblHeader w:val="true"/>
+          <w:cantSplit/>
         </w:trPr>
         <w:tc>
           <w:tcPr>
-            <w:tcW w:type="dxa" w:w="3384"/>
-            <w:vAlign w:val="center"/>
-            <w:tcBorders>
-              <w:top w:val="single" w:sz="6" w:color="B8C2CC"/>
-              <w:left w:val="single" w:sz="6" w:color="B8C2CC"/>
-              <w:bottom w:val="single" w:sz="6" w:color="B8C2CC"/>
-              <w:right w:val="single" w:sz="6" w:color="B8C2CC"/>
-              <w:insideH w:val="single" w:sz="6" w:color="B8C2CC"/>
-              <w:insideV w:val="single" w:sz="6" w:color="B8C2CC"/>
-            </w:tcBorders>
-            <w:shd w:fill="F2F4F7"/>
+            <w:tcW w:type="dxa" w:w="2200"/>
+            <w:shd w:fill="EDF3F7"/>
             <w:tcMar>
-              <w:top w:w="80" w:type="dxa"/>
-              <w:bottom w:w="80" w:type="dxa"/>
+              <w:top w:w="100" w:type="dxa"/>
               <w:start w:w="120" w:type="dxa"/>
+              <w:bottom w:w="100" w:type="dxa"/>
               <w:end w:w="120" w:type="dxa"/>
             </w:tcMar>
+            <w:vAlign w:val="center"/>
           </w:tcPr>
           <w:p>
             <w:pPr>
-              <w:spacing w:before="0" w:after="40" w:line="252" w:lineRule="auto"/>
-              <w:jc w:val="left"/>
+              <w:spacing w:after="20" w:line="247" w:lineRule="auto"/>
             </w:pPr>
+            <w:r/>
             <w:r>
               <w:rPr>
-                <w:rFonts w:ascii="Calibri" w:hAnsi="Calibri"/>
+                <w:rFonts w:ascii="Aptos" w:hAnsi="Aptos"/>
                 <w:b/>
                 <w:i w:val="0"/>
-                <w:color w:val="17365D"/>
-                <w:sz w:val="18"/>
+                <w:color w:val="152536"/>
+                <w:sz w:val="17"/>
               </w:rPr>
-              <w:t>Criterion</w:t>
+              <w:t>Decision area</w:t>
             </w:r>
           </w:p>
         </w:tc>
         <w:tc>
           <w:tcPr>
-            <w:tcW w:type="dxa" w:w="936"/>
-            <w:vAlign w:val="center"/>
-            <w:tcBorders>
-              <w:top w:val="single" w:sz="6" w:color="B8C2CC"/>
-              <w:left w:val="single" w:sz="6" w:color="B8C2CC"/>
-              <w:bottom w:val="single" w:sz="6" w:color="B8C2CC"/>
-              <w:right w:val="single" w:sz="6" w:color="B8C2CC"/>
-              <w:insideH w:val="single" w:sz="6" w:color="B8C2CC"/>
-              <w:insideV w:val="single" w:sz="6" w:color="B8C2CC"/>
-            </w:tcBorders>
-            <w:shd w:fill="F2F4F7"/>
+            <w:tcW w:type="dxa" w:w="7160"/>
+            <w:shd w:fill="EDF3F7"/>
             <w:tcMar>
-              <w:top w:w="80" w:type="dxa"/>
-              <w:bottom w:w="80" w:type="dxa"/>
+              <w:top w:w="100" w:type="dxa"/>
               <w:start w:w="120" w:type="dxa"/>
+              <w:bottom w:w="100" w:type="dxa"/>
               <w:end w:w="120" w:type="dxa"/>
             </w:tcMar>
+            <w:vAlign w:val="center"/>
           </w:tcPr>
           <w:p>
             <w:pPr>
-              <w:spacing w:before="0" w:after="40" w:line="252" w:lineRule="auto"/>
-              <w:jc w:val="center"/>
+              <w:spacing w:after="20" w:line="247" w:lineRule="auto"/>
             </w:pPr>
+            <w:r/>
             <w:r>
               <w:rPr>
-                <w:rFonts w:ascii="Calibri" w:hAnsi="Calibri"/>
+                <w:rFonts w:ascii="Aptos" w:hAnsi="Aptos"/>
                 <w:b/>
                 <w:i w:val="0"/>
-                <w:color w:val="17365D"/>
-                <w:sz w:val="18"/>
+                <w:color w:val="152536"/>
+                <w:sz w:val="17"/>
               </w:rPr>
-              <w:t>Points</w:t>
-            </w:r>
-          </w:p>
-        </w:tc>
-        <w:tc>
-          <w:tcPr>
-            <w:tcW w:type="dxa" w:w="5040"/>
-            <w:vAlign w:val="center"/>
-            <w:tcBorders>
-              <w:top w:val="single" w:sz="6" w:color="B8C2CC"/>
-              <w:left w:val="single" w:sz="6" w:color="B8C2CC"/>
-              <w:bottom w:val="single" w:sz="6" w:color="B8C2CC"/>
-              <w:right w:val="single" w:sz="6" w:color="B8C2CC"/>
-              <w:insideH w:val="single" w:sz="6" w:color="B8C2CC"/>
-              <w:insideV w:val="single" w:sz="6" w:color="B8C2CC"/>
-            </w:tcBorders>
-            <w:shd w:fill="F2F4F7"/>
-            <w:tcMar>
-              <w:top w:w="80" w:type="dxa"/>
-              <w:bottom w:w="80" w:type="dxa"/>
-              <w:start w:w="120" w:type="dxa"/>
-              <w:end w:w="120" w:type="dxa"/>
-            </w:tcMar>
-          </w:tcPr>
-          <w:p>
-            <w:pPr>
-              <w:spacing w:before="0" w:after="40" w:line="252" w:lineRule="auto"/>
-              <w:jc w:val="left"/>
-            </w:pPr>
-            <w:r>
-              <w:rPr>
-                <w:rFonts w:ascii="Calibri" w:hAnsi="Calibri"/>
-                <w:b/>
-                <w:i w:val="0"/>
-                <w:color w:val="17365D"/>
-                <w:sz w:val="18"/>
-              </w:rPr>
-              <w:t>Evidence used for scoring</w:t>
+              <w:t>Beginner starting question</w:t>
             </w:r>
           </w:p>
         </w:tc>
       </w:tr>
       <w:tr>
         <w:trPr>
-          <w:cantSplit w:val="true"/>
+          <w:cantSplit/>
         </w:trPr>
         <w:tc>
           <w:tcPr>
-            <w:tcW w:type="dxa" w:w="3384"/>
-            <w:vAlign w:val="center"/>
-            <w:tcBorders>
-              <w:top w:val="single" w:sz="6" w:color="B8C2CC"/>
-              <w:left w:val="single" w:sz="6" w:color="B8C2CC"/>
-              <w:bottom w:val="single" w:sz="6" w:color="B8C2CC"/>
-              <w:right w:val="single" w:sz="6" w:color="B8C2CC"/>
-              <w:insideH w:val="single" w:sz="6" w:color="B8C2CC"/>
-              <w:insideV w:val="single" w:sz="6" w:color="B8C2CC"/>
-            </w:tcBorders>
+            <w:tcW w:type="dxa" w:w="2200"/>
             <w:tcMar>
-              <w:top w:w="80" w:type="dxa"/>
-              <w:bottom w:w="80" w:type="dxa"/>
+              <w:top w:w="100" w:type="dxa"/>
               <w:start w:w="120" w:type="dxa"/>
+              <w:bottom w:w="100" w:type="dxa"/>
               <w:end w:w="120" w:type="dxa"/>
             </w:tcMar>
+            <w:vAlign w:val="center"/>
           </w:tcPr>
           <w:p>
             <w:pPr>
-              <w:spacing w:before="0" w:after="40" w:line="252" w:lineRule="auto"/>
-              <w:jc w:val="left"/>
+              <w:spacing w:after="20" w:line="247" w:lineRule="auto"/>
             </w:pPr>
+            <w:r/>
             <w:r>
               <w:rPr>
-                <w:rFonts w:ascii="Calibri" w:hAnsi="Calibri"/>
+                <w:rFonts w:ascii="Aptos" w:hAnsi="Aptos"/>
                 <w:b w:val="0"/>
                 <w:i w:val="0"/>
-                <w:color w:val="1F2937"/>
-                <w:sz w:val="18"/>
+                <w:color w:val="1A1F2C"/>
+                <w:sz w:val="17"/>
               </w:rPr>
-              <w:t>Company eligibility and evidence access</w:t>
+              <w:t>Capital allocation</w:t>
             </w:r>
           </w:p>
         </w:tc>
         <w:tc>
           <w:tcPr>
-            <w:tcW w:type="dxa" w:w="936"/>
-            <w:vAlign w:val="center"/>
-            <w:tcBorders>
-              <w:top w:val="single" w:sz="6" w:color="B8C2CC"/>
-              <w:left w:val="single" w:sz="6" w:color="B8C2CC"/>
-              <w:bottom w:val="single" w:sz="6" w:color="B8C2CC"/>
-              <w:right w:val="single" w:sz="6" w:color="B8C2CC"/>
-              <w:insideH w:val="single" w:sz="6" w:color="B8C2CC"/>
-              <w:insideV w:val="single" w:sz="6" w:color="B8C2CC"/>
-            </w:tcBorders>
+            <w:tcW w:type="dxa" w:w="7160"/>
             <w:tcMar>
-              <w:top w:w="80" w:type="dxa"/>
-              <w:bottom w:w="80" w:type="dxa"/>
+              <w:top w:w="100" w:type="dxa"/>
               <w:start w:w="120" w:type="dxa"/>
+              <w:bottom w:w="100" w:type="dxa"/>
               <w:end w:w="120" w:type="dxa"/>
             </w:tcMar>
+            <w:vAlign w:val="center"/>
           </w:tcPr>
           <w:p>
             <w:pPr>
-              <w:spacing w:before="0" w:after="40" w:line="252" w:lineRule="auto"/>
-              <w:jc w:val="center"/>
+              <w:spacing w:after="20" w:line="247" w:lineRule="auto"/>
             </w:pPr>
+            <w:r/>
             <w:r>
               <w:rPr>
-                <w:rFonts w:ascii="Calibri" w:hAnsi="Calibri"/>
+                <w:rFonts w:ascii="Aptos" w:hAnsi="Aptos"/>
                 <w:b w:val="0"/>
                 <w:i w:val="0"/>
-                <w:color w:val="1F2937"/>
-                <w:sz w:val="18"/>
+                <w:color w:val="1A1F2C"/>
+                <w:sz w:val="17"/>
               </w:rPr>
-              <w:t>1.00</w:t>
-            </w:r>
-          </w:p>
-        </w:tc>
-        <w:tc>
-          <w:tcPr>
-            <w:tcW w:type="dxa" w:w="5040"/>
-            <w:vAlign w:val="center"/>
-            <w:tcBorders>
-              <w:top w:val="single" w:sz="6" w:color="B8C2CC"/>
-              <w:left w:val="single" w:sz="6" w:color="B8C2CC"/>
-              <w:bottom w:val="single" w:sz="6" w:color="B8C2CC"/>
-              <w:right w:val="single" w:sz="6" w:color="B8C2CC"/>
-              <w:insideH w:val="single" w:sz="6" w:color="B8C2CC"/>
-              <w:insideV w:val="single" w:sz="6" w:color="B8C2CC"/>
-            </w:tcBorders>
-            <w:tcMar>
-              <w:top w:w="80" w:type="dxa"/>
-              <w:bottom w:w="80" w:type="dxa"/>
-              <w:start w:w="120" w:type="dxa"/>
-              <w:end w:w="120" w:type="dxa"/>
-            </w:tcMar>
-          </w:tcPr>
-          <w:p>
-            <w:pPr>
-              <w:spacing w:before="0" w:after="40" w:line="252" w:lineRule="auto"/>
-              <w:jc w:val="left"/>
-            </w:pPr>
-            <w:r>
-              <w:rPr>
-                <w:rFonts w:ascii="Calibri" w:hAnsi="Calibri"/>
-                <w:b w:val="0"/>
-                <w:i w:val="0"/>
-                <w:color w:val="1F2937"/>
-                <w:sz w:val="18"/>
-              </w:rPr>
-              <w:t>Publicly traded U.S. company; company fit; sufficient SEC, FactSet, and operating evidence</w:t>
+              <w:t>How should the company allocate its next material dollar among organic investment, acquisitions, debt repayment, dividends, and share repurchases?</w:t>
             </w:r>
           </w:p>
         </w:tc>
       </w:tr>
       <w:tr>
         <w:trPr>
-          <w:cantSplit w:val="true"/>
+          <w:cantSplit/>
         </w:trPr>
         <w:tc>
           <w:tcPr>
-            <w:tcW w:type="dxa" w:w="3384"/>
-            <w:vAlign w:val="center"/>
-            <w:tcBorders>
-              <w:top w:val="single" w:sz="6" w:color="B8C2CC"/>
-              <w:left w:val="single" w:sz="6" w:color="B8C2CC"/>
-              <w:bottom w:val="single" w:sz="6" w:color="B8C2CC"/>
-              <w:right w:val="single" w:sz="6" w:color="B8C2CC"/>
-              <w:insideH w:val="single" w:sz="6" w:color="B8C2CC"/>
-              <w:insideV w:val="single" w:sz="6" w:color="B8C2CC"/>
-            </w:tcBorders>
-            <w:shd w:fill="FAFBFC"/>
+            <w:tcW w:type="dxa" w:w="2200"/>
+            <w:shd w:fill="FAF8F3"/>
             <w:tcMar>
-              <w:top w:w="80" w:type="dxa"/>
-              <w:bottom w:w="80" w:type="dxa"/>
+              <w:top w:w="100" w:type="dxa"/>
               <w:start w:w="120" w:type="dxa"/>
+              <w:bottom w:w="100" w:type="dxa"/>
               <w:end w:w="120" w:type="dxa"/>
             </w:tcMar>
+            <w:vAlign w:val="center"/>
           </w:tcPr>
           <w:p>
             <w:pPr>
-              <w:spacing w:before="0" w:after="40" w:line="252" w:lineRule="auto"/>
-              <w:jc w:val="left"/>
+              <w:spacing w:after="20" w:line="247" w:lineRule="auto"/>
             </w:pPr>
+            <w:r/>
             <w:r>
               <w:rPr>
-                <w:rFonts w:ascii="Calibri" w:hAnsi="Calibri"/>
+                <w:rFonts w:ascii="Aptos" w:hAnsi="Aptos"/>
                 <w:b w:val="0"/>
                 <w:i w:val="0"/>
-                <w:color w:val="1F2937"/>
-                <w:sz w:val="18"/>
+                <w:color w:val="1A1F2C"/>
+                <w:sz w:val="17"/>
               </w:rPr>
-              <w:t>Primary decision quality and materiality</w:t>
+              <w:t>Capital structure</w:t>
             </w:r>
           </w:p>
         </w:tc>
         <w:tc>
           <w:tcPr>
-            <w:tcW w:type="dxa" w:w="936"/>
-            <w:vAlign w:val="center"/>
-            <w:tcBorders>
-              <w:top w:val="single" w:sz="6" w:color="B8C2CC"/>
-              <w:left w:val="single" w:sz="6" w:color="B8C2CC"/>
-              <w:bottom w:val="single" w:sz="6" w:color="B8C2CC"/>
-              <w:right w:val="single" w:sz="6" w:color="B8C2CC"/>
-              <w:insideH w:val="single" w:sz="6" w:color="B8C2CC"/>
-              <w:insideV w:val="single" w:sz="6" w:color="B8C2CC"/>
-            </w:tcBorders>
-            <w:shd w:fill="FAFBFC"/>
+            <w:tcW w:type="dxa" w:w="7160"/>
+            <w:shd w:fill="FAF8F3"/>
             <w:tcMar>
-              <w:top w:w="80" w:type="dxa"/>
-              <w:bottom w:w="80" w:type="dxa"/>
+              <w:top w:w="100" w:type="dxa"/>
               <w:start w:w="120" w:type="dxa"/>
+              <w:bottom w:w="100" w:type="dxa"/>
               <w:end w:w="120" w:type="dxa"/>
             </w:tcMar>
+            <w:vAlign w:val="center"/>
           </w:tcPr>
           <w:p>
             <w:pPr>
-              <w:spacing w:before="0" w:after="40" w:line="252" w:lineRule="auto"/>
-              <w:jc w:val="center"/>
+              <w:spacing w:after="20" w:line="247" w:lineRule="auto"/>
             </w:pPr>
+            <w:r/>
             <w:r>
               <w:rPr>
-                <w:rFonts w:ascii="Calibri" w:hAnsi="Calibri"/>
+                <w:rFonts w:ascii="Aptos" w:hAnsi="Aptos"/>
                 <w:b w:val="0"/>
                 <w:i w:val="0"/>
-                <w:color w:val="1F2937"/>
-                <w:sz w:val="18"/>
+                <w:color w:val="1A1F2C"/>
+                <w:sz w:val="17"/>
               </w:rPr>
-              <w:t>1.50</w:t>
-            </w:r>
-          </w:p>
-        </w:tc>
-        <w:tc>
-          <w:tcPr>
-            <w:tcW w:type="dxa" w:w="5040"/>
-            <w:vAlign w:val="center"/>
-            <w:tcBorders>
-              <w:top w:val="single" w:sz="6" w:color="B8C2CC"/>
-              <w:left w:val="single" w:sz="6" w:color="B8C2CC"/>
-              <w:bottom w:val="single" w:sz="6" w:color="B8C2CC"/>
-              <w:right w:val="single" w:sz="6" w:color="B8C2CC"/>
-              <w:insideH w:val="single" w:sz="6" w:color="B8C2CC"/>
-              <w:insideV w:val="single" w:sz="6" w:color="B8C2CC"/>
-            </w:tcBorders>
-            <w:shd w:fill="FAFBFC"/>
-            <w:tcMar>
-              <w:top w:w="80" w:type="dxa"/>
-              <w:bottom w:w="80" w:type="dxa"/>
-              <w:start w:w="120" w:type="dxa"/>
-              <w:end w:w="120" w:type="dxa"/>
-            </w:tcMar>
-          </w:tcPr>
-          <w:p>
-            <w:pPr>
-              <w:spacing w:before="0" w:after="40" w:line="252" w:lineRule="auto"/>
-              <w:jc w:val="left"/>
-            </w:pPr>
-            <w:r>
-              <w:rPr>
-                <w:rFonts w:ascii="Calibri" w:hAnsi="Calibri"/>
-                <w:b w:val="0"/>
-                <w:i w:val="0"/>
-                <w:color w:val="1F2937"/>
-                <w:sz w:val="18"/>
-              </w:rPr>
-              <w:t>CFO/Board authority; specific and material decision; defined time horizon or decision boundary</w:t>
+              <w:t>Should the company increase, reduce, refinance, or restructure debt?</w:t>
             </w:r>
           </w:p>
         </w:tc>
       </w:tr>
       <w:tr>
         <w:trPr>
-          <w:cantSplit w:val="true"/>
+          <w:cantSplit/>
         </w:trPr>
         <w:tc>
           <w:tcPr>
-            <w:tcW w:type="dxa" w:w="3384"/>
-            <w:vAlign w:val="center"/>
-            <w:tcBorders>
-              <w:top w:val="single" w:sz="6" w:color="B8C2CC"/>
-              <w:left w:val="single" w:sz="6" w:color="B8C2CC"/>
-              <w:bottom w:val="single" w:sz="6" w:color="B8C2CC"/>
-              <w:right w:val="single" w:sz="6" w:color="B8C2CC"/>
-              <w:insideH w:val="single" w:sz="6" w:color="B8C2CC"/>
-              <w:insideV w:val="single" w:sz="6" w:color="B8C2CC"/>
-            </w:tcBorders>
+            <w:tcW w:type="dxa" w:w="2200"/>
             <w:tcMar>
-              <w:top w:w="80" w:type="dxa"/>
-              <w:bottom w:w="80" w:type="dxa"/>
+              <w:top w:w="100" w:type="dxa"/>
               <w:start w:w="120" w:type="dxa"/>
+              <w:bottom w:w="100" w:type="dxa"/>
               <w:end w:w="120" w:type="dxa"/>
             </w:tcMar>
+            <w:vAlign w:val="center"/>
           </w:tcPr>
           <w:p>
             <w:pPr>
-              <w:spacing w:before="0" w:after="40" w:line="252" w:lineRule="auto"/>
-              <w:jc w:val="left"/>
+              <w:spacing w:after="20" w:line="247" w:lineRule="auto"/>
             </w:pPr>
+            <w:r/>
             <w:r>
               <w:rPr>
-                <w:rFonts w:ascii="Calibri" w:hAnsi="Calibri"/>
+                <w:rFonts w:ascii="Aptos" w:hAnsi="Aptos"/>
                 <w:b w:val="0"/>
                 <w:i w:val="0"/>
-                <w:color w:val="1F2937"/>
-                <w:sz w:val="18"/>
+                <w:color w:val="1A1F2C"/>
+                <w:sz w:val="17"/>
               </w:rPr>
-              <w:t>Supporting actions and alternatives</w:t>
+              <w:t>Corporate development</w:t>
             </w:r>
           </w:p>
         </w:tc>
         <w:tc>
           <w:tcPr>
-            <w:tcW w:type="dxa" w:w="936"/>
-            <w:vAlign w:val="center"/>
-            <w:tcBorders>
-              <w:top w:val="single" w:sz="6" w:color="B8C2CC"/>
-              <w:left w:val="single" w:sz="6" w:color="B8C2CC"/>
-              <w:bottom w:val="single" w:sz="6" w:color="B8C2CC"/>
-              <w:right w:val="single" w:sz="6" w:color="B8C2CC"/>
-              <w:insideH w:val="single" w:sz="6" w:color="B8C2CC"/>
-              <w:insideV w:val="single" w:sz="6" w:color="B8C2CC"/>
-            </w:tcBorders>
+            <w:tcW w:type="dxa" w:w="7160"/>
             <w:tcMar>
-              <w:top w:w="80" w:type="dxa"/>
-              <w:bottom w:w="80" w:type="dxa"/>
+              <w:top w:w="100" w:type="dxa"/>
               <w:start w:w="120" w:type="dxa"/>
+              <w:bottom w:w="100" w:type="dxa"/>
               <w:end w:w="120" w:type="dxa"/>
             </w:tcMar>
+            <w:vAlign w:val="center"/>
           </w:tcPr>
           <w:p>
             <w:pPr>
-              <w:spacing w:before="0" w:after="40" w:line="252" w:lineRule="auto"/>
-              <w:jc w:val="center"/>
+              <w:spacing w:after="20" w:line="247" w:lineRule="auto"/>
             </w:pPr>
+            <w:r/>
             <w:r>
               <w:rPr>
-                <w:rFonts w:ascii="Calibri" w:hAnsi="Calibri"/>
+                <w:rFonts w:ascii="Aptos" w:hAnsi="Aptos"/>
                 <w:b w:val="0"/>
                 <w:i w:val="0"/>
-                <w:color w:val="1F2937"/>
-                <w:sz w:val="18"/>
+                <w:color w:val="1A1F2C"/>
+                <w:sz w:val="17"/>
               </w:rPr>
-              <w:t>0.75</w:t>
-            </w:r>
-          </w:p>
-        </w:tc>
-        <w:tc>
-          <w:tcPr>
-            <w:tcW w:type="dxa" w:w="5040"/>
-            <w:vAlign w:val="center"/>
-            <w:tcBorders>
-              <w:top w:val="single" w:sz="6" w:color="B8C2CC"/>
-              <w:left w:val="single" w:sz="6" w:color="B8C2CC"/>
-              <w:bottom w:val="single" w:sz="6" w:color="B8C2CC"/>
-              <w:right w:val="single" w:sz="6" w:color="B8C2CC"/>
-              <w:insideH w:val="single" w:sz="6" w:color="B8C2CC"/>
-              <w:insideV w:val="single" w:sz="6" w:color="B8C2CC"/>
-            </w:tcBorders>
-            <w:tcMar>
-              <w:top w:w="80" w:type="dxa"/>
-              <w:bottom w:w="80" w:type="dxa"/>
-              <w:start w:w="120" w:type="dxa"/>
-              <w:end w:w="120" w:type="dxa"/>
-            </w:tcMar>
-          </w:tcPr>
-          <w:p>
-            <w:pPr>
-              <w:spacing w:before="0" w:after="40" w:line="252" w:lineRule="auto"/>
-              <w:jc w:val="left"/>
-            </w:pPr>
-            <w:r>
-              <w:rPr>
-                <w:rFonts w:ascii="Calibri" w:hAnsi="Calibri"/>
-                <w:b w:val="0"/>
-                <w:i w:val="0"/>
-                <w:color w:val="1F2937"/>
-                <w:sz w:val="18"/>
-              </w:rPr>
-              <w:t>Two or three coherent supporting actions and at least two credible alternatives</w:t>
+              <w:t>Should the company pursue an acquisition, joint venture, partnership, or strategic divestiture?</w:t>
             </w:r>
           </w:p>
         </w:tc>
       </w:tr>
       <w:tr>
         <w:trPr>
-          <w:cantSplit w:val="true"/>
+          <w:cantSplit/>
         </w:trPr>
         <w:tc>
           <w:tcPr>
-            <w:tcW w:type="dxa" w:w="3384"/>
-            <w:vAlign w:val="center"/>
-            <w:tcBorders>
-              <w:top w:val="single" w:sz="6" w:color="B8C2CC"/>
-              <w:left w:val="single" w:sz="6" w:color="B8C2CC"/>
-              <w:bottom w:val="single" w:sz="6" w:color="B8C2CC"/>
-              <w:right w:val="single" w:sz="6" w:color="B8C2CC"/>
-              <w:insideH w:val="single" w:sz="6" w:color="B8C2CC"/>
-              <w:insideV w:val="single" w:sz="6" w:color="B8C2CC"/>
-            </w:tcBorders>
-            <w:shd w:fill="FAFBFC"/>
+            <w:tcW w:type="dxa" w:w="2200"/>
+            <w:shd w:fill="FAF8F3"/>
             <w:tcMar>
-              <w:top w:w="80" w:type="dxa"/>
-              <w:bottom w:w="80" w:type="dxa"/>
+              <w:top w:w="100" w:type="dxa"/>
               <w:start w:w="120" w:type="dxa"/>
+              <w:bottom w:w="100" w:type="dxa"/>
               <w:end w:w="120" w:type="dxa"/>
             </w:tcMar>
+            <w:vAlign w:val="center"/>
           </w:tcPr>
           <w:p>
             <w:pPr>
-              <w:spacing w:before="0" w:after="40" w:line="252" w:lineRule="auto"/>
-              <w:jc w:val="left"/>
+              <w:spacing w:after="20" w:line="247" w:lineRule="auto"/>
             </w:pPr>
+            <w:r/>
             <w:r>
               <w:rPr>
-                <w:rFonts w:ascii="Calibri" w:hAnsi="Calibri"/>
+                <w:rFonts w:ascii="Aptos" w:hAnsi="Aptos"/>
                 <w:b w:val="0"/>
                 <w:i w:val="0"/>
-                <w:color w:val="1F2937"/>
-                <w:sz w:val="18"/>
+                <w:color w:val="1A1F2C"/>
+                <w:sz w:val="17"/>
               </w:rPr>
-              <w:t>Preliminary evidence register</w:t>
+              <w:t>Growth investment</w:t>
             </w:r>
           </w:p>
         </w:tc>
         <w:tc>
           <w:tcPr>
-            <w:tcW w:type="dxa" w:w="936"/>
-            <w:vAlign w:val="center"/>
-            <w:tcBorders>
-              <w:top w:val="single" w:sz="6" w:color="B8C2CC"/>
-              <w:left w:val="single" w:sz="6" w:color="B8C2CC"/>
-              <w:bottom w:val="single" w:sz="6" w:color="B8C2CC"/>
-              <w:right w:val="single" w:sz="6" w:color="B8C2CC"/>
-              <w:insideH w:val="single" w:sz="6" w:color="B8C2CC"/>
-              <w:insideV w:val="single" w:sz="6" w:color="B8C2CC"/>
-            </w:tcBorders>
-            <w:shd w:fill="FAFBFC"/>
+            <w:tcW w:type="dxa" w:w="7160"/>
+            <w:shd w:fill="FAF8F3"/>
             <w:tcMar>
-              <w:top w:w="80" w:type="dxa"/>
-              <w:bottom w:w="80" w:type="dxa"/>
+              <w:top w:w="100" w:type="dxa"/>
               <w:start w:w="120" w:type="dxa"/>
+              <w:bottom w:w="100" w:type="dxa"/>
               <w:end w:w="120" w:type="dxa"/>
             </w:tcMar>
+            <w:vAlign w:val="center"/>
           </w:tcPr>
           <w:p>
             <w:pPr>
-              <w:spacing w:before="0" w:after="40" w:line="252" w:lineRule="auto"/>
-              <w:jc w:val="center"/>
+              <w:spacing w:after="20" w:line="247" w:lineRule="auto"/>
             </w:pPr>
+            <w:r/>
             <w:r>
               <w:rPr>
-                <w:rFonts w:ascii="Calibri" w:hAnsi="Calibri"/>
+                <w:rFonts w:ascii="Aptos" w:hAnsi="Aptos"/>
                 <w:b w:val="0"/>
                 <w:i w:val="0"/>
-                <w:color w:val="1F2937"/>
-                <w:sz w:val="18"/>
+                <w:color w:val="1A1F2C"/>
+                <w:sz w:val="17"/>
               </w:rPr>
-              <w:t>1.00</w:t>
-            </w:r>
-          </w:p>
-        </w:tc>
-        <w:tc>
-          <w:tcPr>
-            <w:tcW w:type="dxa" w:w="5040"/>
-            <w:vAlign w:val="center"/>
-            <w:tcBorders>
-              <w:top w:val="single" w:sz="6" w:color="B8C2CC"/>
-              <w:left w:val="single" w:sz="6" w:color="B8C2CC"/>
-              <w:bottom w:val="single" w:sz="6" w:color="B8C2CC"/>
-              <w:right w:val="single" w:sz="6" w:color="B8C2CC"/>
-              <w:insideH w:val="single" w:sz="6" w:color="B8C2CC"/>
-              <w:insideV w:val="single" w:sz="6" w:color="B8C2CC"/>
-            </w:tcBorders>
-            <w:shd w:fill="FAFBFC"/>
-            <w:tcMar>
-              <w:top w:w="80" w:type="dxa"/>
-              <w:bottom w:w="80" w:type="dxa"/>
-              <w:start w:w="120" w:type="dxa"/>
-              <w:end w:w="120" w:type="dxa"/>
-            </w:tcMar>
-          </w:tcPr>
-          <w:p>
-            <w:pPr>
-              <w:spacing w:before="0" w:after="40" w:line="252" w:lineRule="auto"/>
-              <w:jc w:val="left"/>
-            </w:pPr>
-            <w:r>
-              <w:rPr>
-                <w:rFonts w:ascii="Calibri" w:hAnsi="Calibri"/>
-                <w:b w:val="0"/>
-                <w:i w:val="0"/>
-                <w:color w:val="1F2937"/>
-                <w:sz w:val="18"/>
-              </w:rPr>
-              <w:t>Required SEC, FactSet, and other leads are specific, traceable, relevant, and candid about limitations</w:t>
+              <w:t>Which major product, market, geographic, capacity, or technology investment should receive funding?</w:t>
             </w:r>
           </w:p>
         </w:tc>
       </w:tr>
       <w:tr>
         <w:trPr>
-          <w:cantSplit w:val="true"/>
+          <w:cantSplit/>
         </w:trPr>
         <w:tc>
           <w:tcPr>
-            <w:tcW w:type="dxa" w:w="3384"/>
-            <w:vAlign w:val="center"/>
-            <w:tcBorders>
-              <w:top w:val="single" w:sz="6" w:color="B8C2CC"/>
-              <w:left w:val="single" w:sz="6" w:color="B8C2CC"/>
-              <w:bottom w:val="single" w:sz="6" w:color="B8C2CC"/>
-              <w:right w:val="single" w:sz="6" w:color="B8C2CC"/>
-              <w:insideH w:val="single" w:sz="6" w:color="B8C2CC"/>
-              <w:insideV w:val="single" w:sz="6" w:color="B8C2CC"/>
-            </w:tcBorders>
+            <w:tcW w:type="dxa" w:w="2200"/>
             <w:tcMar>
-              <w:top w:w="80" w:type="dxa"/>
-              <w:bottom w:w="80" w:type="dxa"/>
+              <w:top w:w="100" w:type="dxa"/>
               <w:start w:w="120" w:type="dxa"/>
+              <w:bottom w:w="100" w:type="dxa"/>
               <w:end w:w="120" w:type="dxa"/>
             </w:tcMar>
+            <w:vAlign w:val="center"/>
           </w:tcPr>
           <w:p>
             <w:pPr>
-              <w:spacing w:before="0" w:after="40" w:line="252" w:lineRule="auto"/>
-              <w:jc w:val="left"/>
+              <w:spacing w:after="20" w:line="247" w:lineRule="auto"/>
             </w:pPr>
+            <w:r/>
             <w:r>
               <w:rPr>
-                <w:rFonts w:ascii="Calibri" w:hAnsi="Calibri"/>
+                <w:rFonts w:ascii="Aptos" w:hAnsi="Aptos"/>
                 <w:b w:val="0"/>
                 <w:i w:val="0"/>
-                <w:color w:val="1F2937"/>
-                <w:sz w:val="18"/>
+                <w:color w:val="1A1F2C"/>
+                <w:sz w:val="17"/>
               </w:rPr>
-              <w:t>LO2–LO3 quantitative plan and student judgment</w:t>
+              <w:t>Market expectations</w:t>
             </w:r>
           </w:p>
         </w:tc>
         <w:tc>
           <w:tcPr>
-            <w:tcW w:type="dxa" w:w="936"/>
-            <w:vAlign w:val="center"/>
-            <w:tcBorders>
-              <w:top w:val="single" w:sz="6" w:color="B8C2CC"/>
-              <w:left w:val="single" w:sz="6" w:color="B8C2CC"/>
-              <w:bottom w:val="single" w:sz="6" w:color="B8C2CC"/>
-              <w:right w:val="single" w:sz="6" w:color="B8C2CC"/>
-              <w:insideH w:val="single" w:sz="6" w:color="B8C2CC"/>
-              <w:insideV w:val="single" w:sz="6" w:color="B8C2CC"/>
-            </w:tcBorders>
+            <w:tcW w:type="dxa" w:w="7160"/>
             <w:tcMar>
-              <w:top w:w="80" w:type="dxa"/>
-              <w:bottom w:w="80" w:type="dxa"/>
+              <w:top w:w="100" w:type="dxa"/>
               <w:start w:w="120" w:type="dxa"/>
+              <w:bottom w:w="100" w:type="dxa"/>
               <w:end w:w="120" w:type="dxa"/>
             </w:tcMar>
+            <w:vAlign w:val="center"/>
           </w:tcPr>
           <w:p>
             <w:pPr>
-              <w:spacing w:before="0" w:after="40" w:line="252" w:lineRule="auto"/>
-              <w:jc w:val="center"/>
+              <w:spacing w:after="20" w:line="247" w:lineRule="auto"/>
             </w:pPr>
+            <w:r/>
             <w:r>
               <w:rPr>
-                <w:rFonts w:ascii="Calibri" w:hAnsi="Calibri"/>
+                <w:rFonts w:ascii="Aptos" w:hAnsi="Aptos"/>
                 <w:b w:val="0"/>
                 <w:i w:val="0"/>
-                <w:color w:val="1F2937"/>
-                <w:sz w:val="18"/>
+                <w:color w:val="1A1F2C"/>
+                <w:sz w:val="17"/>
               </w:rPr>
-              <w:t>0.75</w:t>
-            </w:r>
-          </w:p>
-        </w:tc>
-        <w:tc>
-          <w:tcPr>
-            <w:tcW w:type="dxa" w:w="5040"/>
-            <w:vAlign w:val="center"/>
-            <w:tcBorders>
-              <w:top w:val="single" w:sz="6" w:color="B8C2CC"/>
-              <w:left w:val="single" w:sz="6" w:color="B8C2CC"/>
-              <w:bottom w:val="single" w:sz="6" w:color="B8C2CC"/>
-              <w:right w:val="single" w:sz="6" w:color="B8C2CC"/>
-              <w:insideH w:val="single" w:sz="6" w:color="B8C2CC"/>
-              <w:insideV w:val="single" w:sz="6" w:color="B8C2CC"/>
-            </w:tcBorders>
-            <w:tcMar>
-              <w:top w:w="80" w:type="dxa"/>
-              <w:bottom w:w="80" w:type="dxa"/>
-              <w:start w:w="120" w:type="dxa"/>
-              <w:end w:w="120" w:type="dxa"/>
-            </w:tcMar>
-          </w:tcPr>
-          <w:p>
-            <w:pPr>
-              <w:spacing w:before="0" w:after="40" w:line="252" w:lineRule="auto"/>
-              <w:jc w:val="left"/>
-            </w:pPr>
-            <w:r>
-              <w:rPr>
-                <w:rFonts w:ascii="Calibri" w:hAnsi="Calibri"/>
-                <w:b w:val="0"/>
-                <w:i w:val="0"/>
-                <w:color w:val="1F2937"/>
-                <w:sz w:val="18"/>
-              </w:rPr>
-              <w:t>Financial-statement and ratio-analysis plan; decision criteria; final decision selected and justified by the student</w:t>
+              <w:t>What operating or capital actions are required to meet or challenge the expectations embedded in the company's valuation?</w:t>
             </w:r>
           </w:p>
         </w:tc>
       </w:tr>
       <w:tr>
         <w:trPr>
-          <w:cantSplit w:val="true"/>
+          <w:cantSplit/>
         </w:trPr>
         <w:tc>
           <w:tcPr>
-            <w:tcW w:type="dxa" w:w="3384"/>
-            <w:vAlign w:val="center"/>
-            <w:tcBorders>
-              <w:top w:val="single" w:sz="6" w:color="B8C2CC"/>
-              <w:left w:val="single" w:sz="6" w:color="B8C2CC"/>
-              <w:bottom w:val="single" w:sz="6" w:color="B8C2CC"/>
-              <w:right w:val="single" w:sz="6" w:color="B8C2CC"/>
-              <w:insideH w:val="single" w:sz="6" w:color="B8C2CC"/>
-              <w:insideV w:val="single" w:sz="6" w:color="B8C2CC"/>
-            </w:tcBorders>
-            <w:shd w:fill="FAFBFC"/>
+            <w:tcW w:type="dxa" w:w="2200"/>
+            <w:shd w:fill="FAF8F3"/>
             <w:tcMar>
-              <w:top w:w="80" w:type="dxa"/>
-              <w:bottom w:w="80" w:type="dxa"/>
+              <w:top w:w="100" w:type="dxa"/>
               <w:start w:w="120" w:type="dxa"/>
+              <w:bottom w:w="100" w:type="dxa"/>
               <w:end w:w="120" w:type="dxa"/>
             </w:tcMar>
+            <w:vAlign w:val="center"/>
           </w:tcPr>
           <w:p>
             <w:pPr>
-              <w:spacing w:before="0" w:after="40" w:line="252" w:lineRule="auto"/>
-              <w:jc w:val="left"/>
+              <w:spacing w:after="20" w:line="247" w:lineRule="auto"/>
             </w:pPr>
+            <w:r/>
             <w:r>
               <w:rPr>
-                <w:rFonts w:ascii="Calibri" w:hAnsi="Calibri"/>
-                <w:b/>
+                <w:rFonts w:ascii="Aptos" w:hAnsi="Aptos"/>
+                <w:b w:val="0"/>
                 <w:i w:val="0"/>
-                <w:color w:val="1F2937"/>
-                <w:sz w:val="18"/>
+                <w:color w:val="1A1F2C"/>
+                <w:sz w:val="17"/>
               </w:rPr>
-              <w:t>Total</w:t>
+              <w:t>Operating performance</w:t>
             </w:r>
           </w:p>
         </w:tc>
         <w:tc>
           <w:tcPr>
-            <w:tcW w:type="dxa" w:w="936"/>
-            <w:vAlign w:val="center"/>
-            <w:tcBorders>
-              <w:top w:val="single" w:sz="6" w:color="B8C2CC"/>
-              <w:left w:val="single" w:sz="6" w:color="B8C2CC"/>
-              <w:bottom w:val="single" w:sz="6" w:color="B8C2CC"/>
-              <w:right w:val="single" w:sz="6" w:color="B8C2CC"/>
-              <w:insideH w:val="single" w:sz="6" w:color="B8C2CC"/>
-              <w:insideV w:val="single" w:sz="6" w:color="B8C2CC"/>
-            </w:tcBorders>
-            <w:shd w:fill="FAFBFC"/>
+            <w:tcW w:type="dxa" w:w="7160"/>
+            <w:shd w:fill="FAF8F3"/>
             <w:tcMar>
-              <w:top w:w="80" w:type="dxa"/>
-              <w:bottom w:w="80" w:type="dxa"/>
+              <w:top w:w="100" w:type="dxa"/>
               <w:start w:w="120" w:type="dxa"/>
+              <w:bottom w:w="100" w:type="dxa"/>
               <w:end w:w="120" w:type="dxa"/>
             </w:tcMar>
+            <w:vAlign w:val="center"/>
           </w:tcPr>
           <w:p>
             <w:pPr>
-              <w:spacing w:before="0" w:after="40" w:line="252" w:lineRule="auto"/>
-              <w:jc w:val="center"/>
+              <w:spacing w:after="20" w:line="247" w:lineRule="auto"/>
             </w:pPr>
+            <w:r/>
             <w:r>
               <w:rPr>
-                <w:rFonts w:ascii="Calibri" w:hAnsi="Calibri"/>
-                <w:b/>
+                <w:rFonts w:ascii="Aptos" w:hAnsi="Aptos"/>
+                <w:b w:val="0"/>
                 <w:i w:val="0"/>
-                <w:color w:val="1F2937"/>
-                <w:sz w:val="18"/>
+                <w:color w:val="1A1F2C"/>
+                <w:sz w:val="17"/>
               </w:rPr>
-              <w:t>5.00</w:t>
+              <w:t>What operating and capital actions are needed to improve ROIC, margins, or free cash flow?</w:t>
+            </w:r>
+          </w:p>
+        </w:tc>
+      </w:tr>
+      <w:tr>
+        <w:trPr>
+          <w:cantSplit/>
+        </w:trPr>
+        <w:tc>
+          <w:tcPr>
+            <w:tcW w:type="dxa" w:w="2200"/>
+            <w:tcMar>
+              <w:top w:w="100" w:type="dxa"/>
+              <w:start w:w="120" w:type="dxa"/>
+              <w:bottom w:w="100" w:type="dxa"/>
+              <w:end w:w="120" w:type="dxa"/>
+            </w:tcMar>
+            <w:vAlign w:val="center"/>
+          </w:tcPr>
+          <w:p>
+            <w:pPr>
+              <w:spacing w:after="20" w:line="247" w:lineRule="auto"/>
+            </w:pPr>
+            <w:r/>
+            <w:r>
+              <w:rPr>
+                <w:rFonts w:ascii="Aptos" w:hAnsi="Aptos"/>
+                <w:b w:val="0"/>
+                <w:i w:val="0"/>
+                <w:color w:val="1A1F2C"/>
+                <w:sz w:val="17"/>
+              </w:rPr>
+              <w:t>Payout policy</w:t>
             </w:r>
           </w:p>
         </w:tc>
         <w:tc>
           <w:tcPr>
-            <w:tcW w:type="dxa" w:w="5040"/>
-            <w:vAlign w:val="center"/>
-            <w:tcBorders>
-              <w:top w:val="single" w:sz="6" w:color="B8C2CC"/>
-              <w:left w:val="single" w:sz="6" w:color="B8C2CC"/>
-              <w:bottom w:val="single" w:sz="6" w:color="B8C2CC"/>
-              <w:right w:val="single" w:sz="6" w:color="B8C2CC"/>
-              <w:insideH w:val="single" w:sz="6" w:color="B8C2CC"/>
-              <w:insideV w:val="single" w:sz="6" w:color="B8C2CC"/>
-            </w:tcBorders>
-            <w:shd w:fill="FAFBFC"/>
+            <w:tcW w:type="dxa" w:w="7160"/>
             <w:tcMar>
-              <w:top w:w="80" w:type="dxa"/>
-              <w:bottom w:w="80" w:type="dxa"/>
+              <w:top w:w="100" w:type="dxa"/>
               <w:start w:w="120" w:type="dxa"/>
+              <w:bottom w:w="100" w:type="dxa"/>
               <w:end w:w="120" w:type="dxa"/>
             </w:tcMar>
+            <w:vAlign w:val="center"/>
           </w:tcPr>
           <w:p>
             <w:pPr>
-              <w:spacing w:before="0" w:after="40" w:line="252" w:lineRule="auto"/>
-              <w:jc w:val="left"/>
+              <w:spacing w:after="20" w:line="247" w:lineRule="auto"/>
             </w:pPr>
+            <w:r/>
             <w:r>
               <w:rPr>
-                <w:rFonts w:ascii="Calibri" w:hAnsi="Calibri"/>
-                <w:b/>
+                <w:rFonts w:ascii="Aptos" w:hAnsi="Aptos"/>
+                <w:b w:val="0"/>
                 <w:i w:val="0"/>
-                <w:color w:val="1F2937"/>
-                <w:sz w:val="18"/>
+                <w:color w:val="1A1F2C"/>
+                <w:sz w:val="17"/>
               </w:rPr>
-              <w:t>Part of the capstone's 25 milestone/model/revision points</w:t>
+              <w:t>Should the company change its dividend or share-repurchase policy?</w:t>
+            </w:r>
+          </w:p>
+        </w:tc>
+      </w:tr>
+      <w:tr>
+        <w:trPr>
+          <w:cantSplit/>
+        </w:trPr>
+        <w:tc>
+          <w:tcPr>
+            <w:tcW w:type="dxa" w:w="2200"/>
+            <w:shd w:fill="FAF8F3"/>
+            <w:tcMar>
+              <w:top w:w="100" w:type="dxa"/>
+              <w:start w:w="120" w:type="dxa"/>
+              <w:bottom w:w="100" w:type="dxa"/>
+              <w:end w:w="120" w:type="dxa"/>
+            </w:tcMar>
+            <w:vAlign w:val="center"/>
+          </w:tcPr>
+          <w:p>
+            <w:pPr>
+              <w:spacing w:after="20" w:line="247" w:lineRule="auto"/>
+            </w:pPr>
+            <w:r/>
+            <w:r>
+              <w:rPr>
+                <w:rFonts w:ascii="Aptos" w:hAnsi="Aptos"/>
+                <w:b w:val="0"/>
+                <w:i w:val="0"/>
+                <w:color w:val="1A1F2C"/>
+                <w:sz w:val="17"/>
+              </w:rPr>
+              <w:t>Portfolio strategy</w:t>
+            </w:r>
+          </w:p>
+        </w:tc>
+        <w:tc>
+          <w:tcPr>
+            <w:tcW w:type="dxa" w:w="7160"/>
+            <w:shd w:fill="FAF8F3"/>
+            <w:tcMar>
+              <w:top w:w="100" w:type="dxa"/>
+              <w:start w:w="120" w:type="dxa"/>
+              <w:bottom w:w="100" w:type="dxa"/>
+              <w:end w:w="120" w:type="dxa"/>
+            </w:tcMar>
+            <w:vAlign w:val="center"/>
+          </w:tcPr>
+          <w:p>
+            <w:pPr>
+              <w:spacing w:after="20" w:line="247" w:lineRule="auto"/>
+            </w:pPr>
+            <w:r/>
+            <w:r>
+              <w:rPr>
+                <w:rFonts w:ascii="Aptos" w:hAnsi="Aptos"/>
+                <w:b w:val="0"/>
+                <w:i w:val="0"/>
+                <w:color w:val="1A1F2C"/>
+                <w:sz w:val="17"/>
+              </w:rPr>
+              <w:t>Should the company expand, repair, divest, or discontinue a business segment?</w:t>
+            </w:r>
+          </w:p>
+        </w:tc>
+      </w:tr>
+      <w:tr>
+        <w:trPr>
+          <w:cantSplit/>
+        </w:trPr>
+        <w:tc>
+          <w:tcPr>
+            <w:tcW w:type="dxa" w:w="2200"/>
+            <w:tcMar>
+              <w:top w:w="100" w:type="dxa"/>
+              <w:start w:w="120" w:type="dxa"/>
+              <w:bottom w:w="100" w:type="dxa"/>
+              <w:end w:w="120" w:type="dxa"/>
+            </w:tcMar>
+            <w:vAlign w:val="center"/>
+          </w:tcPr>
+          <w:p>
+            <w:pPr>
+              <w:spacing w:after="20" w:line="247" w:lineRule="auto"/>
+            </w:pPr>
+            <w:r/>
+            <w:r>
+              <w:rPr>
+                <w:rFonts w:ascii="Aptos" w:hAnsi="Aptos"/>
+                <w:b w:val="0"/>
+                <w:i w:val="0"/>
+                <w:color w:val="1A1F2C"/>
+                <w:sz w:val="17"/>
+              </w:rPr>
+              <w:t>Risk management</w:t>
+            </w:r>
+          </w:p>
+        </w:tc>
+        <w:tc>
+          <w:tcPr>
+            <w:tcW w:type="dxa" w:w="7160"/>
+            <w:tcMar>
+              <w:top w:w="100" w:type="dxa"/>
+              <w:start w:w="120" w:type="dxa"/>
+              <w:bottom w:w="100" w:type="dxa"/>
+              <w:end w:w="120" w:type="dxa"/>
+            </w:tcMar>
+            <w:vAlign w:val="center"/>
+          </w:tcPr>
+          <w:p>
+            <w:pPr>
+              <w:spacing w:after="20" w:line="247" w:lineRule="auto"/>
+            </w:pPr>
+            <w:r/>
+            <w:r>
+              <w:rPr>
+                <w:rFonts w:ascii="Aptos" w:hAnsi="Aptos"/>
+                <w:b w:val="0"/>
+                <w:i w:val="0"/>
+                <w:color w:val="1A1F2C"/>
+                <w:sz w:val="17"/>
+              </w:rPr>
+              <w:t>Which interest-rate, foreign-exchange, commodity, refinancing, or concentration risk requires a financial response?</w:t>
+            </w:r>
+          </w:p>
+        </w:tc>
+      </w:tr>
+      <w:tr>
+        <w:trPr>
+          <w:cantSplit/>
+        </w:trPr>
+        <w:tc>
+          <w:tcPr>
+            <w:tcW w:type="dxa" w:w="2200"/>
+            <w:shd w:fill="FAF8F3"/>
+            <w:tcMar>
+              <w:top w:w="100" w:type="dxa"/>
+              <w:start w:w="120" w:type="dxa"/>
+              <w:bottom w:w="100" w:type="dxa"/>
+              <w:end w:w="120" w:type="dxa"/>
+            </w:tcMar>
+            <w:vAlign w:val="center"/>
+          </w:tcPr>
+          <w:p>
+            <w:pPr>
+              <w:spacing w:after="20" w:line="247" w:lineRule="auto"/>
+            </w:pPr>
+            <w:r/>
+            <w:r>
+              <w:rPr>
+                <w:rFonts w:ascii="Aptos" w:hAnsi="Aptos"/>
+                <w:b w:val="0"/>
+                <w:i w:val="0"/>
+                <w:color w:val="1A1F2C"/>
+                <w:sz w:val="17"/>
+              </w:rPr>
+              <w:t>Working capital</w:t>
+            </w:r>
+          </w:p>
+        </w:tc>
+        <w:tc>
+          <w:tcPr>
+            <w:tcW w:type="dxa" w:w="7160"/>
+            <w:shd w:fill="FAF8F3"/>
+            <w:tcMar>
+              <w:top w:w="100" w:type="dxa"/>
+              <w:start w:w="120" w:type="dxa"/>
+              <w:bottom w:w="100" w:type="dxa"/>
+              <w:end w:w="120" w:type="dxa"/>
+            </w:tcMar>
+            <w:vAlign w:val="center"/>
+          </w:tcPr>
+          <w:p>
+            <w:pPr>
+              <w:spacing w:after="20" w:line="247" w:lineRule="auto"/>
+            </w:pPr>
+            <w:r/>
+            <w:r>
+              <w:rPr>
+                <w:rFonts w:ascii="Aptos" w:hAnsi="Aptos"/>
+                <w:b w:val="0"/>
+                <w:i w:val="0"/>
+                <w:color w:val="1A1F2C"/>
+                <w:sz w:val="17"/>
+              </w:rPr>
+              <w:t>How should the company improve cash conversion, inventory, receivables, payables, or liquidity?</w:t>
             </w:r>
           </w:p>
         </w:tc>
@@ -3509,223 +1497,442 @@
     </w:tbl>
     <w:p>
       <w:pPr>
-        <w:spacing w:after="40"/>
+        <w:spacing w:after="20"/>
       </w:pPr>
-    </w:p>
-    <w:p>
-      <w:r>
-        <w:rPr>
-          <w:rFonts w:ascii="Calibri" w:hAnsi="Calibri"/>
-          <w:b w:val="0"/>
-          <w:i w:val="0"/>
-          <w:color w:val="1F2937"/>
-          <w:sz w:val="22"/>
-        </w:rPr>
-        <w:t>Approval status and score answer different questions. The score evaluates the submitted work; approval determines whether the company and decision may move forward. Follow the instructor's directions if the packet is marked Revise or Reject.</w:t>
-      </w:r>
     </w:p>
     <w:p>
       <w:pPr>
         <w:pStyle w:val="Heading1"/>
       </w:pPr>
       <w:r>
-        <w:rPr>
-          <w:rFonts w:ascii="Calibri" w:hAnsi="Calibri"/>
-          <w:b/>
-          <w:i w:val="0"/>
-          <w:color w:val="2E74B5"/>
-          <w:sz w:val="32"/>
-        </w:rPr>
+        <w:t>Write the potential decision in your own words</w:t>
+      </w:r>
+    </w:p>
+    <w:tbl>
+      <w:tblPr>
+        <w:tblStyle w:val="TableGrid"/>
+        <w:tblW w:type="dxa" w:w="9360"/>
+        <w:jc w:val="left"/>
+        <w:tblLayout w:type="fixed"/>
+        <w:tblLook w:firstColumn="1" w:firstRow="1" w:lastColumn="0" w:lastRow="0" w:noHBand="0" w:noVBand="1" w:val="04A0"/>
+        <w:tblInd w:w="120" w:type="dxa"/>
+      </w:tblPr>
+      <w:tblGrid>
+        <w:gridCol w:w="9360"/>
+      </w:tblGrid>
+      <w:tr>
+        <w:trPr>
+          <w:cantSplit/>
+        </w:trPr>
+        <w:tc>
+          <w:tcPr>
+            <w:tcW w:type="dxa" w:w="9360"/>
+            <w:shd w:fill="F7EEE9"/>
+            <w:tcMar>
+              <w:top w:w="100" w:type="dxa"/>
+              <w:start w:w="120" w:type="dxa"/>
+              <w:bottom w:w="100" w:type="dxa"/>
+              <w:end w:w="120" w:type="dxa"/>
+            </w:tcMar>
+            <w:vAlign w:val="center"/>
+          </w:tcPr>
+          <w:p>
+            <w:pPr>
+              <w:spacing w:after="40"/>
+            </w:pPr>
+            <w:r>
+              <w:rPr>
+                <w:rFonts w:ascii="Aptos" w:hAnsi="Aptos"/>
+                <w:b/>
+                <w:i w:val="0"/>
+                <w:color w:val="9C4A2B"/>
+                <w:sz w:val="19"/>
+              </w:rPr>
+              <w:t xml:space="preserve">SENTENCE STARTER  </w:t>
+            </w:r>
+            <w:r>
+              <w:rPr>
+                <w:rFonts w:ascii="Aptos" w:hAnsi="Aptos"/>
+                <w:b w:val="0"/>
+                <w:i w:val="0"/>
+                <w:color w:val="152536"/>
+                <w:sz w:val="21"/>
+              </w:rPr>
+              <w:t>One potential decision the CFO might need to consider is whether [company] should [possible action], because my initial research made me curious about [company-specific issue or opportunity].</w:t>
+            </w:r>
+          </w:p>
+        </w:tc>
+      </w:tr>
+    </w:tbl>
+    <w:p>
+      <w:pPr>
+        <w:spacing w:after="20"/>
+      </w:pPr>
+    </w:p>
+    <w:p>
+      <w:pPr>
+        <w:pStyle w:val="Heading1"/>
+      </w:pPr>
+      <w:r>
+        <w:t>What comes later</w:t>
+      </w:r>
+    </w:p>
+    <w:tbl>
+      <w:tblPr>
+        <w:tblStyle w:val="TableGrid"/>
+        <w:tblW w:type="dxa" w:w="9360"/>
+        <w:jc w:val="left"/>
+        <w:tblLayout w:type="fixed"/>
+        <w:tblLook w:firstColumn="1" w:firstRow="1" w:lastColumn="0" w:lastRow="0" w:noHBand="0" w:noVBand="1" w:val="04A0"/>
+        <w:tblInd w:w="120" w:type="dxa"/>
+      </w:tblPr>
+      <w:tblGrid>
+        <w:gridCol w:w="3300"/>
+        <w:gridCol w:w="6060"/>
+      </w:tblGrid>
+      <w:tr>
+        <w:trPr>
+          <w:tblHeader w:val="true"/>
+          <w:cantSplit/>
+        </w:trPr>
+        <w:tc>
+          <w:tcPr>
+            <w:tcW w:type="dxa" w:w="3300"/>
+            <w:shd w:fill="EDF3F7"/>
+            <w:tcMar>
+              <w:top w:w="100" w:type="dxa"/>
+              <w:start w:w="120" w:type="dxa"/>
+              <w:bottom w:w="100" w:type="dxa"/>
+              <w:end w:w="120" w:type="dxa"/>
+            </w:tcMar>
+            <w:vAlign w:val="center"/>
+          </w:tcPr>
+          <w:p>
+            <w:pPr>
+              <w:spacing w:after="20" w:line="247" w:lineRule="auto"/>
+            </w:pPr>
+            <w:r/>
+            <w:r>
+              <w:rPr>
+                <w:rFonts w:ascii="Aptos" w:hAnsi="Aptos"/>
+                <w:b/>
+                <w:i w:val="0"/>
+                <w:color w:val="152536"/>
+                <w:sz w:val="18"/>
+              </w:rPr>
+              <w:t>Stage 1</w:t>
+            </w:r>
+          </w:p>
+        </w:tc>
+        <w:tc>
+          <w:tcPr>
+            <w:tcW w:type="dxa" w:w="6060"/>
+            <w:shd w:fill="EDF3F7"/>
+            <w:tcMar>
+              <w:top w:w="100" w:type="dxa"/>
+              <w:start w:w="120" w:type="dxa"/>
+              <w:bottom w:w="100" w:type="dxa"/>
+              <w:end w:w="120" w:type="dxa"/>
+            </w:tcMar>
+            <w:vAlign w:val="center"/>
+          </w:tcPr>
+          <w:p>
+            <w:pPr>
+              <w:spacing w:after="20" w:line="247" w:lineRule="auto"/>
+            </w:pPr>
+            <w:r/>
+            <w:r>
+              <w:rPr>
+                <w:rFonts w:ascii="Aptos" w:hAnsi="Aptos"/>
+                <w:b/>
+                <w:i w:val="0"/>
+                <w:color w:val="152536"/>
+                <w:sz w:val="18"/>
+              </w:rPr>
+              <w:t>Later stages</w:t>
+            </w:r>
+          </w:p>
+        </w:tc>
+      </w:tr>
+      <w:tr>
+        <w:trPr>
+          <w:cantSplit/>
+        </w:trPr>
+        <w:tc>
+          <w:tcPr>
+            <w:tcW w:type="dxa" w:w="3300"/>
+            <w:tcMar>
+              <w:top w:w="100" w:type="dxa"/>
+              <w:start w:w="120" w:type="dxa"/>
+              <w:bottom w:w="100" w:type="dxa"/>
+              <w:end w:w="120" w:type="dxa"/>
+            </w:tcMar>
+            <w:vAlign w:val="center"/>
+          </w:tcPr>
+          <w:p>
+            <w:pPr>
+              <w:spacing w:after="20" w:line="247" w:lineRule="auto"/>
+            </w:pPr>
+            <w:r/>
+            <w:r>
+              <w:rPr>
+                <w:rFonts w:ascii="Aptos" w:hAnsi="Aptos"/>
+                <w:b w:val="0"/>
+                <w:i w:val="0"/>
+                <w:color w:val="1A1F2C"/>
+                <w:sz w:val="18"/>
+              </w:rPr>
+              <w:t>Explore the company and notice a potential CFO decision.</w:t>
+            </w:r>
+          </w:p>
+        </w:tc>
+        <w:tc>
+          <w:tcPr>
+            <w:tcW w:type="dxa" w:w="6060"/>
+            <w:tcMar>
+              <w:top w:w="100" w:type="dxa"/>
+              <w:start w:w="120" w:type="dxa"/>
+              <w:bottom w:w="100" w:type="dxa"/>
+              <w:end w:w="120" w:type="dxa"/>
+            </w:tcMar>
+            <w:vAlign w:val="center"/>
+          </w:tcPr>
+          <w:p>
+            <w:pPr>
+              <w:spacing w:after="20" w:line="247" w:lineRule="auto"/>
+            </w:pPr>
+            <w:r/>
+            <w:r>
+              <w:rPr>
+                <w:rFonts w:ascii="Aptos" w:hAnsi="Aptos"/>
+                <w:b w:val="0"/>
+                <w:i w:val="0"/>
+                <w:color w:val="1A1F2C"/>
+                <w:sz w:val="18"/>
+              </w:rPr>
+              <w:t>Build a traceable evidence register and analyze the revenue engine.</w:t>
+            </w:r>
+          </w:p>
+        </w:tc>
+      </w:tr>
+      <w:tr>
+        <w:trPr>
+          <w:cantSplit/>
+        </w:trPr>
+        <w:tc>
+          <w:tcPr>
+            <w:tcW w:type="dxa" w:w="3300"/>
+            <w:shd w:fill="FAF8F3"/>
+            <w:tcMar>
+              <w:top w:w="100" w:type="dxa"/>
+              <w:start w:w="120" w:type="dxa"/>
+              <w:bottom w:w="100" w:type="dxa"/>
+              <w:end w:w="120" w:type="dxa"/>
+            </w:tcMar>
+            <w:vAlign w:val="center"/>
+          </w:tcPr>
+          <w:p>
+            <w:pPr>
+              <w:spacing w:after="20" w:line="247" w:lineRule="auto"/>
+            </w:pPr>
+            <w:r/>
+            <w:r>
+              <w:rPr>
+                <w:rFonts w:ascii="Aptos" w:hAnsi="Aptos"/>
+                <w:b w:val="0"/>
+                <w:i w:val="0"/>
+                <w:color w:val="1A1F2C"/>
+                <w:sz w:val="18"/>
+              </w:rPr>
+              <w:t>Record one concrete FactSet learning and the feature used.</w:t>
+            </w:r>
+          </w:p>
+        </w:tc>
+        <w:tc>
+          <w:tcPr>
+            <w:tcW w:type="dxa" w:w="6060"/>
+            <w:shd w:fill="FAF8F3"/>
+            <w:tcMar>
+              <w:top w:w="100" w:type="dxa"/>
+              <w:start w:w="120" w:type="dxa"/>
+              <w:bottom w:w="100" w:type="dxa"/>
+              <w:end w:w="120" w:type="dxa"/>
+            </w:tcMar>
+            <w:vAlign w:val="center"/>
+          </w:tcPr>
+          <w:p>
+            <w:pPr>
+              <w:spacing w:after="20" w:line="247" w:lineRule="auto"/>
+            </w:pPr>
+            <w:r/>
+            <w:r>
+              <w:rPr>
+                <w:rFonts w:ascii="Aptos" w:hAnsi="Aptos"/>
+                <w:b w:val="0"/>
+                <w:i w:val="0"/>
+                <w:color w:val="1A1F2C"/>
+                <w:sz w:val="18"/>
+              </w:rPr>
+              <w:t>Add full FactSet labels, dates, units, definitions, and limitations.</w:t>
+            </w:r>
+          </w:p>
+        </w:tc>
+      </w:tr>
+      <w:tr>
+        <w:trPr>
+          <w:cantSplit/>
+        </w:trPr>
+        <w:tc>
+          <w:tcPr>
+            <w:tcW w:type="dxa" w:w="3300"/>
+            <w:tcMar>
+              <w:top w:w="100" w:type="dxa"/>
+              <w:start w:w="120" w:type="dxa"/>
+              <w:bottom w:w="100" w:type="dxa"/>
+              <w:end w:w="120" w:type="dxa"/>
+            </w:tcMar>
+            <w:vAlign w:val="center"/>
+          </w:tcPr>
+          <w:p>
+            <w:pPr>
+              <w:spacing w:after="20" w:line="247" w:lineRule="auto"/>
+            </w:pPr>
+            <w:r/>
+            <w:r>
+              <w:rPr>
+                <w:rFonts w:ascii="Aptos" w:hAnsi="Aptos"/>
+                <w:b w:val="0"/>
+                <w:i w:val="0"/>
+                <w:color w:val="1A1F2C"/>
+                <w:sz w:val="18"/>
+              </w:rPr>
+              <w:t>Keep the decision tentative.</w:t>
+            </w:r>
+          </w:p>
+        </w:tc>
+        <w:tc>
+          <w:tcPr>
+            <w:tcW w:type="dxa" w:w="6060"/>
+            <w:tcMar>
+              <w:top w:w="100" w:type="dxa"/>
+              <w:start w:w="120" w:type="dxa"/>
+              <w:bottom w:w="100" w:type="dxa"/>
+              <w:end w:w="120" w:type="dxa"/>
+            </w:tcMar>
+            <w:vAlign w:val="center"/>
+          </w:tcPr>
+          <w:p>
+            <w:pPr>
+              <w:spacing w:after="20" w:line="247" w:lineRule="auto"/>
+            </w:pPr>
+            <w:r/>
+            <w:r>
+              <w:rPr>
+                <w:rFonts w:ascii="Aptos" w:hAnsi="Aptos"/>
+                <w:b w:val="0"/>
+                <w:i w:val="0"/>
+                <w:color w:val="1A1F2C"/>
+                <w:sz w:val="18"/>
+              </w:rPr>
+              <w:t>Test a hypothesis, compare alternatives, model scenarios, and defend the final recommendation.</w:t>
+            </w:r>
+          </w:p>
+        </w:tc>
+      </w:tr>
+    </w:tbl>
+    <w:p>
+      <w:pPr>
+        <w:spacing w:after="20"/>
+      </w:pPr>
+    </w:p>
+    <w:p>
+      <w:pPr>
+        <w:pStyle w:val="Heading1"/>
+      </w:pPr>
+      <w:r>
         <w:t>Before you submit</w:t>
       </w:r>
     </w:p>
     <w:p>
       <w:pPr>
-        <w:numPr>
-          <w:ilvl w:val="0"/>
-          <w:numId w:val="10"/>
-        </w:numPr>
+        <w:ind w:left="317" w:hanging="317"/>
       </w:pPr>
       <w:r>
         <w:rPr>
-          <w:rFonts w:ascii="Calibri" w:hAnsi="Calibri"/>
+          <w:rFonts w:ascii="Aptos" w:hAnsi="Aptos"/>
           <w:b w:val="0"/>
           <w:i w:val="0"/>
-          <w:color w:val="1F2937"/>
-          <w:sz w:val="22"/>
+          <w:color w:val="1A1F2C"/>
+          <w:sz w:val="21"/>
         </w:rPr>
-        <w:t>One publicly traded U.S. company is named with ticker, exchange, and fiscal year-end.</w:t>
+        <w:t>☐ Company name, ticker, and exchange are complete.</w:t>
       </w:r>
     </w:p>
     <w:p>
       <w:pPr>
-        <w:numPr>
-          <w:ilvl w:val="0"/>
-          <w:numId w:val="10"/>
-        </w:numPr>
+        <w:ind w:left="317" w:hanging="317"/>
       </w:pPr>
       <w:r>
         <w:rPr>
-          <w:rFonts w:ascii="Calibri" w:hAnsi="Calibri"/>
+          <w:rFonts w:ascii="Aptos" w:hAnsi="Aptos"/>
           <w:b w:val="0"/>
           <w:i w:val="0"/>
-          <w:color w:val="1F2937"/>
-          <w:sz w:val="22"/>
+          <w:color w:val="1A1F2C"/>
+          <w:sz w:val="21"/>
         </w:rPr>
-        <w:t>One actionable CFO decision question is proposed.</w:t>
+        <w:t>☐ Introductory company notes show AI and/or ordinary web research.</w:t>
       </w:r>
     </w:p>
     <w:p>
       <w:pPr>
-        <w:numPr>
-          <w:ilvl w:val="0"/>
-          <w:numId w:val="10"/>
-        </w:numPr>
+        <w:ind w:left="317" w:hanging="317"/>
       </w:pPr>
       <w:r>
         <w:rPr>
-          <w:rFonts w:ascii="Calibri" w:hAnsi="Calibri"/>
+          <w:rFonts w:ascii="Aptos" w:hAnsi="Aptos"/>
           <w:b w:val="0"/>
           <w:i w:val="0"/>
-          <w:color w:val="1F2937"/>
-          <w:sz w:val="22"/>
+          <w:color w:val="1A1F2C"/>
+          <w:sz w:val="21"/>
         </w:rPr>
-        <w:t>The question is not a company summary or Buy/Hold/Sell conclusion.</w:t>
+        <w:t>☐ The required FactSet learning is specific and names the screen, report, or feature used.</w:t>
       </w:r>
     </w:p>
     <w:p>
       <w:pPr>
-        <w:numPr>
-          <w:ilvl w:val="0"/>
-          <w:numId w:val="10"/>
-        </w:numPr>
+        <w:ind w:left="317" w:hanging="317"/>
       </w:pPr>
       <w:r>
         <w:rPr>
-          <w:rFonts w:ascii="Calibri" w:hAnsi="Calibri"/>
+          <w:rFonts w:ascii="Aptos" w:hAnsi="Aptos"/>
           <w:b w:val="0"/>
           <w:i w:val="0"/>
-          <w:color w:val="1F2937"/>
-          <w:sz w:val="22"/>
+          <w:color w:val="1A1F2C"/>
+          <w:sz w:val="21"/>
         </w:rPr>
-        <w:t>Two or three supporting actions and at least two alternatives are included.</w:t>
+        <w:t>☐ One potential CFO decision is written in your own words.</w:t>
       </w:r>
     </w:p>
     <w:p>
       <w:pPr>
-        <w:numPr>
-          <w:ilvl w:val="0"/>
-          <w:numId w:val="10"/>
-        </w:numPr>
+        <w:ind w:left="317" w:hanging="317"/>
       </w:pPr>
       <w:r>
         <w:rPr>
-          <w:rFonts w:ascii="Calibri" w:hAnsi="Calibri"/>
+          <w:rFonts w:ascii="Aptos" w:hAnsi="Aptos"/>
           <w:b w:val="0"/>
           <w:i w:val="0"/>
-          <w:color w:val="1F2937"/>
-          <w:sz w:val="22"/>
+          <w:color w:val="1A1F2C"/>
+          <w:sz w:val="21"/>
         </w:rPr>
-        <w:t>Materiality is tied to a financial or operating consequence.</w:t>
-      </w:r>
-    </w:p>
-    <w:p>
-      <w:pPr>
-        <w:numPr>
-          <w:ilvl w:val="0"/>
-          <w:numId w:val="10"/>
-        </w:numPr>
-      </w:pPr>
-      <w:r>
-        <w:rPr>
-          <w:rFonts w:ascii="Calibri" w:hAnsi="Calibri"/>
-          <w:b w:val="0"/>
-          <w:i w:val="0"/>
-          <w:color w:val="1F2937"/>
-          <w:sz w:val="22"/>
-        </w:rPr>
-        <w:t>At least one SEC item, one FactSet item, and two other credible leads are recorded.</w:t>
-      </w:r>
-    </w:p>
-    <w:p>
-      <w:pPr>
-        <w:numPr>
-          <w:ilvl w:val="0"/>
-          <w:numId w:val="10"/>
-        </w:numPr>
-      </w:pPr>
-      <w:r>
-        <w:rPr>
-          <w:rFonts w:ascii="Calibri" w:hAnsi="Calibri"/>
-          <w:b w:val="0"/>
-          <w:i w:val="0"/>
-          <w:color w:val="1F2937"/>
-          <w:sz w:val="22"/>
-        </w:rPr>
-        <w:t>The LO2 statement plan and LO3 ratio plan are specific.</w:t>
-      </w:r>
-    </w:p>
-    <w:p>
-      <w:pPr>
-        <w:numPr>
-          <w:ilvl w:val="0"/>
-          <w:numId w:val="10"/>
-        </w:numPr>
-      </w:pPr>
-      <w:r>
-        <w:rPr>
-          <w:rFonts w:ascii="Calibri" w:hAnsi="Calibri"/>
-          <w:b w:val="0"/>
-          <w:i w:val="0"/>
-          <w:color w:val="1F2937"/>
-          <w:sz w:val="22"/>
-        </w:rPr>
-        <w:t>Any market valuation evidence supports a management decision rather than replacing it.</w:t>
-      </w:r>
-    </w:p>
-    <w:p>
-      <w:pPr>
-        <w:numPr>
-          <w:ilvl w:val="0"/>
-          <w:numId w:val="10"/>
-        </w:numPr>
-      </w:pPr>
-      <w:r>
-        <w:rPr>
-          <w:rFonts w:ascii="Calibri" w:hAnsi="Calibri"/>
-          <w:b w:val="0"/>
-          <w:i w:val="0"/>
-          <w:color w:val="1F2937"/>
-          <w:sz w:val="22"/>
-        </w:rPr>
-        <w:t>The free-AI or non-AI question-generation path is documented.</w:t>
-      </w:r>
-    </w:p>
-    <w:p>
-      <w:pPr>
-        <w:numPr>
-          <w:ilvl w:val="0"/>
-          <w:numId w:val="10"/>
-        </w:numPr>
-      </w:pPr>
-      <w:r>
-        <w:rPr>
-          <w:rFonts w:ascii="Calibri" w:hAnsi="Calibri"/>
-          <w:b w:val="0"/>
-          <w:i w:val="0"/>
-          <w:color w:val="1F2937"/>
-          <w:sz w:val="22"/>
-        </w:rPr>
-        <w:t>The final decision was selected and justified by you.</w:t>
+        <w:t>☐ The brief treats the idea as exploratory rather than proven or final.</w:t>
       </w:r>
     </w:p>
     <w:sectPr>
       <w:headerReference w:type="default" r:id="rId9"/>
-      <w:headerReference w:type="even" r:id="rId10"/>
-      <w:footerReference w:type="default" r:id="rId11"/>
-      <w:footerReference w:type="even" r:id="rId12"/>
+      <w:footerReference w:type="default" r:id="rId10"/>
       <w:pgSz w:w="12240" w:h="15840"/>
-      <w:pgMar w:top="1440" w:right="1440" w:bottom="1440" w:left="1440" w:header="708" w:footer="708" w:gutter="0"/>
+      <w:pgMar w:top="1123" w:right="1440" w:bottom="1037" w:left="1440" w:header="504" w:footer="504" w:gutter="0"/>
       <w:cols w:space="720"/>
       <w:docGrid w:linePitch="360"/>
     </w:sectPr>
@@ -3738,83 +1945,30 @@
   <w:p>
     <w:pPr>
       <w:pStyle w:val="Footer"/>
-      <w:spacing w:before="0" w:after="0"/>
       <w:jc w:val="right"/>
     </w:pPr>
     <w:r>
       <w:rPr>
-        <w:rFonts w:ascii="Calibri" w:hAnsi="Calibri"/>
+        <w:rFonts w:ascii="Aptos" w:hAnsi="Aptos"/>
         <w:b w:val="0"/>
         <w:i w:val="0"/>
-        <w:color w:val="5B6573"/>
-        <w:sz w:val="18"/>
-      </w:rPr>
-      <w:t xml:space="preserve">Instructor-review draft  |  Page </w:t>
+        <w:color w:val="5B6472"/>
+        <w:sz w:val="17"/>
+      </w:rPr>
+      <w:t xml:space="preserve">Approved student release  |  Page </w:t>
     </w:r>
     <w:r>
-      <w:fldChar w:fldCharType="begin"/>
-    </w:r>
-    <w:r>
-      <w:instrText xml:space="preserve"> PAGE </w:instrText>
-    </w:r>
-    <w:r>
-      <w:fldChar w:fldCharType="separate"/>
-    </w:r>
-    <w:r>
-      <w:rPr>
-        <w:rFonts w:ascii="Calibri" w:hAnsi="Calibri"/>
+      <w:rPr>
+        <w:rFonts w:ascii="Aptos" w:hAnsi="Aptos"/>
         <w:b w:val="0"/>
         <w:i w:val="0"/>
-        <w:color w:val="5B6573"/>
-        <w:sz w:val="18"/>
-      </w:rPr>
+        <w:color w:val="5B6472"/>
+        <w:sz w:val="17"/>
+      </w:rPr>
+      <w:fldChar w:fldCharType="begin"/>
+      <w:instrText xml:space="preserve"> PAGE </w:instrText>
+      <w:fldChar w:fldCharType="separate"/>
       <w:t>1</w:t>
-    </w:r>
-    <w:r>
-      <w:fldChar w:fldCharType="end"/>
-    </w:r>
-  </w:p>
-</w:ftr>
-</file>
-
-<file path=word/footer2.xml><?xml version="1.0" encoding="utf-8"?>
-<w:ftr xmlns:m="http://schemas.openxmlformats.org/officeDocument/2006/math" xmlns:mc="http://schemas.openxmlformats.org/markup-compatibility/2006" xmlns:mo="http://schemas.microsoft.com/office/mac/office/2008/main" xmlns:mv="urn:schemas-microsoft-com:mac:vml" xmlns:o="urn:schemas-microsoft-com:office:office" xmlns:r="http://schemas.openxmlformats.org/officeDocument/2006/relationships" xmlns:v="urn:schemas-microsoft-com:vml" xmlns:w10="urn:schemas-microsoft-com:office:word" xmlns:w14="http://schemas.microsoft.com/office/word/2010/wordml" xmlns:w="http://schemas.openxmlformats.org/wordprocessingml/2006/main" xmlns:wne="http://schemas.microsoft.com/office/word/2006/wordml" xmlns:wp14="http://schemas.microsoft.com/office/word/2010/wordprocessingDrawing" xmlns:wp="http://schemas.openxmlformats.org/drawingml/2006/wordprocessingDrawing" xmlns:wpc="http://schemas.microsoft.com/office/word/2010/wordprocessingCanvas" xmlns:wpg="http://schemas.microsoft.com/office/word/2010/wordprocessingGroup" xmlns:wpi="http://schemas.microsoft.com/office/word/2010/wordprocessingInk" xmlns:wps="http://schemas.microsoft.com/office/word/2010/wordprocessingShape" mc:Ignorable="w14 wp14">
-  <w:p>
-    <w:pPr>
-      <w:pStyle w:val="Footer"/>
-      <w:spacing w:before="0" w:after="0"/>
-      <w:jc w:val="right"/>
-    </w:pPr>
-    <w:r>
-      <w:rPr>
-        <w:rFonts w:ascii="Calibri" w:hAnsi="Calibri"/>
-        <w:b w:val="0"/>
-        <w:i w:val="0"/>
-        <w:color w:val="5B6573"/>
-        <w:sz w:val="18"/>
-      </w:rPr>
-      <w:t xml:space="preserve">Instructor-review draft  |  Page </w:t>
-    </w:r>
-    <w:r>
-      <w:fldChar w:fldCharType="begin"/>
-    </w:r>
-    <w:r>
-      <w:instrText xml:space="preserve"> PAGE </w:instrText>
-    </w:r>
-    <w:r>
-      <w:fldChar w:fldCharType="separate"/>
-    </w:r>
-    <w:r>
-      <w:rPr>
-        <w:rFonts w:ascii="Calibri" w:hAnsi="Calibri"/>
-        <w:b w:val="0"/>
-        <w:i w:val="0"/>
-        <w:color w:val="5B6573"/>
-        <w:sz w:val="18"/>
-      </w:rPr>
-      <w:t>1</w:t>
-    </w:r>
-    <w:r>
       <w:fldChar w:fldCharType="end"/>
     </w:r>
   </w:p>
@@ -3826,44 +1980,15 @@
   <w:p>
     <w:pPr>
       <w:pStyle w:val="Header"/>
-      <w:spacing w:after="0"/>
       <w:jc w:val="left"/>
-      <w:pBdr>
-        <w:bottom w:val="single" w:sz="4" w:space="6" w:color="B8C2CC"/>
-      </w:pBdr>
     </w:pPr>
     <w:r>
       <w:rPr>
-        <w:rFonts w:ascii="Calibri" w:hAnsi="Calibri"/>
+        <w:rFonts w:ascii="Aptos" w:hAnsi="Aptos"/>
         <w:b/>
         <w:i w:val="0"/>
-        <w:color w:val="5B6573"/>
-        <w:sz w:val="18"/>
-      </w:rPr>
-      <w:t>BUS311 Corporate Finance  |  Individual Company Capstone</w:t>
-    </w:r>
-  </w:p>
-</w:hdr>
-</file>
-
-<file path=word/header2.xml><?xml version="1.0" encoding="utf-8"?>
-<w:hdr xmlns:m="http://schemas.openxmlformats.org/officeDocument/2006/math" xmlns:mc="http://schemas.openxmlformats.org/markup-compatibility/2006" xmlns:mo="http://schemas.microsoft.com/office/mac/office/2008/main" xmlns:mv="urn:schemas-microsoft-com:mac:vml" xmlns:o="urn:schemas-microsoft-com:office:office" xmlns:r="http://schemas.openxmlformats.org/officeDocument/2006/relationships" xmlns:v="urn:schemas-microsoft-com:vml" xmlns:w10="urn:schemas-microsoft-com:office:word" xmlns:w14="http://schemas.microsoft.com/office/word/2010/wordml" xmlns:w="http://schemas.openxmlformats.org/wordprocessingml/2006/main" xmlns:wne="http://schemas.microsoft.com/office/word/2006/wordml" xmlns:wp14="http://schemas.microsoft.com/office/word/2010/wordprocessingDrawing" xmlns:wp="http://schemas.openxmlformats.org/drawingml/2006/wordprocessingDrawing" xmlns:wpc="http://schemas.microsoft.com/office/word/2010/wordprocessingCanvas" xmlns:wpg="http://schemas.microsoft.com/office/word/2010/wordprocessingGroup" xmlns:wpi="http://schemas.microsoft.com/office/word/2010/wordprocessingInk" xmlns:wps="http://schemas.microsoft.com/office/word/2010/wordprocessingShape" mc:Ignorable="w14 wp14">
-  <w:p>
-    <w:pPr>
-      <w:pStyle w:val="Header"/>
-      <w:spacing w:after="0"/>
-      <w:jc w:val="left"/>
-      <w:pBdr>
-        <w:bottom w:val="single" w:sz="4" w:space="6" w:color="B8C2CC"/>
-      </w:pBdr>
-    </w:pPr>
-    <w:r>
-      <w:rPr>
-        <w:rFonts w:ascii="Calibri" w:hAnsi="Calibri"/>
-        <w:b/>
-        <w:i w:val="0"/>
-        <w:color w:val="5B6573"/>
-        <w:sz w:val="18"/>
+        <w:color w:val="5B6472"/>
+        <w:sz w:val="17"/>
       </w:rPr>
       <w:t>BUS311 Corporate Finance  |  Individual Company Capstone</w:t>
     </w:r>
@@ -4070,56 +2195,6 @@
   </w:num>
   <w:num w:numId="9">
     <w:abstractNumId w:val="0"/>
-  </w:num>
-  <w:abstractNum w:abstractNumId="9">
-    <w:multiLevelType w:val="singleLevel"/>
-    <w:lvl w:ilvl="0">
-      <w:start w:val="1"/>
-      <w:numFmt w:val="bullet"/>
-      <w:lvlText w:val="•"/>
-      <w:suff w:val="tab"/>
-      <w:pPr>
-        <w:tabs>
-          <w:tab w:val="num" w:pos="720"/>
-        </w:tabs>
-        <w:ind w:left="720" w:hanging="360"/>
-        <w:spacing w:after="160" w:line="280" w:lineRule="auto"/>
-      </w:pPr>
-      <w:rPr>
-        <w:rFonts w:ascii="Calibri" w:hAnsi="Calibri"/>
-      </w:rPr>
-    </w:lvl>
-  </w:abstractNum>
-  <w:num w:numId="10">
-    <w:abstractNumId w:val="9"/>
-  </w:num>
-  <w:abstractNum w:abstractNumId="10">
-    <w:multiLevelType w:val="singleLevel"/>
-    <w:lvl w:ilvl="0">
-      <w:start w:val="1"/>
-      <w:numFmt w:val="decimal"/>
-      <w:lvlText w:val="%1."/>
-      <w:suff w:val="tab"/>
-      <w:pPr>
-        <w:tabs>
-          <w:tab w:val="num" w:pos="720"/>
-        </w:tabs>
-        <w:ind w:left="720" w:hanging="360"/>
-        <w:spacing w:after="160" w:line="280" w:lineRule="auto"/>
-      </w:pPr>
-      <w:rPr>
-        <w:rFonts w:ascii="Calibri" w:hAnsi="Calibri"/>
-      </w:rPr>
-    </w:lvl>
-  </w:abstractNum>
-  <w:num w:numId="11">
-    <w:abstractNumId w:val="10"/>
-  </w:num>
-  <w:num w:numId="12">
-    <w:abstractNumId w:val="10"/>
-    <w:lvlOverride w:ilvl="0">
-      <w:startOverride w:val="1"/>
-    </w:lvlOverride>
   </w:num>
 </w:numbering>
 </file>
@@ -4285,14 +2360,11 @@
     <w:qFormat/>
     <w:rsid w:val="00FC693F"/>
     <w:pPr>
-      <w:widowControl/>
-      <w:spacing w:before="0" w:after="120" w:line="264" w:lineRule="auto"/>
+      <w:spacing w:after="100" w:line="259" w:lineRule="auto"/>
     </w:pPr>
     <w:rPr>
-      <w:rFonts w:ascii="Calibri" w:hAnsi="Calibri"/>
-      <w:b w:val="0"/>
-      <w:color w:val="1F2937"/>
-      <w:sz w:val="22"/>
+      <w:rFonts w:ascii="Aptos" w:hAnsi="Aptos"/>
+      <w:sz w:val="21"/>
     </w:rPr>
   </w:style>
   <w:style w:type="paragraph" w:styleId="Header">
@@ -4350,14 +2422,14 @@
     <w:pPr>
       <w:keepNext/>
       <w:keepLines/>
-      <w:spacing w:before="320" w:after="160"/>
+      <w:spacing w:before="260" w:after="120"/>
       <w:outlineLvl w:val="0"/>
     </w:pPr>
     <w:rPr>
-      <w:rFonts w:asciiTheme="majorHAnsi" w:eastAsiaTheme="majorEastAsia" w:hAnsiTheme="majorHAnsi" w:cstheme="majorBidi" w:ascii="Calibri" w:hAnsi="Calibri"/>
+      <w:rFonts w:asciiTheme="majorHAnsi" w:eastAsiaTheme="majorEastAsia" w:hAnsiTheme="majorHAnsi" w:cstheme="majorBidi" w:ascii="Aptos Display" w:hAnsi="Aptos Display"/>
       <w:b/>
       <w:bCs/>
-      <w:color w:val="2E74B5"/>
+      <w:color w:val="152536"/>
       <w:sz w:val="32"/>
       <w:szCs w:val="28"/>
     </w:rPr>
@@ -4374,14 +2446,14 @@
     <w:pPr>
       <w:keepNext/>
       <w:keepLines/>
-      <w:spacing w:before="240" w:after="120"/>
+      <w:spacing w:before="200" w:after="100"/>
       <w:outlineLvl w:val="1"/>
     </w:pPr>
     <w:rPr>
-      <w:rFonts w:asciiTheme="majorHAnsi" w:eastAsiaTheme="majorEastAsia" w:hAnsiTheme="majorHAnsi" w:cstheme="majorBidi" w:ascii="Calibri" w:hAnsi="Calibri"/>
+      <w:rFonts w:asciiTheme="majorHAnsi" w:eastAsiaTheme="majorEastAsia" w:hAnsiTheme="majorHAnsi" w:cstheme="majorBidi" w:ascii="Aptos Display" w:hAnsi="Aptos Display"/>
       <w:b/>
       <w:bCs/>
-      <w:color w:val="2E74B5"/>
+      <w:color w:val="355773"/>
       <w:sz w:val="26"/>
       <w:szCs w:val="26"/>
     </w:rPr>
@@ -4402,11 +2474,11 @@
       <w:outlineLvl w:val="2"/>
     </w:pPr>
     <w:rPr>
-      <w:rFonts w:asciiTheme="majorHAnsi" w:eastAsiaTheme="majorEastAsia" w:hAnsiTheme="majorHAnsi" w:cstheme="majorBidi" w:ascii="Calibri" w:hAnsi="Calibri"/>
+      <w:rFonts w:asciiTheme="majorHAnsi" w:eastAsiaTheme="majorEastAsia" w:hAnsiTheme="majorHAnsi" w:cstheme="majorBidi" w:ascii="Aptos Display" w:hAnsi="Aptos Display"/>
       <w:b/>
       <w:bCs/>
-      <w:color w:val="1F4D78"/>
-      <w:sz w:val="24"/>
+      <w:color w:val="152536"/>
+      <w:sz w:val="23"/>
     </w:rPr>
   </w:style>
   <w:style w:type="paragraph" w:styleId="Heading4">
@@ -4676,20 +2748,17 @@
     <w:qFormat/>
     <w:rsid w:val="00FC693F"/>
     <w:pPr>
-      <w:keepNext/>
       <w:numPr>
         <w:ilvl w:val="1"/>
       </w:numPr>
-      <w:spacing w:before="0" w:after="200"/>
     </w:pPr>
     <w:rPr>
-      <w:rFonts w:asciiTheme="majorHAnsi" w:eastAsiaTheme="majorEastAsia" w:hAnsiTheme="majorHAnsi" w:cstheme="majorBidi" w:ascii="Calibri" w:hAnsi="Calibri"/>
-      <w:b w:val="0"/>
+      <w:rFonts w:asciiTheme="majorHAnsi" w:eastAsiaTheme="majorEastAsia" w:hAnsiTheme="majorHAnsi" w:cstheme="majorBidi"/>
       <w:i/>
       <w:iCs/>
-      <w:color w:val="5B6573"/>
+      <w:color w:val="4F81BD" w:themeColor="accent1"/>
       <w:spacing w:val="15"/>
-      <w:sz w:val="26"/>
+      <w:sz w:val="24"/>
       <w:szCs w:val="24"/>
     </w:rPr>
   </w:style>
@@ -4825,8 +2894,14 @@
       <w:numPr>
         <w:numId w:val="1"/>
       </w:numPr>
+      <w:spacing w:after="100"/>
+      <w:ind w:left="547" w:hanging="288"/>
       <w:contextualSpacing/>
     </w:pPr>
+    <w:rPr>
+      <w:rFonts w:ascii="Aptos" w:hAnsi="Aptos"/>
+      <w:sz w:val="21"/>
+    </w:rPr>
   </w:style>
   <w:style w:type="paragraph" w:styleId="ListBullet2">
     <w:name w:val="List Bullet 2"/>
@@ -4864,8 +2939,14 @@
       <w:numPr>
         <w:numId w:val="5"/>
       </w:numPr>
+      <w:spacing w:after="100"/>
+      <w:ind w:left="547" w:hanging="288"/>
       <w:contextualSpacing/>
     </w:pPr>
+    <w:rPr>
+      <w:rFonts w:ascii="Aptos" w:hAnsi="Aptos"/>
+      <w:sz w:val="21"/>
+    </w:rPr>
   </w:style>
   <w:style w:type="paragraph" w:styleId="ListNumber2">
     <w:name w:val="List Number 2"/>
@@ -4972,17 +3053,10 @@
     <w:uiPriority w:val="29"/>
     <w:qFormat/>
     <w:rsid w:val="00FC693F"/>
-    <w:pPr>
-      <w:spacing w:before="120" w:after="200" w:line="276" w:lineRule="auto"/>
-      <w:ind w:left="403" w:right="259"/>
-    </w:pPr>
     <w:rPr>
-      <w:rFonts w:ascii="Calibri" w:hAnsi="Calibri"/>
-      <w:b w:val="0"/>
       <w:i/>
       <w:iCs/>
-      <w:color w:val="17365D"/>
-      <w:sz w:val="23"/>
+      <w:color w:val="000000" w:themeColor="text1"/>
     </w:rPr>
   </w:style>
   <w:style w:type="character" w:customStyle="1" w:styleId="QuoteChar">

--- a/CAPSTONE/bus311-capstone-cfo-decision-menu.docx
+++ b/CAPSTONE/bus311-capstone-cfo-decision-menu.docx
@@ -45,7 +45,7 @@
           <w:color w:val="5B6472"/>
           <w:sz w:val="18"/>
         </w:rPr>
-        <w:t>5 points  |  Fall 2026  |  Approved student release  |  Source v1.3.0</w:t>
+        <w:t>5 points  |  Fall 2026  |  Approved student release  |  Source v1.4.0</w:t>
       </w:r>
     </w:p>
     <w:p>
@@ -1955,16 +1955,6 @@
         <w:color w:val="5B6472"/>
         <w:sz w:val="17"/>
       </w:rPr>
-      <w:t xml:space="preserve">Approved student release  |  Page </w:t>
-    </w:r>
-    <w:r>
-      <w:rPr>
-        <w:rFonts w:ascii="Aptos" w:hAnsi="Aptos"/>
-        <w:b w:val="0"/>
-        <w:i w:val="0"/>
-        <w:color w:val="5B6472"/>
-        <w:sz w:val="17"/>
-      </w:rPr>
       <w:fldChar w:fldCharType="begin"/>
       <w:instrText xml:space="preserve"> PAGE </w:instrText>
       <w:fldChar w:fldCharType="separate"/>
